--- a/server/apps/workflow_orchestration/assets/templates/health-inspection-example.docx
+++ b/server/apps/workflow_orchestration/assets/templates/health-inspection-example.docx
@@ -4,416 +4,65 @@
   <w:body>
     <w:p>
       <w:pPr>
-        <w:spacing w:after="40" w:before="0"/>
+        <w:spacing w:before="0" w:after="40"/>
       </w:pPr>
       <w:r>
         <w:rPr>
-          <w:rFonts w:ascii="Microsoft YaHei" w:hAnsi="Microsoft YaHei" w:eastAsia="Microsoft YaHei"/>
+          <w:rFonts w:ascii="Calibri" w:hAnsi="Calibri" w:eastAsia="Calibri"/>
           <w:b/>
           <w:color w:val="1F4E79"/>
-          <w:sz w:val="36"/>
-        </w:rPr>
-        <w:t>共 {{ summary.total }} 台主机</w:t>
-      </w:r>
-    </w:p>
-    <w:p>
-      <w:pPr>
-        <w:spacing w:after="40" w:before="0"/>
-      </w:pPr>
-      <w:r>
-        <w:rPr>
-          <w:rFonts w:ascii="Microsoft YaHei" w:hAnsi="Microsoft YaHei" w:eastAsia="Microsoft YaHei"/>
-          <w:b/>
-          <w:color w:val="1F4E79"/>
-          <w:sz w:val="28"/>
+          <w:sz w:val="40"/>
         </w:rPr>
         <w:t>主机健康巡检报告</w:t>
       </w:r>
     </w:p>
     <w:p>
       <w:pPr>
-        <w:spacing w:after="200" w:before="0"/>
+        <w:spacing w:before="0" w:after="40"/>
       </w:pPr>
       <w:r>
         <w:rPr>
-          <w:rFonts w:ascii="Microsoft YaHei" w:hAnsi="Microsoft YaHei" w:eastAsia="Microsoft YaHei"/>
+          <w:rFonts w:ascii="Calibri" w:hAnsi="Calibri" w:eastAsia="Calibri"/>
           <w:b w:val="0"/>
-          <w:color w:val="64748B"/>
+          <w:color w:val="5D6D7E"/>
           <w:sz w:val="20"/>
         </w:rPr>
-        <w:t>—— 资源、系统健康与运行状态审计 ——</w:t>
+        <w:t>资源、系统健康与运行状态  ·  {{ summary.collected_at }}  ·  依据本次采集结果整理</w:t>
       </w:r>
     </w:p>
     <w:p>
       <w:pPr>
-        <w:spacing w:after="160" w:before="0"/>
+        <w:spacing w:before="120" w:after="40"/>
       </w:pPr>
       <w:r>
         <w:rPr>
-          <w:rFonts w:ascii="Microsoft YaHei" w:hAnsi="Microsoft YaHei" w:eastAsia="Microsoft YaHei"/>
-          <w:b w:val="0"/>
-          <w:color w:val="94A3B8"/>
-          <w:sz w:val="18"/>
-        </w:rPr>
-        <w:t>{%p for r in results %}</w:t>
-      </w:r>
-    </w:p>
-    <w:p>
-      <w:pPr>
-        <w:spacing w:after="120" w:before="0"/>
-      </w:pPr>
-      <w:r>
-        <w:rPr>
-          <w:rFonts w:ascii="Microsoft YaHei" w:hAnsi="Microsoft YaHei" w:eastAsia="Microsoft YaHei"/>
+          <w:rFonts w:ascii="Calibri" w:hAnsi="Calibri" w:eastAsia="Calibri"/>
           <w:b/>
-          <w:color w:val="1F4E79"/>
+          <w:color w:val="7B241C"/>
           <w:sz w:val="24"/>
         </w:rPr>
-        <w:t>主机信息</w:t>
-      </w:r>
-    </w:p>
-    <w:p>
-      <w:pPr>
-        <w:spacing w:after="40"/>
-      </w:pPr>
-      <w:r>
-        <w:rPr>
-          <w:rFonts w:ascii="Microsoft YaHei" w:hAnsi="Microsoft YaHei" w:eastAsia="Microsoft YaHei"/>
-          <w:b/>
-          <w:color w:val="334155"/>
-          <w:sz w:val="22"/>
-        </w:rPr>
-        <w:t>主机：</w:t>
-      </w:r>
-      <w:r>
-        <w:rPr>
-          <w:rFonts w:ascii="Microsoft YaHei" w:hAnsi="Microsoft YaHei" w:eastAsia="Microsoft YaHei"/>
-          <w:b w:val="0"/>
-          <w:color w:val="1E293B"/>
-          <w:sz w:val="22"/>
-        </w:rPr>
-        <w:t>{{ r.target.name }}</w:t>
-      </w:r>
-    </w:p>
-    <w:p>
-      <w:pPr>
-        <w:spacing w:after="40"/>
-      </w:pPr>
-      <w:r>
-        <w:rPr>
-          <w:rFonts w:ascii="Microsoft YaHei" w:hAnsi="Microsoft YaHei" w:eastAsia="Microsoft YaHei"/>
-          <w:b/>
-          <w:color w:val="334155"/>
-          <w:sz w:val="22"/>
-        </w:rPr>
-        <w:t>地址：</w:t>
-      </w:r>
-      <w:r>
-        <w:rPr>
-          <w:rFonts w:ascii="Microsoft YaHei" w:hAnsi="Microsoft YaHei" w:eastAsia="Microsoft YaHei"/>
-          <w:b w:val="0"/>
-          <w:color w:val="1E293B"/>
-          <w:sz w:val="22"/>
-        </w:rPr>
-        <w:t>{{ r.target.ip }}</w:t>
-      </w:r>
-    </w:p>
-    <w:p>
-      <w:pPr>
-        <w:spacing w:after="40"/>
-      </w:pPr>
-      <w:r>
-        <w:rPr>
-          <w:rFonts w:ascii="Microsoft YaHei" w:hAnsi="Microsoft YaHei" w:eastAsia="Microsoft YaHei"/>
-          <w:b/>
-          <w:color w:val="334155"/>
-          <w:sz w:val="22"/>
-        </w:rPr>
-        <w:t>系统：</w:t>
-      </w:r>
-      <w:r>
-        <w:rPr>
-          <w:rFonts w:ascii="Microsoft YaHei" w:hAnsi="Microsoft YaHei" w:eastAsia="Microsoft YaHei"/>
-          <w:b w:val="0"/>
-          <w:color w:val="1E293B"/>
-          <w:sz w:val="22"/>
-        </w:rPr>
-        <w:t>{{ r.target.operating_system }}</w:t>
-      </w:r>
-    </w:p>
-    <w:p>
-      <w:pPr>
-        <w:spacing w:after="40"/>
-      </w:pPr>
-      <w:r>
-        <w:rPr>
-          <w:rFonts w:ascii="Microsoft YaHei" w:hAnsi="Microsoft YaHei" w:eastAsia="Microsoft YaHei"/>
-          <w:b/>
-          <w:color w:val="334155"/>
-          <w:sz w:val="22"/>
-        </w:rPr>
-        <w:t>主机名：</w:t>
-      </w:r>
-      <w:r>
-        <w:rPr>
-          <w:rFonts w:ascii="Microsoft YaHei" w:hAnsi="Microsoft YaHei" w:eastAsia="Microsoft YaHei"/>
-          <w:b w:val="0"/>
-          <w:color w:val="1E293B"/>
-          <w:sz w:val="22"/>
-        </w:rPr>
-        <w:t>{{ r.data.host.hostname }}</w:t>
-      </w:r>
-    </w:p>
-    <w:p>
-      <w:pPr>
-        <w:spacing w:after="40"/>
-      </w:pPr>
-      <w:r>
-        <w:rPr>
-          <w:rFonts w:ascii="Microsoft YaHei" w:hAnsi="Microsoft YaHei" w:eastAsia="Microsoft YaHei"/>
-          <w:b/>
-          <w:color w:val="334155"/>
-          <w:sz w:val="22"/>
-        </w:rPr>
-        <w:t>系统版本：</w:t>
-      </w:r>
-      <w:r>
-        <w:rPr>
-          <w:rFonts w:ascii="Microsoft YaHei" w:hAnsi="Microsoft YaHei" w:eastAsia="Microsoft YaHei"/>
-          <w:b w:val="0"/>
-          <w:color w:val="1E293B"/>
-          <w:sz w:val="22"/>
-        </w:rPr>
-        <w:t>{{ r.data.host.os_version }}</w:t>
-      </w:r>
-    </w:p>
-    <w:p>
-      <w:pPr>
-        <w:spacing w:after="40"/>
-      </w:pPr>
-      <w:r>
-        <w:rPr>
-          <w:rFonts w:ascii="Microsoft YaHei" w:hAnsi="Microsoft YaHei" w:eastAsia="Microsoft YaHei"/>
-          <w:b/>
-          <w:color w:val="334155"/>
-          <w:sz w:val="22"/>
-        </w:rPr>
-        <w:t>架构：</w:t>
-      </w:r>
-      <w:r>
-        <w:rPr>
-          <w:rFonts w:ascii="Microsoft YaHei" w:hAnsi="Microsoft YaHei" w:eastAsia="Microsoft YaHei"/>
-          <w:b w:val="0"/>
-          <w:color w:val="1E293B"/>
-          <w:sz w:val="22"/>
-        </w:rPr>
-        <w:t>{{ r.data.host.architecture }}</w:t>
-      </w:r>
-    </w:p>
-    <w:p>
-      <w:pPr>
-        <w:spacing w:after="40"/>
-      </w:pPr>
-      <w:r>
-        <w:rPr>
-          <w:rFonts w:ascii="Microsoft YaHei" w:hAnsi="Microsoft YaHei" w:eastAsia="Microsoft YaHei"/>
-          <w:b/>
-          <w:color w:val="334155"/>
-          <w:sz w:val="22"/>
-        </w:rPr>
-        <w:t>开机时长（小时）：</w:t>
-      </w:r>
-      <w:r>
-        <w:rPr>
-          <w:rFonts w:ascii="Microsoft YaHei" w:hAnsi="Microsoft YaHei" w:eastAsia="Microsoft YaHei"/>
-          <w:b w:val="0"/>
-          <w:color w:val="1E293B"/>
-          <w:sz w:val="22"/>
-        </w:rPr>
-        <w:t>{{ r.data.host.uptime_hours }}</w:t>
-      </w:r>
-    </w:p>
-    <w:p>
-      <w:pPr>
-        <w:spacing w:after="40"/>
-      </w:pPr>
-      <w:r>
-        <w:rPr>
-          <w:rFonts w:ascii="Microsoft YaHei" w:hAnsi="Microsoft YaHei" w:eastAsia="Microsoft YaHei"/>
-          <w:b/>
-          <w:color w:val="334155"/>
-          <w:sz w:val="22"/>
-        </w:rPr>
-        <w:t>逻辑 CPU：</w:t>
-      </w:r>
-      <w:r>
-        <w:rPr>
-          <w:rFonts w:ascii="Microsoft YaHei" w:hAnsi="Microsoft YaHei" w:eastAsia="Microsoft YaHei"/>
-          <w:b w:val="0"/>
-          <w:color w:val="1E293B"/>
-          <w:sz w:val="22"/>
-        </w:rPr>
-        <w:t>{{ r.data.host.cpu_cores }}</w:t>
-      </w:r>
-    </w:p>
-    <w:p>
-      <w:pPr>
-        <w:spacing w:after="40"/>
-      </w:pPr>
-      <w:r>
-        <w:rPr>
-          <w:rFonts w:ascii="Microsoft YaHei" w:hAnsi="Microsoft YaHei" w:eastAsia="Microsoft YaHei"/>
-          <w:b/>
-          <w:color w:val="334155"/>
-          <w:sz w:val="22"/>
-        </w:rPr>
-        <w:t>物理内存（GB）：</w:t>
-      </w:r>
-      <w:r>
-        <w:rPr>
-          <w:rFonts w:ascii="Microsoft YaHei" w:hAnsi="Microsoft YaHei" w:eastAsia="Microsoft YaHei"/>
-          <w:b w:val="0"/>
-          <w:color w:val="1E293B"/>
-          <w:sz w:val="22"/>
-        </w:rPr>
-        <w:t>{{ r.data.host.memory_total_gb }}</w:t>
-      </w:r>
-    </w:p>
-    <w:p>
-      <w:pPr>
-        <w:spacing w:after="40"/>
-      </w:pPr>
-      <w:r>
-        <w:rPr>
-          <w:rFonts w:ascii="Microsoft YaHei" w:hAnsi="Microsoft YaHei" w:eastAsia="Microsoft YaHei"/>
-          <w:b/>
-          <w:color w:val="334155"/>
-          <w:sz w:val="22"/>
-        </w:rPr>
-        <w:t>CPU 热点：</w:t>
-      </w:r>
-      <w:r>
-        <w:rPr>
-          <w:rFonts w:ascii="Microsoft YaHei" w:hAnsi="Microsoft YaHei" w:eastAsia="Microsoft YaHei"/>
-          <w:b w:val="0"/>
-          <w:color w:val="1E293B"/>
-          <w:sz w:val="22"/>
-        </w:rPr>
-        <w:t>{{ r.data.host.top_cpu }}</w:t>
-      </w:r>
-    </w:p>
-    <w:p>
-      <w:pPr>
-        <w:spacing w:after="40"/>
-      </w:pPr>
-      <w:r>
-        <w:rPr>
-          <w:rFonts w:ascii="Microsoft YaHei" w:hAnsi="Microsoft YaHei" w:eastAsia="Microsoft YaHei"/>
-          <w:b/>
-          <w:color w:val="334155"/>
-          <w:sz w:val="22"/>
-        </w:rPr>
-        <w:t>内存热点：</w:t>
-      </w:r>
-      <w:r>
-        <w:rPr>
-          <w:rFonts w:ascii="Microsoft YaHei" w:hAnsi="Microsoft YaHei" w:eastAsia="Microsoft YaHei"/>
-          <w:b w:val="0"/>
-          <w:color w:val="1E293B"/>
-          <w:sz w:val="22"/>
-        </w:rPr>
-        <w:t>{{ r.data.host.top_memory }}</w:t>
-      </w:r>
-    </w:p>
-    <w:p>
-      <w:pPr>
-        <w:spacing w:after="40"/>
-      </w:pPr>
-      <w:r>
-        <w:rPr>
-          <w:rFonts w:ascii="Microsoft YaHei" w:hAnsi="Microsoft YaHei" w:eastAsia="Microsoft YaHei"/>
-          <w:b/>
-          <w:color w:val="334155"/>
-          <w:sz w:val="22"/>
-        </w:rPr>
-        <w:t>检查时间：</w:t>
-      </w:r>
-      <w:r>
-        <w:rPr>
-          <w:rFonts w:ascii="Microsoft YaHei" w:hAnsi="Microsoft YaHei" w:eastAsia="Microsoft YaHei"/>
-          <w:b w:val="0"/>
-          <w:color w:val="1E293B"/>
-          <w:sz w:val="22"/>
-        </w:rPr>
-        <w:t>{{ r.data.collected_at }}</w:t>
-      </w:r>
-    </w:p>
-    <w:p>
-      <w:pPr>
-        <w:spacing w:after="40"/>
-      </w:pPr>
-      <w:r>
-        <w:rPr>
-          <w:rFonts w:ascii="Microsoft YaHei" w:hAnsi="Microsoft YaHei" w:eastAsia="Microsoft YaHei"/>
-          <w:b/>
-          <w:color w:val="334155"/>
-          <w:sz w:val="22"/>
-        </w:rPr>
-        <w:t>检查结论：</w:t>
-      </w:r>
-      <w:r>
-        <w:rPr>
-          <w:rFonts w:ascii="Microsoft YaHei" w:hAnsi="Microsoft YaHei" w:eastAsia="Microsoft YaHei"/>
-          <w:b w:val="0"/>
-          <w:color w:val="1E293B"/>
-          <w:sz w:val="22"/>
-        </w:rPr>
-        <w:t>{{ r.data.conclusion }}</w:t>
-      </w:r>
-    </w:p>
-    <w:p>
-      <w:pPr>
-        <w:spacing w:after="80" w:before="0"/>
-      </w:pPr>
-      <w:r>
-        <w:rPr>
-          <w:rFonts w:ascii="Microsoft YaHei" w:hAnsi="Microsoft YaHei" w:eastAsia="Microsoft YaHei"/>
-          <w:b/>
-          <w:color w:val="1F4E79"/>
-          <w:sz w:val="24"/>
-        </w:rPr>
-        <w:t>总体概览</w:t>
-      </w:r>
-    </w:p>
-    <w:p>
-      <w:pPr>
-        <w:spacing w:after="160" w:before="0"/>
-      </w:pPr>
-      <w:r>
-        <w:rPr>
-          <w:rFonts w:ascii="Microsoft YaHei" w:hAnsi="Microsoft YaHei" w:eastAsia="Microsoft YaHei"/>
-          <w:b w:val="0"/>
-          <w:color w:val="334155"/>
-          <w:sz w:val="22"/>
-        </w:rPr>
-        <w:t>本报告覆盖本次授权主机，检查计算、内存、磁盘、网络、系统健康、进程热点、基础服务、安全浅检与更新账龄，并按严重、告警、正常三级给出处理优先级。</w:t>
+        <w:t>{{ summary.total }} 台主机里 {{ summary.critical_hosts }} 台有严重项，{{ summary.warning_hosts }} 台只有告警，{{ summary.healthy_hosts }} 台健康，{{ summary.failed }} 台没有采集到数据。</w:t>
       </w:r>
     </w:p>
     <w:tbl>
       <w:tblPr>
         <w:tblStyle w:val="TableGrid"/>
         <w:tblW w:type="auto" w:w="0"/>
+        <w:tblLayout w:type="autofit"/>
         <w:tblLook w:firstColumn="1" w:firstRow="1" w:lastColumn="0" w:lastRow="0" w:noHBand="0" w:noVBand="1" w:val="04A0"/>
       </w:tblPr>
       <w:tblGrid>
-        <w:gridCol w:w="3324"/>
-        <w:gridCol w:w="3324"/>
-        <w:gridCol w:w="3324"/>
+        <w:gridCol w:w="1794"/>
+        <w:gridCol w:w="1794"/>
+        <w:gridCol w:w="1794"/>
+        <w:gridCol w:w="1794"/>
+        <w:gridCol w:w="1794"/>
+        <w:gridCol w:w="1794"/>
       </w:tblGrid>
       <w:tr>
         <w:tc>
           <w:tcPr>
-            <w:tcW w:type="dxa" w:w="3324"/>
+            <w:tcW w:type="dxa" w:w="1794"/>
             <w:shd w:val="clear" w:color="auto" w:fill="1F4E79"/>
           </w:tcPr>
           <w:p>
@@ -423,18 +72,18 @@
             <w:r/>
             <w:r>
               <w:rPr>
-                <w:rFonts w:ascii="Microsoft YaHei" w:hAnsi="Microsoft YaHei" w:eastAsia="Microsoft YaHei"/>
+                <w:rFonts w:ascii="Calibri" w:hAnsi="Calibri" w:eastAsia="Calibri"/>
                 <w:b/>
                 <w:color w:val="FFFFFF"/>
-                <w:sz w:val="22"/>
+                <w:sz w:val="18"/>
               </w:rPr>
-              <w:t>指标</w:t>
+              <w:t>覆盖主机</w:t>
             </w:r>
           </w:p>
         </w:tc>
         <w:tc>
           <w:tcPr>
-            <w:tcW w:type="dxa" w:w="3324"/>
+            <w:tcW w:type="dxa" w:w="1794"/>
             <w:shd w:val="clear" w:color="auto" w:fill="1F4E79"/>
           </w:tcPr>
           <w:p>
@@ -444,18 +93,18 @@
             <w:r/>
             <w:r>
               <w:rPr>
-                <w:rFonts w:ascii="Microsoft YaHei" w:hAnsi="Microsoft YaHei" w:eastAsia="Microsoft YaHei"/>
+                <w:rFonts w:ascii="Calibri" w:hAnsi="Calibri" w:eastAsia="Calibri"/>
                 <w:b/>
                 <w:color w:val="FFFFFF"/>
-                <w:sz w:val="22"/>
+                <w:sz w:val="18"/>
               </w:rPr>
-              <w:t>数量</w:t>
+              <w:t>执行成功</w:t>
             </w:r>
           </w:p>
         </w:tc>
         <w:tc>
           <w:tcPr>
-            <w:tcW w:type="dxa" w:w="3324"/>
+            <w:tcW w:type="dxa" w:w="1794"/>
             <w:shd w:val="clear" w:color="auto" w:fill="1F4E79"/>
           </w:tcPr>
           <w:p>
@@ -465,347 +114,10 @@
             <w:r/>
             <w:r>
               <w:rPr>
-                <w:rFonts w:ascii="Microsoft YaHei" w:hAnsi="Microsoft YaHei" w:eastAsia="Microsoft YaHei"/>
+                <w:rFonts w:ascii="Calibri" w:hAnsi="Calibri" w:eastAsia="Calibri"/>
                 <w:b/>
                 <w:color w:val="FFFFFF"/>
-                <w:sz w:val="22"/>
-              </w:rPr>
-              <w:t>说明</w:t>
-            </w:r>
-          </w:p>
-        </w:tc>
-      </w:tr>
-      <w:tr>
-        <w:tc>
-          <w:tcPr>
-            <w:tcW w:type="dxa" w:w="3324"/>
-          </w:tcPr>
-          <w:p>
-            <w:r/>
-            <w:r>
-              <w:rPr>
-                <w:rFonts w:ascii="Microsoft YaHei" w:hAnsi="Microsoft YaHei" w:eastAsia="Microsoft YaHei"/>
-                <w:b w:val="0"/>
-                <w:color w:val="1E293B"/>
-                <w:sz w:val="20"/>
-              </w:rPr>
-              <w:t>指标总数</w:t>
-            </w:r>
-          </w:p>
-        </w:tc>
-        <w:tc>
-          <w:tcPr>
-            <w:tcW w:type="dxa" w:w="3324"/>
-          </w:tcPr>
-          <w:p>
-            <w:r/>
-            <w:r>
-              <w:rPr>
-                <w:rFonts w:ascii="Microsoft YaHei" w:hAnsi="Microsoft YaHei" w:eastAsia="Microsoft YaHei"/>
-                <w:b w:val="0"/>
-                <w:color w:val="1E293B"/>
-                <w:sz w:val="20"/>
-              </w:rPr>
-              <w:t>{{ r.data.metric_count }}</w:t>
-            </w:r>
-          </w:p>
-        </w:tc>
-        <w:tc>
-          <w:tcPr>
-            <w:tcW w:type="dxa" w:w="3324"/>
-          </w:tcPr>
-          <w:p>
-            <w:r/>
-            <w:r>
-              <w:rPr>
-                <w:rFonts w:ascii="Microsoft YaHei" w:hAnsi="Microsoft YaHei" w:eastAsia="Microsoft YaHei"/>
-                <w:b w:val="0"/>
-                <w:color w:val="1E293B"/>
-                <w:sz w:val="20"/>
-              </w:rPr>
-              <w:t>本次采集的检查项</w:t>
-            </w:r>
-          </w:p>
-        </w:tc>
-      </w:tr>
-      <w:tr>
-        <w:tc>
-          <w:tcPr>
-            <w:tcW w:type="dxa" w:w="3324"/>
-          </w:tcPr>
-          <w:p>
-            <w:r/>
-            <w:r>
-              <w:rPr>
-                <w:rFonts w:ascii="Microsoft YaHei" w:hAnsi="Microsoft YaHei" w:eastAsia="Microsoft YaHei"/>
-                <w:b w:val="0"/>
-                <w:color w:val="1E293B"/>
-                <w:sz w:val="20"/>
-              </w:rPr>
-              <w:t>严重问题 (Critical)</w:t>
-            </w:r>
-          </w:p>
-        </w:tc>
-        <w:tc>
-          <w:tcPr>
-            <w:tcW w:type="dxa" w:w="3324"/>
-          </w:tcPr>
-          <w:p>
-            <w:r/>
-            <w:r>
-              <w:rPr>
-                <w:rFonts w:ascii="Microsoft YaHei" w:hAnsi="Microsoft YaHei" w:eastAsia="Microsoft YaHei"/>
-                <w:b w:val="0"/>
-                <w:color w:val="1E293B"/>
-                <w:sz w:val="20"/>
-              </w:rPr>
-              <w:t>{{ r.data.critical_count }}</w:t>
-            </w:r>
-          </w:p>
-        </w:tc>
-        <w:tc>
-          <w:tcPr>
-            <w:tcW w:type="dxa" w:w="3324"/>
-          </w:tcPr>
-          <w:p>
-            <w:r/>
-            <w:r>
-              <w:rPr>
-                <w:rFonts w:ascii="Microsoft YaHei" w:hAnsi="Microsoft YaHei" w:eastAsia="Microsoft YaHei"/>
-                <w:b w:val="0"/>
-                <w:color w:val="1E293B"/>
-                <w:sz w:val="20"/>
-              </w:rPr>
-              <w:t>需立即处理</w:t>
-            </w:r>
-          </w:p>
-        </w:tc>
-      </w:tr>
-      <w:tr>
-        <w:tc>
-          <w:tcPr>
-            <w:tcW w:type="dxa" w:w="3324"/>
-          </w:tcPr>
-          <w:p>
-            <w:r/>
-            <w:r>
-              <w:rPr>
-                <w:rFonts w:ascii="Microsoft YaHei" w:hAnsi="Microsoft YaHei" w:eastAsia="Microsoft YaHei"/>
-                <w:b w:val="0"/>
-                <w:color w:val="1E293B"/>
-                <w:sz w:val="20"/>
-              </w:rPr>
-              <w:t>告警问题 (Warning)</w:t>
-            </w:r>
-          </w:p>
-        </w:tc>
-        <w:tc>
-          <w:tcPr>
-            <w:tcW w:type="dxa" w:w="3324"/>
-          </w:tcPr>
-          <w:p>
-            <w:r/>
-            <w:r>
-              <w:rPr>
-                <w:rFonts w:ascii="Microsoft YaHei" w:hAnsi="Microsoft YaHei" w:eastAsia="Microsoft YaHei"/>
-                <w:b w:val="0"/>
-                <w:color w:val="1E293B"/>
-                <w:sz w:val="20"/>
-              </w:rPr>
-              <w:t>{{ r.data.warning_count }}</w:t>
-            </w:r>
-          </w:p>
-        </w:tc>
-        <w:tc>
-          <w:tcPr>
-            <w:tcW w:type="dxa" w:w="3324"/>
-          </w:tcPr>
-          <w:p>
-            <w:r/>
-            <w:r>
-              <w:rPr>
-                <w:rFonts w:ascii="Microsoft YaHei" w:hAnsi="Microsoft YaHei" w:eastAsia="Microsoft YaHei"/>
-                <w:b w:val="0"/>
-                <w:color w:val="1E293B"/>
-                <w:sz w:val="20"/>
-              </w:rPr>
-              <w:t>建议尽快处理</w:t>
-            </w:r>
-          </w:p>
-        </w:tc>
-      </w:tr>
-      <w:tr>
-        <w:tc>
-          <w:tcPr>
-            <w:tcW w:type="dxa" w:w="3324"/>
-          </w:tcPr>
-          <w:p>
-            <w:r/>
-            <w:r>
-              <w:rPr>
-                <w:rFonts w:ascii="Microsoft YaHei" w:hAnsi="Microsoft YaHei" w:eastAsia="Microsoft YaHei"/>
-                <w:b w:val="0"/>
-                <w:color w:val="1E293B"/>
-                <w:sz w:val="20"/>
-              </w:rPr>
-              <w:t>正常项 (Normal)</w:t>
-            </w:r>
-          </w:p>
-        </w:tc>
-        <w:tc>
-          <w:tcPr>
-            <w:tcW w:type="dxa" w:w="3324"/>
-          </w:tcPr>
-          <w:p>
-            <w:r/>
-            <w:r>
-              <w:rPr>
-                <w:rFonts w:ascii="Microsoft YaHei" w:hAnsi="Microsoft YaHei" w:eastAsia="Microsoft YaHei"/>
-                <w:b w:val="0"/>
-                <w:color w:val="1E293B"/>
-                <w:sz w:val="20"/>
-              </w:rPr>
-              <w:t>{{ r.data.normal_count }}</w:t>
-            </w:r>
-          </w:p>
-        </w:tc>
-        <w:tc>
-          <w:tcPr>
-            <w:tcW w:type="dxa" w:w="3324"/>
-          </w:tcPr>
-          <w:p>
-            <w:r/>
-            <w:r>
-              <w:rPr>
-                <w:rFonts w:ascii="Microsoft YaHei" w:hAnsi="Microsoft YaHei" w:eastAsia="Microsoft YaHei"/>
-                <w:b w:val="0"/>
-                <w:color w:val="1E293B"/>
-                <w:sz w:val="20"/>
-              </w:rPr>
-              <w:t>当前处于正常范围</w:t>
-            </w:r>
-          </w:p>
-        </w:tc>
-      </w:tr>
-      <w:tr>
-        <w:tc>
-          <w:tcPr>
-            <w:tcW w:type="dxa" w:w="3324"/>
-          </w:tcPr>
-          <w:p>
-            <w:r/>
-            <w:r>
-              <w:rPr>
-                <w:rFonts w:ascii="Microsoft YaHei" w:hAnsi="Microsoft YaHei" w:eastAsia="Microsoft YaHei"/>
-                <w:b w:val="0"/>
-                <w:color w:val="1E293B"/>
-                <w:sz w:val="20"/>
-              </w:rPr>
-              <w:t>目标总数</w:t>
-            </w:r>
-          </w:p>
-        </w:tc>
-        <w:tc>
-          <w:tcPr>
-            <w:tcW w:type="dxa" w:w="3324"/>
-          </w:tcPr>
-          <w:p>
-            <w:r/>
-            <w:r>
-              <w:rPr>
-                <w:rFonts w:ascii="Microsoft YaHei" w:hAnsi="Microsoft YaHei" w:eastAsia="Microsoft YaHei"/>
-                <w:b w:val="0"/>
-                <w:color w:val="1E293B"/>
-                <w:sz w:val="20"/>
-              </w:rPr>
-              <w:t>{{ summary.total }}</w:t>
-            </w:r>
-          </w:p>
-        </w:tc>
-        <w:tc>
-          <w:tcPr>
-            <w:tcW w:type="dxa" w:w="3324"/>
-          </w:tcPr>
-          <w:p>
-            <w:r/>
-            <w:r>
-              <w:rPr>
-                <w:rFonts w:ascii="Microsoft YaHei" w:hAnsi="Microsoft YaHei" w:eastAsia="Microsoft YaHei"/>
-                <w:b w:val="0"/>
-                <w:color w:val="1E293B"/>
-                <w:sz w:val="20"/>
-              </w:rPr>
-              <w:t>本次执行主机</w:t>
-            </w:r>
-          </w:p>
-        </w:tc>
-      </w:tr>
-      <w:tr>
-        <w:tc>
-          <w:tcPr>
-            <w:tcW w:type="dxa" w:w="3324"/>
-          </w:tcPr>
-          <w:p>
-            <w:r/>
-            <w:r>
-              <w:rPr>
-                <w:rFonts w:ascii="Microsoft YaHei" w:hAnsi="Microsoft YaHei" w:eastAsia="Microsoft YaHei"/>
-                <w:b w:val="0"/>
-                <w:color w:val="1E293B"/>
-                <w:sz w:val="20"/>
-              </w:rPr>
-              <w:t>执行成功</w:t>
-            </w:r>
-          </w:p>
-        </w:tc>
-        <w:tc>
-          <w:tcPr>
-            <w:tcW w:type="dxa" w:w="3324"/>
-          </w:tcPr>
-          <w:p>
-            <w:r/>
-            <w:r>
-              <w:rPr>
-                <w:rFonts w:ascii="Microsoft YaHei" w:hAnsi="Microsoft YaHei" w:eastAsia="Microsoft YaHei"/>
-                <w:b w:val="0"/>
-                <w:color w:val="1E293B"/>
-                <w:sz w:val="20"/>
-              </w:rPr>
-              <w:t>{{ summary.succeeded }}</w:t>
-            </w:r>
-          </w:p>
-        </w:tc>
-        <w:tc>
-          <w:tcPr>
-            <w:tcW w:type="dxa" w:w="3324"/>
-          </w:tcPr>
-          <w:p>
-            <w:r/>
-            <w:r>
-              <w:rPr>
-                <w:rFonts w:ascii="Microsoft YaHei" w:hAnsi="Microsoft YaHei" w:eastAsia="Microsoft YaHei"/>
-                <w:b w:val="0"/>
-                <w:color w:val="1E293B"/>
-                <w:sz w:val="20"/>
-              </w:rPr>
-              <w:t>脚本执行成功的主机</w:t>
-            </w:r>
-          </w:p>
-        </w:tc>
-      </w:tr>
-      <w:tr>
-        <w:tc>
-          <w:tcPr>
-            <w:tcW w:type="dxa" w:w="3324"/>
-          </w:tcPr>
-          <w:p>
-            <w:r/>
-            <w:r>
-              <w:rPr>
-                <w:rFonts w:ascii="Microsoft YaHei" w:hAnsi="Microsoft YaHei" w:eastAsia="Microsoft YaHei"/>
-                <w:b w:val="0"/>
-                <w:color w:val="1E293B"/>
-                <w:sz w:val="20"/>
+                <w:sz w:val="18"/>
               </w:rPr>
               <w:t>执行失败</w:t>
             </w:r>
@@ -813,88 +125,8 @@
         </w:tc>
         <w:tc>
           <w:tcPr>
-            <w:tcW w:type="dxa" w:w="3324"/>
-          </w:tcPr>
-          <w:p>
-            <w:r/>
-            <w:r>
-              <w:rPr>
-                <w:rFonts w:ascii="Microsoft YaHei" w:hAnsi="Microsoft YaHei" w:eastAsia="Microsoft YaHei"/>
-                <w:b w:val="0"/>
-                <w:color w:val="1E293B"/>
-                <w:sz w:val="20"/>
-              </w:rPr>
-              <w:t>{{ summary.failed }}</w:t>
-            </w:r>
-          </w:p>
-        </w:tc>
-        <w:tc>
-          <w:tcPr>
-            <w:tcW w:type="dxa" w:w="3324"/>
-          </w:tcPr>
-          <w:p>
-            <w:r/>
-            <w:r>
-              <w:rPr>
-                <w:rFonts w:ascii="Microsoft YaHei" w:hAnsi="Microsoft YaHei" w:eastAsia="Microsoft YaHei"/>
-                <w:b w:val="0"/>
-                <w:color w:val="1E293B"/>
-                <w:sz w:val="20"/>
-              </w:rPr>
-              <w:t>脚本执行失败的主机</w:t>
-            </w:r>
-          </w:p>
-        </w:tc>
-      </w:tr>
-    </w:tbl>
-    <w:p/>
-    <w:p>
-      <w:pPr>
-        <w:spacing w:after="40" w:before="0"/>
-      </w:pPr>
-      <w:r>
-        <w:rPr>
-          <w:rFonts w:ascii="Microsoft YaHei" w:hAnsi="Microsoft YaHei" w:eastAsia="Microsoft YaHei"/>
-          <w:b/>
-          <w:color w:val="C0392B"/>
-          <w:sz w:val="24"/>
-        </w:rPr>
-        <w:t>严重问题 (Critical)</w:t>
-      </w:r>
-    </w:p>
-    <w:p>
-      <w:pPr>
-        <w:spacing w:after="120" w:before="0"/>
-      </w:pPr>
-      <w:r>
-        <w:rPr>
-          <w:rFonts w:ascii="Microsoft YaHei" w:hAnsi="Microsoft YaHei" w:eastAsia="Microsoft YaHei"/>
-          <w:b w:val="0"/>
-          <w:color w:val="334155"/>
-          <w:sz w:val="22"/>
-        </w:rPr>
-        <w:t>以下问题存在直接的运行风险，必须立即处理。若无数据表示本主机无严重项。</w:t>
-      </w:r>
-    </w:p>
-    <w:tbl>
-      <w:tblPr>
-        <w:tblStyle w:val="TableGrid"/>
-        <w:tblW w:type="auto" w:w="0"/>
-        <w:tblLook w:firstColumn="1" w:firstRow="1" w:lastColumn="0" w:lastRow="0" w:noHBand="0" w:noVBand="1" w:val="04A0"/>
-      </w:tblPr>
-      <w:tblGrid>
-        <w:gridCol w:w="1662"/>
-        <w:gridCol w:w="1662"/>
-        <w:gridCol w:w="1662"/>
-        <w:gridCol w:w="1662"/>
-        <w:gridCol w:w="1662"/>
-        <w:gridCol w:w="1662"/>
-      </w:tblGrid>
-      <w:tr>
-        <w:tc>
-          <w:tcPr>
-            <w:tcW w:type="dxa" w:w="1662"/>
-            <w:shd w:val="clear" w:color="auto" w:fill="C0392B"/>
+            <w:tcW w:type="dxa" w:w="1794"/>
+            <w:shd w:val="clear" w:color="auto" w:fill="1F4E79"/>
           </w:tcPr>
           <w:p>
             <w:pPr>
@@ -903,19 +135,19 @@
             <w:r/>
             <w:r>
               <w:rPr>
-                <w:rFonts w:ascii="Microsoft YaHei" w:hAnsi="Microsoft YaHei" w:eastAsia="Microsoft YaHei"/>
+                <w:rFonts w:ascii="Calibri" w:hAnsi="Calibri" w:eastAsia="Calibri"/>
                 <w:b/>
                 <w:color w:val="FFFFFF"/>
-                <w:sz w:val="22"/>
+                <w:sz w:val="18"/>
               </w:rPr>
-              <w:t>对象</w:t>
+              <w:t>严重主机</w:t>
             </w:r>
           </w:p>
         </w:tc>
         <w:tc>
           <w:tcPr>
-            <w:tcW w:type="dxa" w:w="1662"/>
-            <w:shd w:val="clear" w:color="auto" w:fill="C0392B"/>
+            <w:tcW w:type="dxa" w:w="1794"/>
+            <w:shd w:val="clear" w:color="auto" w:fill="1F4E79"/>
           </w:tcPr>
           <w:p>
             <w:pPr>
@@ -924,19 +156,19 @@
             <w:r/>
             <w:r>
               <w:rPr>
-                <w:rFonts w:ascii="Microsoft YaHei" w:hAnsi="Microsoft YaHei" w:eastAsia="Microsoft YaHei"/>
+                <w:rFonts w:ascii="Calibri" w:hAnsi="Calibri" w:eastAsia="Calibri"/>
                 <w:b/>
                 <w:color w:val="FFFFFF"/>
-                <w:sz w:val="22"/>
+                <w:sz w:val="18"/>
               </w:rPr>
-              <w:t>分类</w:t>
+              <w:t>告警主机</w:t>
             </w:r>
           </w:p>
         </w:tc>
         <w:tc>
           <w:tcPr>
-            <w:tcW w:type="dxa" w:w="1662"/>
-            <w:shd w:val="clear" w:color="auto" w:fill="C0392B"/>
+            <w:tcW w:type="dxa" w:w="1794"/>
+            <w:shd w:val="clear" w:color="auto" w:fill="1F4E79"/>
           </w:tcPr>
           <w:p>
             <w:pPr>
@@ -945,19 +177,40 @@
             <w:r/>
             <w:r>
               <w:rPr>
-                <w:rFonts w:ascii="Microsoft YaHei" w:hAnsi="Microsoft YaHei" w:eastAsia="Microsoft YaHei"/>
+                <w:rFonts w:ascii="Calibri" w:hAnsi="Calibri" w:eastAsia="Calibri"/>
                 <w:b/>
                 <w:color w:val="FFFFFF"/>
-                <w:sz w:val="22"/>
+                <w:sz w:val="18"/>
               </w:rPr>
-              <w:t>指标</w:t>
+              <w:t>健康主机</w:t>
             </w:r>
           </w:p>
         </w:tc>
-        <w:tc>
-          <w:tcPr>
-            <w:tcW w:type="dxa" w:w="1662"/>
-            <w:shd w:val="clear" w:color="auto" w:fill="C0392B"/>
+      </w:tr>
+      <w:tr>
+        <w:tc>
+          <w:tcPr>
+            <w:tcW w:type="dxa" w:w="1794"/>
+          </w:tcPr>
+          <w:p>
+            <w:pPr>
+              <w:jc w:val="left"/>
+            </w:pPr>
+            <w:r/>
+            <w:r>
+              <w:rPr>
+                <w:rFonts w:ascii="Calibri" w:hAnsi="Calibri" w:eastAsia="Calibri"/>
+                <w:b w:val="0"/>
+                <w:color w:val="1C2833"/>
+                <w:sz w:val="16"/>
+              </w:rPr>
+              <w:t>{{ summary.total }}</w:t>
+            </w:r>
+          </w:p>
+        </w:tc>
+        <w:tc>
+          <w:tcPr>
+            <w:tcW w:type="dxa" w:w="1794"/>
           </w:tcPr>
           <w:p>
             <w:pPr>
@@ -966,19 +219,18 @@
             <w:r/>
             <w:r>
               <w:rPr>
-                <w:rFonts w:ascii="Microsoft YaHei" w:hAnsi="Microsoft YaHei" w:eastAsia="Microsoft YaHei"/>
-                <w:b/>
-                <w:color w:val="FFFFFF"/>
-                <w:sz w:val="22"/>
+                <w:rFonts w:ascii="Calibri" w:hAnsi="Calibri" w:eastAsia="Calibri"/>
+                <w:b w:val="0"/>
+                <w:color w:val="1C2833"/>
+                <w:sz w:val="16"/>
               </w:rPr>
-              <w:t>当前值</w:t>
+              <w:t>{{ summary.succeeded }}</w:t>
             </w:r>
           </w:p>
         </w:tc>
         <w:tc>
           <w:tcPr>
-            <w:tcW w:type="dxa" w:w="1662"/>
-            <w:shd w:val="clear" w:color="auto" w:fill="C0392B"/>
+            <w:tcW w:type="dxa" w:w="1794"/>
           </w:tcPr>
           <w:p>
             <w:pPr>
@@ -987,19 +239,18 @@
             <w:r/>
             <w:r>
               <w:rPr>
-                <w:rFonts w:ascii="Microsoft YaHei" w:hAnsi="Microsoft YaHei" w:eastAsia="Microsoft YaHei"/>
-                <w:b/>
-                <w:color w:val="FFFFFF"/>
-                <w:sz w:val="22"/>
+                <w:rFonts w:ascii="Calibri" w:hAnsi="Calibri" w:eastAsia="Calibri"/>
+                <w:b w:val="0"/>
+                <w:color w:val="1C2833"/>
+                <w:sz w:val="16"/>
               </w:rPr>
-              <w:t>阈值</w:t>
+              <w:t>{{ summary.failed }}</w:t>
             </w:r>
           </w:p>
         </w:tc>
         <w:tc>
           <w:tcPr>
-            <w:tcW w:type="dxa" w:w="1662"/>
-            <w:shd w:val="clear" w:color="auto" w:fill="C0392B"/>
+            <w:tcW w:type="dxa" w:w="1794"/>
           </w:tcPr>
           <w:p>
             <w:pPr>
@@ -1008,267 +259,18 @@
             <w:r/>
             <w:r>
               <w:rPr>
-                <w:rFonts w:ascii="Microsoft YaHei" w:hAnsi="Microsoft YaHei" w:eastAsia="Microsoft YaHei"/>
-                <w:b/>
-                <w:color w:val="FFFFFF"/>
-                <w:sz w:val="22"/>
+                <w:rFonts w:ascii="Calibri" w:hAnsi="Calibri" w:eastAsia="Calibri"/>
+                <w:b w:val="0"/>
+                <w:color w:val="1C2833"/>
+                <w:sz w:val="16"/>
               </w:rPr>
-              <w:t>问题详情</w:t>
+              <w:t>{{ summary.critical_hosts }}</w:t>
             </w:r>
           </w:p>
         </w:tc>
-      </w:tr>
-      <w:tr>
-        <w:tc>
-          <w:tcPr>
-            <w:tcW w:type="dxa" w:w="1662"/>
-          </w:tcPr>
-          <w:p>
-            <w:r/>
-            <w:r>
-              <w:rPr>
-                <w:rFonts w:ascii="Microsoft YaHei" w:hAnsi="Microsoft YaHei" w:eastAsia="Microsoft YaHei"/>
-                <w:b w:val="0"/>
-                <w:color w:val="94A3B8"/>
-                <w:sz w:val="18"/>
-              </w:rPr>
-              <w:t>{%tr for m in r.data.critical|default([]) %}</w:t>
-            </w:r>
-          </w:p>
-        </w:tc>
-        <w:tc>
-          <w:tcPr>
-            <w:tcW w:type="dxa" w:w="1662"/>
-          </w:tcPr>
-          <w:p/>
-        </w:tc>
-        <w:tc>
-          <w:tcPr>
-            <w:tcW w:type="dxa" w:w="1662"/>
-          </w:tcPr>
-          <w:p/>
-        </w:tc>
-        <w:tc>
-          <w:tcPr>
-            <w:tcW w:type="dxa" w:w="1662"/>
-          </w:tcPr>
-          <w:p/>
-        </w:tc>
-        <w:tc>
-          <w:tcPr>
-            <w:tcW w:type="dxa" w:w="1662"/>
-          </w:tcPr>
-          <w:p/>
-        </w:tc>
-        <w:tc>
-          <w:tcPr>
-            <w:tcW w:type="dxa" w:w="1662"/>
-          </w:tcPr>
-          <w:p/>
-        </w:tc>
-      </w:tr>
-      <w:tr>
-        <w:tc>
-          <w:tcPr>
-            <w:tcW w:type="dxa" w:w="1662"/>
-          </w:tcPr>
-          <w:p>
-            <w:r/>
-            <w:r>
-              <w:rPr>
-                <w:rFonts w:ascii="Microsoft YaHei" w:hAnsi="Microsoft YaHei" w:eastAsia="Microsoft YaHei"/>
-                <w:b w:val="0"/>
-                <w:color w:val="1E293B"/>
-                <w:sz w:val="20"/>
-              </w:rPr>
-              <w:t>{{ m.object_name }}</w:t>
-            </w:r>
-          </w:p>
-        </w:tc>
-        <w:tc>
-          <w:tcPr>
-            <w:tcW w:type="dxa" w:w="1662"/>
-          </w:tcPr>
-          <w:p>
-            <w:r/>
-            <w:r>
-              <w:rPr>
-                <w:rFonts w:ascii="Microsoft YaHei" w:hAnsi="Microsoft YaHei" w:eastAsia="Microsoft YaHei"/>
-                <w:b w:val="0"/>
-                <w:color w:val="1E293B"/>
-                <w:sz w:val="20"/>
-              </w:rPr>
-              <w:t>{{ m.category }}</w:t>
-            </w:r>
-          </w:p>
-        </w:tc>
-        <w:tc>
-          <w:tcPr>
-            <w:tcW w:type="dxa" w:w="1662"/>
-          </w:tcPr>
-          <w:p>
-            <w:r/>
-            <w:r>
-              <w:rPr>
-                <w:rFonts w:ascii="Microsoft YaHei" w:hAnsi="Microsoft YaHei" w:eastAsia="Microsoft YaHei"/>
-                <w:b w:val="0"/>
-                <w:color w:val="1E293B"/>
-                <w:sz w:val="20"/>
-              </w:rPr>
-              <w:t>{{ m.display_name|default(m.metric_name) }}</w:t>
-            </w:r>
-          </w:p>
-        </w:tc>
-        <w:tc>
-          <w:tcPr>
-            <w:tcW w:type="dxa" w:w="1662"/>
-          </w:tcPr>
-          <w:p>
-            <w:r/>
-            <w:r>
-              <w:rPr>
-                <w:rFonts w:ascii="Microsoft YaHei" w:hAnsi="Microsoft YaHei" w:eastAsia="Microsoft YaHei"/>
-                <w:b w:val="0"/>
-                <w:color w:val="1E293B"/>
-                <w:sz w:val="20"/>
-              </w:rPr>
-              <w:t>{{ m.value }} {{ m.unit }}</w:t>
-            </w:r>
-          </w:p>
-        </w:tc>
-        <w:tc>
-          <w:tcPr>
-            <w:tcW w:type="dxa" w:w="1662"/>
-          </w:tcPr>
-          <w:p>
-            <w:r/>
-            <w:r>
-              <w:rPr>
-                <w:rFonts w:ascii="Microsoft YaHei" w:hAnsi="Microsoft YaHei" w:eastAsia="Microsoft YaHei"/>
-                <w:b w:val="0"/>
-                <w:color w:val="1E293B"/>
-                <w:sz w:val="20"/>
-              </w:rPr>
-              <w:t>告警 {{ m.warning_threshold }} / 严重 {{ m.critical_threshold }}</w:t>
-            </w:r>
-          </w:p>
-        </w:tc>
-        <w:tc>
-          <w:tcPr>
-            <w:tcW w:type="dxa" w:w="1662"/>
-          </w:tcPr>
-          <w:p>
-            <w:r/>
-            <w:r>
-              <w:rPr>
-                <w:rFonts w:ascii="Microsoft YaHei" w:hAnsi="Microsoft YaHei" w:eastAsia="Microsoft YaHei"/>
-                <w:b w:val="0"/>
-                <w:color w:val="1E293B"/>
-                <w:sz w:val="20"/>
-              </w:rPr>
-              <w:t>{{ m.detail }}</w:t>
-            </w:r>
-          </w:p>
-        </w:tc>
-      </w:tr>
-      <w:tr>
-        <w:tc>
-          <w:tcPr>
-            <w:tcW w:type="dxa" w:w="1662"/>
-          </w:tcPr>
-          <w:p>
-            <w:r/>
-            <w:r>
-              <w:rPr>
-                <w:rFonts w:ascii="Microsoft YaHei" w:hAnsi="Microsoft YaHei" w:eastAsia="Microsoft YaHei"/>
-                <w:b w:val="0"/>
-                <w:color w:val="94A3B8"/>
-                <w:sz w:val="18"/>
-              </w:rPr>
-              <w:t>{%tr endfor %}</w:t>
-            </w:r>
-          </w:p>
-        </w:tc>
-        <w:tc>
-          <w:tcPr>
-            <w:tcW w:type="dxa" w:w="1662"/>
-          </w:tcPr>
-          <w:p/>
-        </w:tc>
-        <w:tc>
-          <w:tcPr>
-            <w:tcW w:type="dxa" w:w="1662"/>
-          </w:tcPr>
-          <w:p/>
-        </w:tc>
-        <w:tc>
-          <w:tcPr>
-            <w:tcW w:type="dxa" w:w="1662"/>
-          </w:tcPr>
-          <w:p/>
-        </w:tc>
-        <w:tc>
-          <w:tcPr>
-            <w:tcW w:type="dxa" w:w="1662"/>
-          </w:tcPr>
-          <w:p/>
-        </w:tc>
-        <w:tc>
-          <w:tcPr>
-            <w:tcW w:type="dxa" w:w="1662"/>
-          </w:tcPr>
-          <w:p/>
-        </w:tc>
-      </w:tr>
-    </w:tbl>
-    <w:p/>
-    <w:p>
-      <w:pPr>
-        <w:spacing w:after="40" w:before="0"/>
-      </w:pPr>
-      <w:r>
-        <w:rPr>
-          <w:rFonts w:ascii="Microsoft YaHei" w:hAnsi="Microsoft YaHei" w:eastAsia="Microsoft YaHei"/>
-          <w:b/>
-          <w:color w:val="B7791F"/>
-          <w:sz w:val="24"/>
-        </w:rPr>
-        <w:t>告警问题 (Warning)</w:t>
-      </w:r>
-    </w:p>
-    <w:p>
-      <w:pPr>
-        <w:spacing w:after="120" w:before="0"/>
-      </w:pPr>
-      <w:r>
-        <w:rPr>
-          <w:rFonts w:ascii="Microsoft YaHei" w:hAnsi="Microsoft YaHei" w:eastAsia="Microsoft YaHei"/>
-          <w:b w:val="0"/>
-          <w:color w:val="334155"/>
-          <w:sz w:val="22"/>
-        </w:rPr>
-        <w:t>以下问题影响主机稳定性，建议尽快处理。若无数据表示本主机无告警项。</w:t>
-      </w:r>
-    </w:p>
-    <w:tbl>
-      <w:tblPr>
-        <w:tblStyle w:val="TableGrid"/>
-        <w:tblW w:type="auto" w:w="0"/>
-        <w:tblLook w:firstColumn="1" w:firstRow="1" w:lastColumn="0" w:lastRow="0" w:noHBand="0" w:noVBand="1" w:val="04A0"/>
-      </w:tblPr>
-      <w:tblGrid>
-        <w:gridCol w:w="1662"/>
-        <w:gridCol w:w="1662"/>
-        <w:gridCol w:w="1662"/>
-        <w:gridCol w:w="1662"/>
-        <w:gridCol w:w="1662"/>
-        <w:gridCol w:w="1662"/>
-      </w:tblGrid>
-      <w:tr>
-        <w:tc>
-          <w:tcPr>
-            <w:tcW w:type="dxa" w:w="1662"/>
-            <w:shd w:val="clear" w:color="auto" w:fill="B7791F"/>
+        <w:tc>
+          <w:tcPr>
+            <w:tcW w:type="dxa" w:w="1794"/>
           </w:tcPr>
           <w:p>
             <w:pPr>
@@ -1277,19 +279,18 @@
             <w:r/>
             <w:r>
               <w:rPr>
-                <w:rFonts w:ascii="Microsoft YaHei" w:hAnsi="Microsoft YaHei" w:eastAsia="Microsoft YaHei"/>
-                <w:b/>
-                <w:color w:val="FFFFFF"/>
-                <w:sz w:val="22"/>
+                <w:rFonts w:ascii="Calibri" w:hAnsi="Calibri" w:eastAsia="Calibri"/>
+                <w:b w:val="0"/>
+                <w:color w:val="1C2833"/>
+                <w:sz w:val="16"/>
               </w:rPr>
-              <w:t>对象</w:t>
+              <w:t>{{ summary.warning_hosts }}</w:t>
             </w:r>
           </w:p>
         </w:tc>
         <w:tc>
           <w:tcPr>
-            <w:tcW w:type="dxa" w:w="1662"/>
-            <w:shd w:val="clear" w:color="auto" w:fill="B7791F"/>
+            <w:tcW w:type="dxa" w:w="1794"/>
           </w:tcPr>
           <w:p>
             <w:pPr>
@@ -1298,19 +299,66 @@
             <w:r/>
             <w:r>
               <w:rPr>
-                <w:rFonts w:ascii="Microsoft YaHei" w:hAnsi="Microsoft YaHei" w:eastAsia="Microsoft YaHei"/>
-                <w:b/>
-                <w:color w:val="FFFFFF"/>
-                <w:sz w:val="22"/>
+                <w:rFonts w:ascii="Calibri" w:hAnsi="Calibri" w:eastAsia="Calibri"/>
+                <w:b w:val="0"/>
+                <w:color w:val="1C2833"/>
+                <w:sz w:val="16"/>
               </w:rPr>
-              <w:t>分类</w:t>
+              <w:t>{{ summary.healthy_hosts }}</w:t>
             </w:r>
           </w:p>
         </w:tc>
-        <w:tc>
-          <w:tcPr>
-            <w:tcW w:type="dxa" w:w="1662"/>
-            <w:shd w:val="clear" w:color="auto" w:fill="B7791F"/>
+      </w:tr>
+    </w:tbl>
+    <w:p>
+      <w:pPr>
+        <w:spacing w:before="280" w:after="40"/>
+      </w:pPr>
+      <w:r>
+        <w:rPr>
+          <w:rFonts w:ascii="Calibri" w:hAnsi="Calibri" w:eastAsia="Calibri"/>
+          <w:b/>
+          <w:color w:val="1F4E79"/>
+          <w:sz w:val="28"/>
+        </w:rPr>
+        <w:t>主机一览</w:t>
+      </w:r>
+    </w:p>
+    <w:p>
+      <w:pPr>
+        <w:spacing w:before="0" w:after="40"/>
+      </w:pPr>
+      <w:r>
+        <w:rPr>
+          <w:rFonts w:ascii="Calibri" w:hAnsi="Calibri" w:eastAsia="Calibri"/>
+          <w:b w:val="0"/>
+          <w:color w:val="5D6D7E"/>
+          <w:sz w:val="20"/>
+        </w:rPr>
+        <w:t>有严重项为红，只有告警为黄，全部正常为绿，没有采集到为灰。</w:t>
+      </w:r>
+    </w:p>
+    <w:tbl>
+      <w:tblPr>
+        <w:tblStyle w:val="TableGrid"/>
+        <w:tblW w:type="auto" w:w="0"/>
+        <w:tblLayout w:type="autofit"/>
+        <w:tblLook w:firstColumn="1" w:firstRow="1" w:lastColumn="0" w:lastRow="0" w:noHBand="0" w:noVBand="1" w:val="04A0"/>
+      </w:tblPr>
+      <w:tblGrid>
+        <w:gridCol w:w="1538"/>
+        <w:gridCol w:w="1538"/>
+        <w:gridCol w:w="1538"/>
+        <w:gridCol w:w="1538"/>
+        <w:gridCol w:w="1538"/>
+        <w:gridCol w:w="1538"/>
+        <w:gridCol w:w="1538"/>
+      </w:tblGrid>
+      <w:tr>
+        <w:tc>
+          <w:tcPr>
+            <w:tcW w:type="dxa" w:w="1538"/>
+            <w:shd w:val="clear" w:color="auto" w:fill="1F4E79"/>
           </w:tcPr>
           <w:p>
             <w:pPr>
@@ -1319,19 +367,19 @@
             <w:r/>
             <w:r>
               <w:rPr>
-                <w:rFonts w:ascii="Microsoft YaHei" w:hAnsi="Microsoft YaHei" w:eastAsia="Microsoft YaHei"/>
+                <w:rFonts w:ascii="Calibri" w:hAnsi="Calibri" w:eastAsia="Calibri"/>
                 <w:b/>
                 <w:color w:val="FFFFFF"/>
-                <w:sz w:val="22"/>
+                <w:sz w:val="18"/>
               </w:rPr>
-              <w:t>指标</w:t>
+              <w:t>主机</w:t>
             </w:r>
           </w:p>
         </w:tc>
         <w:tc>
           <w:tcPr>
-            <w:tcW w:type="dxa" w:w="1662"/>
-            <w:shd w:val="clear" w:color="auto" w:fill="B7791F"/>
+            <w:tcW w:type="dxa" w:w="1538"/>
+            <w:shd w:val="clear" w:color="auto" w:fill="1F4E79"/>
           </w:tcPr>
           <w:p>
             <w:pPr>
@@ -1340,19 +388,19 @@
             <w:r/>
             <w:r>
               <w:rPr>
-                <w:rFonts w:ascii="Microsoft YaHei" w:hAnsi="Microsoft YaHei" w:eastAsia="Microsoft YaHei"/>
+                <w:rFonts w:ascii="Calibri" w:hAnsi="Calibri" w:eastAsia="Calibri"/>
                 <w:b/>
                 <w:color w:val="FFFFFF"/>
-                <w:sz w:val="22"/>
+                <w:sz w:val="18"/>
               </w:rPr>
-              <w:t>当前值</w:t>
+              <w:t>IP</w:t>
             </w:r>
           </w:p>
         </w:tc>
         <w:tc>
           <w:tcPr>
-            <w:tcW w:type="dxa" w:w="1662"/>
-            <w:shd w:val="clear" w:color="auto" w:fill="B7791F"/>
+            <w:tcW w:type="dxa" w:w="1538"/>
+            <w:shd w:val="clear" w:color="auto" w:fill="1F4E79"/>
           </w:tcPr>
           <w:p>
             <w:pPr>
@@ -1361,19 +409,19 @@
             <w:r/>
             <w:r>
               <w:rPr>
-                <w:rFonts w:ascii="Microsoft YaHei" w:hAnsi="Microsoft YaHei" w:eastAsia="Microsoft YaHei"/>
+                <w:rFonts w:ascii="Calibri" w:hAnsi="Calibri" w:eastAsia="Calibri"/>
                 <w:b/>
                 <w:color w:val="FFFFFF"/>
-                <w:sz w:val="22"/>
+                <w:sz w:val="18"/>
               </w:rPr>
-              <w:t>阈值</w:t>
+              <w:t>系统</w:t>
             </w:r>
           </w:p>
         </w:tc>
         <w:tc>
           <w:tcPr>
-            <w:tcW w:type="dxa" w:w="1662"/>
-            <w:shd w:val="clear" w:color="auto" w:fill="B7791F"/>
+            <w:tcW w:type="dxa" w:w="1538"/>
+            <w:shd w:val="clear" w:color="auto" w:fill="1F4E79"/>
           </w:tcPr>
           <w:p>
             <w:pPr>
@@ -1382,267 +430,19 @@
             <w:r/>
             <w:r>
               <w:rPr>
-                <w:rFonts w:ascii="Microsoft YaHei" w:hAnsi="Microsoft YaHei" w:eastAsia="Microsoft YaHei"/>
+                <w:rFonts w:ascii="Calibri" w:hAnsi="Calibri" w:eastAsia="Calibri"/>
                 <w:b/>
                 <w:color w:val="FFFFFF"/>
-                <w:sz w:val="22"/>
+                <w:sz w:val="18"/>
               </w:rPr>
-              <w:t>问题详情</w:t>
+              <w:t>严重</w:t>
             </w:r>
           </w:p>
         </w:tc>
-      </w:tr>
-      <w:tr>
-        <w:tc>
-          <w:tcPr>
-            <w:tcW w:type="dxa" w:w="1662"/>
-          </w:tcPr>
-          <w:p>
-            <w:r/>
-            <w:r>
-              <w:rPr>
-                <w:rFonts w:ascii="Microsoft YaHei" w:hAnsi="Microsoft YaHei" w:eastAsia="Microsoft YaHei"/>
-                <w:b w:val="0"/>
-                <w:color w:val="94A3B8"/>
-                <w:sz w:val="18"/>
-              </w:rPr>
-              <w:t>{%tr for m in r.data.warning|default([]) %}</w:t>
-            </w:r>
-          </w:p>
-        </w:tc>
-        <w:tc>
-          <w:tcPr>
-            <w:tcW w:type="dxa" w:w="1662"/>
-          </w:tcPr>
-          <w:p/>
-        </w:tc>
-        <w:tc>
-          <w:tcPr>
-            <w:tcW w:type="dxa" w:w="1662"/>
-          </w:tcPr>
-          <w:p/>
-        </w:tc>
-        <w:tc>
-          <w:tcPr>
-            <w:tcW w:type="dxa" w:w="1662"/>
-          </w:tcPr>
-          <w:p/>
-        </w:tc>
-        <w:tc>
-          <w:tcPr>
-            <w:tcW w:type="dxa" w:w="1662"/>
-          </w:tcPr>
-          <w:p/>
-        </w:tc>
-        <w:tc>
-          <w:tcPr>
-            <w:tcW w:type="dxa" w:w="1662"/>
-          </w:tcPr>
-          <w:p/>
-        </w:tc>
-      </w:tr>
-      <w:tr>
-        <w:tc>
-          <w:tcPr>
-            <w:tcW w:type="dxa" w:w="1662"/>
-          </w:tcPr>
-          <w:p>
-            <w:r/>
-            <w:r>
-              <w:rPr>
-                <w:rFonts w:ascii="Microsoft YaHei" w:hAnsi="Microsoft YaHei" w:eastAsia="Microsoft YaHei"/>
-                <w:b w:val="0"/>
-                <w:color w:val="1E293B"/>
-                <w:sz w:val="20"/>
-              </w:rPr>
-              <w:t>{{ m.object_name }}</w:t>
-            </w:r>
-          </w:p>
-        </w:tc>
-        <w:tc>
-          <w:tcPr>
-            <w:tcW w:type="dxa" w:w="1662"/>
-          </w:tcPr>
-          <w:p>
-            <w:r/>
-            <w:r>
-              <w:rPr>
-                <w:rFonts w:ascii="Microsoft YaHei" w:hAnsi="Microsoft YaHei" w:eastAsia="Microsoft YaHei"/>
-                <w:b w:val="0"/>
-                <w:color w:val="1E293B"/>
-                <w:sz w:val="20"/>
-              </w:rPr>
-              <w:t>{{ m.category }}</w:t>
-            </w:r>
-          </w:p>
-        </w:tc>
-        <w:tc>
-          <w:tcPr>
-            <w:tcW w:type="dxa" w:w="1662"/>
-          </w:tcPr>
-          <w:p>
-            <w:r/>
-            <w:r>
-              <w:rPr>
-                <w:rFonts w:ascii="Microsoft YaHei" w:hAnsi="Microsoft YaHei" w:eastAsia="Microsoft YaHei"/>
-                <w:b w:val="0"/>
-                <w:color w:val="1E293B"/>
-                <w:sz w:val="20"/>
-              </w:rPr>
-              <w:t>{{ m.display_name|default(m.metric_name) }}</w:t>
-            </w:r>
-          </w:p>
-        </w:tc>
-        <w:tc>
-          <w:tcPr>
-            <w:tcW w:type="dxa" w:w="1662"/>
-          </w:tcPr>
-          <w:p>
-            <w:r/>
-            <w:r>
-              <w:rPr>
-                <w:rFonts w:ascii="Microsoft YaHei" w:hAnsi="Microsoft YaHei" w:eastAsia="Microsoft YaHei"/>
-                <w:b w:val="0"/>
-                <w:color w:val="1E293B"/>
-                <w:sz w:val="20"/>
-              </w:rPr>
-              <w:t>{{ m.value }} {{ m.unit }}</w:t>
-            </w:r>
-          </w:p>
-        </w:tc>
-        <w:tc>
-          <w:tcPr>
-            <w:tcW w:type="dxa" w:w="1662"/>
-          </w:tcPr>
-          <w:p>
-            <w:r/>
-            <w:r>
-              <w:rPr>
-                <w:rFonts w:ascii="Microsoft YaHei" w:hAnsi="Microsoft YaHei" w:eastAsia="Microsoft YaHei"/>
-                <w:b w:val="0"/>
-                <w:color w:val="1E293B"/>
-                <w:sz w:val="20"/>
-              </w:rPr>
-              <w:t>告警 {{ m.warning_threshold }} / 严重 {{ m.critical_threshold }}</w:t>
-            </w:r>
-          </w:p>
-        </w:tc>
-        <w:tc>
-          <w:tcPr>
-            <w:tcW w:type="dxa" w:w="1662"/>
-          </w:tcPr>
-          <w:p>
-            <w:r/>
-            <w:r>
-              <w:rPr>
-                <w:rFonts w:ascii="Microsoft YaHei" w:hAnsi="Microsoft YaHei" w:eastAsia="Microsoft YaHei"/>
-                <w:b w:val="0"/>
-                <w:color w:val="1E293B"/>
-                <w:sz w:val="20"/>
-              </w:rPr>
-              <w:t>{{ m.detail }}</w:t>
-            </w:r>
-          </w:p>
-        </w:tc>
-      </w:tr>
-      <w:tr>
-        <w:tc>
-          <w:tcPr>
-            <w:tcW w:type="dxa" w:w="1662"/>
-          </w:tcPr>
-          <w:p>
-            <w:r/>
-            <w:r>
-              <w:rPr>
-                <w:rFonts w:ascii="Microsoft YaHei" w:hAnsi="Microsoft YaHei" w:eastAsia="Microsoft YaHei"/>
-                <w:b w:val="0"/>
-                <w:color w:val="94A3B8"/>
-                <w:sz w:val="18"/>
-              </w:rPr>
-              <w:t>{%tr endfor %}</w:t>
-            </w:r>
-          </w:p>
-        </w:tc>
-        <w:tc>
-          <w:tcPr>
-            <w:tcW w:type="dxa" w:w="1662"/>
-          </w:tcPr>
-          <w:p/>
-        </w:tc>
-        <w:tc>
-          <w:tcPr>
-            <w:tcW w:type="dxa" w:w="1662"/>
-          </w:tcPr>
-          <w:p/>
-        </w:tc>
-        <w:tc>
-          <w:tcPr>
-            <w:tcW w:type="dxa" w:w="1662"/>
-          </w:tcPr>
-          <w:p/>
-        </w:tc>
-        <w:tc>
-          <w:tcPr>
-            <w:tcW w:type="dxa" w:w="1662"/>
-          </w:tcPr>
-          <w:p/>
-        </w:tc>
-        <w:tc>
-          <w:tcPr>
-            <w:tcW w:type="dxa" w:w="1662"/>
-          </w:tcPr>
-          <w:p/>
-        </w:tc>
-      </w:tr>
-    </w:tbl>
-    <w:p/>
-    <w:p>
-      <w:pPr>
-        <w:spacing w:after="40" w:before="0"/>
-      </w:pPr>
-      <w:r>
-        <w:rPr>
-          <w:rFonts w:ascii="Microsoft YaHei" w:hAnsi="Microsoft YaHei" w:eastAsia="Microsoft YaHei"/>
-          <w:b/>
-          <w:color w:val="1F7A4D"/>
-          <w:sz w:val="24"/>
-        </w:rPr>
-        <w:t>正常项 (Normal)</w:t>
-      </w:r>
-    </w:p>
-    <w:p>
-      <w:pPr>
-        <w:spacing w:after="120" w:before="0"/>
-      </w:pPr>
-      <w:r>
-        <w:rPr>
-          <w:rFonts w:ascii="Microsoft YaHei" w:hAnsi="Microsoft YaHei" w:eastAsia="Microsoft YaHei"/>
-          <w:b w:val="0"/>
-          <w:color w:val="334155"/>
-          <w:sz w:val="22"/>
-        </w:rPr>
-        <w:t>以下检查项当前处于正常范围，含进程热点等观察项。</w:t>
-      </w:r>
-    </w:p>
-    <w:tbl>
-      <w:tblPr>
-        <w:tblStyle w:val="TableGrid"/>
-        <w:tblW w:type="auto" w:w="0"/>
-        <w:tblLook w:firstColumn="1" w:firstRow="1" w:lastColumn="0" w:lastRow="0" w:noHBand="0" w:noVBand="1" w:val="04A0"/>
-      </w:tblPr>
-      <w:tblGrid>
-        <w:gridCol w:w="1662"/>
-        <w:gridCol w:w="1662"/>
-        <w:gridCol w:w="1662"/>
-        <w:gridCol w:w="1662"/>
-        <w:gridCol w:w="1662"/>
-        <w:gridCol w:w="1662"/>
-      </w:tblGrid>
-      <w:tr>
-        <w:tc>
-          <w:tcPr>
-            <w:tcW w:type="dxa" w:w="1662"/>
-            <w:shd w:val="clear" w:color="auto" w:fill="1F7A4D"/>
+        <w:tc>
+          <w:tcPr>
+            <w:tcW w:type="dxa" w:w="1538"/>
+            <w:shd w:val="clear" w:color="auto" w:fill="1F4E79"/>
           </w:tcPr>
           <w:p>
             <w:pPr>
@@ -1651,19 +451,19 @@
             <w:r/>
             <w:r>
               <w:rPr>
-                <w:rFonts w:ascii="Microsoft YaHei" w:hAnsi="Microsoft YaHei" w:eastAsia="Microsoft YaHei"/>
+                <w:rFonts w:ascii="Calibri" w:hAnsi="Calibri" w:eastAsia="Calibri"/>
                 <w:b/>
                 <w:color w:val="FFFFFF"/>
-                <w:sz w:val="22"/>
+                <w:sz w:val="18"/>
               </w:rPr>
-              <w:t>对象</w:t>
+              <w:t>告警</w:t>
             </w:r>
           </w:p>
         </w:tc>
         <w:tc>
           <w:tcPr>
-            <w:tcW w:type="dxa" w:w="1662"/>
-            <w:shd w:val="clear" w:color="auto" w:fill="1F7A4D"/>
+            <w:tcW w:type="dxa" w:w="1538"/>
+            <w:shd w:val="clear" w:color="auto" w:fill="1F4E79"/>
           </w:tcPr>
           <w:p>
             <w:pPr>
@@ -1672,19 +472,19 @@
             <w:r/>
             <w:r>
               <w:rPr>
-                <w:rFonts w:ascii="Microsoft YaHei" w:hAnsi="Microsoft YaHei" w:eastAsia="Microsoft YaHei"/>
+                <w:rFonts w:ascii="Calibri" w:hAnsi="Calibri" w:eastAsia="Calibri"/>
                 <w:b/>
                 <w:color w:val="FFFFFF"/>
-                <w:sz w:val="22"/>
+                <w:sz w:val="18"/>
               </w:rPr>
-              <w:t>分类</w:t>
+              <w:t>正常</w:t>
             </w:r>
           </w:p>
         </w:tc>
         <w:tc>
           <w:tcPr>
-            <w:tcW w:type="dxa" w:w="1662"/>
-            <w:shd w:val="clear" w:color="auto" w:fill="1F7A4D"/>
+            <w:tcW w:type="dxa" w:w="1538"/>
+            <w:shd w:val="clear" w:color="auto" w:fill="1F4E79"/>
           </w:tcPr>
           <w:p>
             <w:pPr>
@@ -1693,19 +493,88 @@
             <w:r/>
             <w:r>
               <w:rPr>
-                <w:rFonts w:ascii="Microsoft YaHei" w:hAnsi="Microsoft YaHei" w:eastAsia="Microsoft YaHei"/>
+                <w:rFonts w:ascii="Calibri" w:hAnsi="Calibri" w:eastAsia="Calibri"/>
                 <w:b/>
                 <w:color w:val="FFFFFF"/>
-                <w:sz w:val="22"/>
+                <w:sz w:val="18"/>
               </w:rPr>
-              <w:t>指标</w:t>
+              <w:t>结论</w:t>
             </w:r>
           </w:p>
         </w:tc>
-        <w:tc>
-          <w:tcPr>
-            <w:tcW w:type="dxa" w:w="1662"/>
-            <w:shd w:val="clear" w:color="auto" w:fill="1F7A4D"/>
+      </w:tr>
+      <w:tr>
+        <w:tc>
+          <w:tcPr>
+            <w:tcW w:type="dxa" w:w="1538"/>
+          </w:tcPr>
+          <w:p>
+            <w:r>
+              <w:t>{%tr for r in results if r.status != 'SUCCESS' %}</w:t>
+            </w:r>
+          </w:p>
+        </w:tc>
+        <w:tc>
+          <w:tcPr>
+            <w:tcW w:type="dxa" w:w="1538"/>
+          </w:tcPr>
+          <w:p/>
+        </w:tc>
+        <w:tc>
+          <w:tcPr>
+            <w:tcW w:type="dxa" w:w="1538"/>
+          </w:tcPr>
+          <w:p/>
+        </w:tc>
+        <w:tc>
+          <w:tcPr>
+            <w:tcW w:type="dxa" w:w="1538"/>
+          </w:tcPr>
+          <w:p/>
+        </w:tc>
+        <w:tc>
+          <w:tcPr>
+            <w:tcW w:type="dxa" w:w="1538"/>
+          </w:tcPr>
+          <w:p/>
+        </w:tc>
+        <w:tc>
+          <w:tcPr>
+            <w:tcW w:type="dxa" w:w="1538"/>
+          </w:tcPr>
+          <w:p/>
+        </w:tc>
+        <w:tc>
+          <w:tcPr>
+            <w:tcW w:type="dxa" w:w="1538"/>
+          </w:tcPr>
+          <w:p/>
+        </w:tc>
+      </w:tr>
+      <w:tr>
+        <w:tc>
+          <w:tcPr>
+            <w:tcW w:type="dxa" w:w="1538"/>
+          </w:tcPr>
+          <w:p>
+            <w:pPr>
+              <w:jc w:val="left"/>
+            </w:pPr>
+            <w:r/>
+            <w:r>
+              <w:rPr>
+                <w:rFonts w:ascii="Calibri" w:hAnsi="Calibri" w:eastAsia="Calibri"/>
+                <w:b w:val="0"/>
+                <w:color w:val="1C2833"/>
+                <w:sz w:val="16"/>
+              </w:rPr>
+              <w:t>{{ r.target.name }}</w:t>
+            </w:r>
+          </w:p>
+        </w:tc>
+        <w:tc>
+          <w:tcPr>
+            <w:tcW w:type="dxa" w:w="1538"/>
           </w:tcPr>
           <w:p>
             <w:pPr>
@@ -1714,19 +583,18 @@
             <w:r/>
             <w:r>
               <w:rPr>
-                <w:rFonts w:ascii="Microsoft YaHei" w:hAnsi="Microsoft YaHei" w:eastAsia="Microsoft YaHei"/>
-                <w:b/>
-                <w:color w:val="FFFFFF"/>
-                <w:sz w:val="22"/>
+                <w:rFonts w:ascii="Calibri" w:hAnsi="Calibri" w:eastAsia="Calibri"/>
+                <w:b w:val="0"/>
+                <w:color w:val="1C2833"/>
+                <w:sz w:val="16"/>
               </w:rPr>
-              <w:t>当前值</w:t>
+              <w:t>{{ r.target.ip }}</w:t>
             </w:r>
           </w:p>
         </w:tc>
         <w:tc>
           <w:tcPr>
-            <w:tcW w:type="dxa" w:w="1662"/>
-            <w:shd w:val="clear" w:color="auto" w:fill="1F7A4D"/>
+            <w:tcW w:type="dxa" w:w="1538"/>
           </w:tcPr>
           <w:p>
             <w:pPr>
@@ -1735,19 +603,18 @@
             <w:r/>
             <w:r>
               <w:rPr>
-                <w:rFonts w:ascii="Microsoft YaHei" w:hAnsi="Microsoft YaHei" w:eastAsia="Microsoft YaHei"/>
-                <w:b/>
-                <w:color w:val="FFFFFF"/>
-                <w:sz w:val="22"/>
+                <w:rFonts w:ascii="Calibri" w:hAnsi="Calibri" w:eastAsia="Calibri"/>
+                <w:b w:val="0"/>
+                <w:color w:val="1C2833"/>
+                <w:sz w:val="16"/>
               </w:rPr>
-              <w:t>阈值</w:t>
+              <w:t>{{ r.target.operating_system }}</w:t>
             </w:r>
           </w:p>
         </w:tc>
         <w:tc>
           <w:tcPr>
-            <w:tcW w:type="dxa" w:w="1662"/>
-            <w:shd w:val="clear" w:color="auto" w:fill="1F7A4D"/>
+            <w:tcW w:type="dxa" w:w="1538"/>
           </w:tcPr>
           <w:p>
             <w:pPr>
@@ -1756,269 +623,18 @@
             <w:r/>
             <w:r>
               <w:rPr>
-                <w:rFonts w:ascii="Microsoft YaHei" w:hAnsi="Microsoft YaHei" w:eastAsia="Microsoft YaHei"/>
-                <w:b/>
-                <w:color w:val="FFFFFF"/>
-                <w:sz w:val="22"/>
+                <w:rFonts w:ascii="Calibri" w:hAnsi="Calibri" w:eastAsia="Calibri"/>
+                <w:b w:val="0"/>
+                <w:color w:val="1C2833"/>
+                <w:sz w:val="16"/>
               </w:rPr>
-              <w:t>问题详情</w:t>
+              <w:t>{{ r.data.critical_count }}</w:t>
             </w:r>
           </w:p>
         </w:tc>
-      </w:tr>
-      <w:tr>
-        <w:tc>
-          <w:tcPr>
-            <w:tcW w:type="dxa" w:w="1662"/>
-          </w:tcPr>
-          <w:p>
-            <w:r/>
-            <w:r>
-              <w:rPr>
-                <w:rFonts w:ascii="Microsoft YaHei" w:hAnsi="Microsoft YaHei" w:eastAsia="Microsoft YaHei"/>
-                <w:b w:val="0"/>
-                <w:color w:val="94A3B8"/>
-                <w:sz w:val="18"/>
-              </w:rPr>
-              <w:t>{%tr for m in r.data.normal|default([]) %}</w:t>
-            </w:r>
-          </w:p>
-        </w:tc>
-        <w:tc>
-          <w:tcPr>
-            <w:tcW w:type="dxa" w:w="1662"/>
-          </w:tcPr>
-          <w:p/>
-        </w:tc>
-        <w:tc>
-          <w:tcPr>
-            <w:tcW w:type="dxa" w:w="1662"/>
-          </w:tcPr>
-          <w:p/>
-        </w:tc>
-        <w:tc>
-          <w:tcPr>
-            <w:tcW w:type="dxa" w:w="1662"/>
-          </w:tcPr>
-          <w:p/>
-        </w:tc>
-        <w:tc>
-          <w:tcPr>
-            <w:tcW w:type="dxa" w:w="1662"/>
-          </w:tcPr>
-          <w:p/>
-        </w:tc>
-        <w:tc>
-          <w:tcPr>
-            <w:tcW w:type="dxa" w:w="1662"/>
-          </w:tcPr>
-          <w:p/>
-        </w:tc>
-      </w:tr>
-      <w:tr>
-        <w:tc>
-          <w:tcPr>
-            <w:tcW w:type="dxa" w:w="1662"/>
-          </w:tcPr>
-          <w:p>
-            <w:r/>
-            <w:r>
-              <w:rPr>
-                <w:rFonts w:ascii="Microsoft YaHei" w:hAnsi="Microsoft YaHei" w:eastAsia="Microsoft YaHei"/>
-                <w:b w:val="0"/>
-                <w:color w:val="1E293B"/>
-                <w:sz w:val="20"/>
-              </w:rPr>
-              <w:t>{{ m.object_name }}</w:t>
-            </w:r>
-          </w:p>
-        </w:tc>
-        <w:tc>
-          <w:tcPr>
-            <w:tcW w:type="dxa" w:w="1662"/>
-          </w:tcPr>
-          <w:p>
-            <w:r/>
-            <w:r>
-              <w:rPr>
-                <w:rFonts w:ascii="Microsoft YaHei" w:hAnsi="Microsoft YaHei" w:eastAsia="Microsoft YaHei"/>
-                <w:b w:val="0"/>
-                <w:color w:val="1E293B"/>
-                <w:sz w:val="20"/>
-              </w:rPr>
-              <w:t>{{ m.category }}</w:t>
-            </w:r>
-          </w:p>
-        </w:tc>
-        <w:tc>
-          <w:tcPr>
-            <w:tcW w:type="dxa" w:w="1662"/>
-          </w:tcPr>
-          <w:p>
-            <w:r/>
-            <w:r>
-              <w:rPr>
-                <w:rFonts w:ascii="Microsoft YaHei" w:hAnsi="Microsoft YaHei" w:eastAsia="Microsoft YaHei"/>
-                <w:b w:val="0"/>
-                <w:color w:val="1E293B"/>
-                <w:sz w:val="20"/>
-              </w:rPr>
-              <w:t>{{ m.display_name|default(m.metric_name) }}</w:t>
-            </w:r>
-          </w:p>
-        </w:tc>
-        <w:tc>
-          <w:tcPr>
-            <w:tcW w:type="dxa" w:w="1662"/>
-          </w:tcPr>
-          <w:p>
-            <w:r/>
-            <w:r>
-              <w:rPr>
-                <w:rFonts w:ascii="Microsoft YaHei" w:hAnsi="Microsoft YaHei" w:eastAsia="Microsoft YaHei"/>
-                <w:b w:val="0"/>
-                <w:color w:val="1E293B"/>
-                <w:sz w:val="20"/>
-              </w:rPr>
-              <w:t>{{ m.value }} {{ m.unit }}</w:t>
-            </w:r>
-          </w:p>
-        </w:tc>
-        <w:tc>
-          <w:tcPr>
-            <w:tcW w:type="dxa" w:w="1662"/>
-          </w:tcPr>
-          <w:p>
-            <w:r/>
-            <w:r>
-              <w:rPr>
-                <w:rFonts w:ascii="Microsoft YaHei" w:hAnsi="Microsoft YaHei" w:eastAsia="Microsoft YaHei"/>
-                <w:b w:val="0"/>
-                <w:color w:val="1E293B"/>
-                <w:sz w:val="20"/>
-              </w:rPr>
-              <w:t>告警 {{ m.warning_threshold }} / 严重 {{ m.critical_threshold }}</w:t>
-            </w:r>
-          </w:p>
-        </w:tc>
-        <w:tc>
-          <w:tcPr>
-            <w:tcW w:type="dxa" w:w="1662"/>
-          </w:tcPr>
-          <w:p>
-            <w:r/>
-            <w:r>
-              <w:rPr>
-                <w:rFonts w:ascii="Microsoft YaHei" w:hAnsi="Microsoft YaHei" w:eastAsia="Microsoft YaHei"/>
-                <w:b w:val="0"/>
-                <w:color w:val="1E293B"/>
-                <w:sz w:val="20"/>
-              </w:rPr>
-              <w:t>{{ m.detail }}</w:t>
-            </w:r>
-          </w:p>
-        </w:tc>
-      </w:tr>
-      <w:tr>
-        <w:tc>
-          <w:tcPr>
-            <w:tcW w:type="dxa" w:w="1662"/>
-          </w:tcPr>
-          <w:p>
-            <w:r/>
-            <w:r>
-              <w:rPr>
-                <w:rFonts w:ascii="Microsoft YaHei" w:hAnsi="Microsoft YaHei" w:eastAsia="Microsoft YaHei"/>
-                <w:b w:val="0"/>
-                <w:color w:val="94A3B8"/>
-                <w:sz w:val="18"/>
-              </w:rPr>
-              <w:t>{%tr endfor %}</w:t>
-            </w:r>
-          </w:p>
-        </w:tc>
-        <w:tc>
-          <w:tcPr>
-            <w:tcW w:type="dxa" w:w="1662"/>
-          </w:tcPr>
-          <w:p/>
-        </w:tc>
-        <w:tc>
-          <w:tcPr>
-            <w:tcW w:type="dxa" w:w="1662"/>
-          </w:tcPr>
-          <w:p/>
-        </w:tc>
-        <w:tc>
-          <w:tcPr>
-            <w:tcW w:type="dxa" w:w="1662"/>
-          </w:tcPr>
-          <w:p/>
-        </w:tc>
-        <w:tc>
-          <w:tcPr>
-            <w:tcW w:type="dxa" w:w="1662"/>
-          </w:tcPr>
-          <w:p/>
-        </w:tc>
-        <w:tc>
-          <w:tcPr>
-            <w:tcW w:type="dxa" w:w="1662"/>
-          </w:tcPr>
-          <w:p/>
-        </w:tc>
-      </w:tr>
-    </w:tbl>
-    <w:p/>
-    <w:p>
-      <w:pPr>
-        <w:spacing w:after="40" w:before="0"/>
-      </w:pPr>
-      <w:r>
-        <w:rPr>
-          <w:rFonts w:ascii="Microsoft YaHei" w:hAnsi="Microsoft YaHei" w:eastAsia="Microsoft YaHei"/>
-          <w:b/>
-          <w:color w:val="1F4E79"/>
-          <w:sz w:val="24"/>
-        </w:rPr>
-        <w:t>检查明细</w:t>
-      </w:r>
-    </w:p>
-    <w:p>
-      <w:pPr>
-        <w:spacing w:after="120" w:before="0"/>
-      </w:pPr>
-      <w:r>
-        <w:rPr>
-          <w:rFonts w:ascii="Microsoft YaHei" w:hAnsi="Microsoft YaHei" w:eastAsia="Microsoft YaHei"/>
-          <w:b w:val="0"/>
-          <w:color w:val="334155"/>
-          <w:sz w:val="22"/>
-        </w:rPr>
-        <w:t>按主机、操作系统、对象和指标展开全部采集结果，供核对原始数据。</w:t>
-      </w:r>
-    </w:p>
-    <w:tbl>
-      <w:tblPr>
-        <w:tblStyle w:val="TableGrid"/>
-        <w:tblW w:type="auto" w:w="0"/>
-        <w:tblLook w:firstColumn="1" w:firstRow="1" w:lastColumn="0" w:lastRow="0" w:noHBand="0" w:noVBand="1" w:val="04A0"/>
-      </w:tblPr>
-      <w:tblGrid>
-        <w:gridCol w:w="1246"/>
-        <w:gridCol w:w="1246"/>
-        <w:gridCol w:w="1246"/>
-        <w:gridCol w:w="1246"/>
-        <w:gridCol w:w="1246"/>
-        <w:gridCol w:w="1246"/>
-        <w:gridCol w:w="1246"/>
-        <w:gridCol w:w="1246"/>
-      </w:tblGrid>
-      <w:tr>
-        <w:tc>
-          <w:tcPr>
-            <w:tcW w:type="dxa" w:w="1246"/>
-            <w:shd w:val="clear" w:color="auto" w:fill="1F4E79"/>
+        <w:tc>
+          <w:tcPr>
+            <w:tcW w:type="dxa" w:w="1538"/>
           </w:tcPr>
           <w:p>
             <w:pPr>
@@ -2027,19 +643,18 @@
             <w:r/>
             <w:r>
               <w:rPr>
-                <w:rFonts w:ascii="Microsoft YaHei" w:hAnsi="Microsoft YaHei" w:eastAsia="Microsoft YaHei"/>
-                <w:b/>
-                <w:color w:val="FFFFFF"/>
-                <w:sz w:val="22"/>
+                <w:rFonts w:ascii="Calibri" w:hAnsi="Calibri" w:eastAsia="Calibri"/>
+                <w:b w:val="0"/>
+                <w:color w:val="1C2833"/>
+                <w:sz w:val="16"/>
               </w:rPr>
-              <w:t>主机</w:t>
+              <w:t>{{ r.data.warning_count }}</w:t>
             </w:r>
           </w:p>
         </w:tc>
         <w:tc>
           <w:tcPr>
-            <w:tcW w:type="dxa" w:w="1246"/>
-            <w:shd w:val="clear" w:color="auto" w:fill="1F4E79"/>
+            <w:tcW w:type="dxa" w:w="1538"/>
           </w:tcPr>
           <w:p>
             <w:pPr>
@@ -2048,19 +663,19 @@
             <w:r/>
             <w:r>
               <w:rPr>
-                <w:rFonts w:ascii="Microsoft YaHei" w:hAnsi="Microsoft YaHei" w:eastAsia="Microsoft YaHei"/>
-                <w:b/>
-                <w:color w:val="FFFFFF"/>
-                <w:sz w:val="22"/>
+                <w:rFonts w:ascii="Calibri" w:hAnsi="Calibri" w:eastAsia="Calibri"/>
+                <w:b w:val="0"/>
+                <w:color w:val="1C2833"/>
+                <w:sz w:val="16"/>
               </w:rPr>
-              <w:t>IP</w:t>
+              <w:t>{{ r.data.normal_count }}</w:t>
             </w:r>
           </w:p>
         </w:tc>
         <w:tc>
           <w:tcPr>
-            <w:tcW w:type="dxa" w:w="1246"/>
-            <w:shd w:val="clear" w:color="auto" w:fill="1F4E79"/>
+            <w:tcW w:type="dxa" w:w="1538"/>
+            <w:shd w:val="clear" w:color="auto" w:fill="F4F6F7"/>
           </w:tcPr>
           <w:p>
             <w:pPr>
@@ -2069,19 +684,136 @@
             <w:r/>
             <w:r>
               <w:rPr>
-                <w:rFonts w:ascii="Microsoft YaHei" w:hAnsi="Microsoft YaHei" w:eastAsia="Microsoft YaHei"/>
+                <w:rFonts w:ascii="Calibri" w:hAnsi="Calibri" w:eastAsia="Calibri"/>
                 <w:b/>
-                <w:color w:val="FFFFFF"/>
-                <w:sz w:val="22"/>
+                <w:color w:val="7F8C8D"/>
+                <w:sz w:val="16"/>
               </w:rPr>
-              <w:t>对象</w:t>
+              <w:t>未采集</w:t>
             </w:r>
           </w:p>
         </w:tc>
-        <w:tc>
-          <w:tcPr>
-            <w:tcW w:type="dxa" w:w="1246"/>
-            <w:shd w:val="clear" w:color="auto" w:fill="1F4E79"/>
+      </w:tr>
+      <w:tr>
+        <w:tc>
+          <w:tcPr>
+            <w:tcW w:type="dxa" w:w="1538"/>
+          </w:tcPr>
+          <w:p>
+            <w:r>
+              <w:t>{%tr endfor %}</w:t>
+            </w:r>
+          </w:p>
+        </w:tc>
+        <w:tc>
+          <w:tcPr>
+            <w:tcW w:type="dxa" w:w="1538"/>
+          </w:tcPr>
+          <w:p/>
+        </w:tc>
+        <w:tc>
+          <w:tcPr>
+            <w:tcW w:type="dxa" w:w="1538"/>
+          </w:tcPr>
+          <w:p/>
+        </w:tc>
+        <w:tc>
+          <w:tcPr>
+            <w:tcW w:type="dxa" w:w="1538"/>
+          </w:tcPr>
+          <w:p/>
+        </w:tc>
+        <w:tc>
+          <w:tcPr>
+            <w:tcW w:type="dxa" w:w="1538"/>
+          </w:tcPr>
+          <w:p/>
+        </w:tc>
+        <w:tc>
+          <w:tcPr>
+            <w:tcW w:type="dxa" w:w="1538"/>
+          </w:tcPr>
+          <w:p/>
+        </w:tc>
+        <w:tc>
+          <w:tcPr>
+            <w:tcW w:type="dxa" w:w="1538"/>
+          </w:tcPr>
+          <w:p/>
+        </w:tc>
+      </w:tr>
+      <w:tr>
+        <w:tc>
+          <w:tcPr>
+            <w:tcW w:type="dxa" w:w="1538"/>
+          </w:tcPr>
+          <w:p>
+            <w:r>
+              <w:t>{%tr for r in results if r.status == 'SUCCESS' and r.data.critical_count &gt; 0 %}</w:t>
+            </w:r>
+          </w:p>
+        </w:tc>
+        <w:tc>
+          <w:tcPr>
+            <w:tcW w:type="dxa" w:w="1538"/>
+          </w:tcPr>
+          <w:p/>
+        </w:tc>
+        <w:tc>
+          <w:tcPr>
+            <w:tcW w:type="dxa" w:w="1538"/>
+          </w:tcPr>
+          <w:p/>
+        </w:tc>
+        <w:tc>
+          <w:tcPr>
+            <w:tcW w:type="dxa" w:w="1538"/>
+          </w:tcPr>
+          <w:p/>
+        </w:tc>
+        <w:tc>
+          <w:tcPr>
+            <w:tcW w:type="dxa" w:w="1538"/>
+          </w:tcPr>
+          <w:p/>
+        </w:tc>
+        <w:tc>
+          <w:tcPr>
+            <w:tcW w:type="dxa" w:w="1538"/>
+          </w:tcPr>
+          <w:p/>
+        </w:tc>
+        <w:tc>
+          <w:tcPr>
+            <w:tcW w:type="dxa" w:w="1538"/>
+          </w:tcPr>
+          <w:p/>
+        </w:tc>
+      </w:tr>
+      <w:tr>
+        <w:tc>
+          <w:tcPr>
+            <w:tcW w:type="dxa" w:w="1538"/>
+          </w:tcPr>
+          <w:p>
+            <w:pPr>
+              <w:jc w:val="left"/>
+            </w:pPr>
+            <w:r/>
+            <w:r>
+              <w:rPr>
+                <w:rFonts w:ascii="Calibri" w:hAnsi="Calibri" w:eastAsia="Calibri"/>
+                <w:b w:val="0"/>
+                <w:color w:val="1C2833"/>
+                <w:sz w:val="16"/>
+              </w:rPr>
+              <w:t>{{ r.target.name }}</w:t>
+            </w:r>
+          </w:p>
+        </w:tc>
+        <w:tc>
+          <w:tcPr>
+            <w:tcW w:type="dxa" w:w="1538"/>
           </w:tcPr>
           <w:p>
             <w:pPr>
@@ -2090,19 +822,18 @@
             <w:r/>
             <w:r>
               <w:rPr>
-                <w:rFonts w:ascii="Microsoft YaHei" w:hAnsi="Microsoft YaHei" w:eastAsia="Microsoft YaHei"/>
-                <w:b/>
-                <w:color w:val="FFFFFF"/>
-                <w:sz w:val="22"/>
+                <w:rFonts w:ascii="Calibri" w:hAnsi="Calibri" w:eastAsia="Calibri"/>
+                <w:b w:val="0"/>
+                <w:color w:val="1C2833"/>
+                <w:sz w:val="16"/>
               </w:rPr>
-              <w:t>分类</w:t>
+              <w:t>{{ r.target.ip }}</w:t>
             </w:r>
           </w:p>
         </w:tc>
         <w:tc>
           <w:tcPr>
-            <w:tcW w:type="dxa" w:w="1246"/>
-            <w:shd w:val="clear" w:color="auto" w:fill="1F4E79"/>
+            <w:tcW w:type="dxa" w:w="1538"/>
           </w:tcPr>
           <w:p>
             <w:pPr>
@@ -2111,19 +842,18 @@
             <w:r/>
             <w:r>
               <w:rPr>
-                <w:rFonts w:ascii="Microsoft YaHei" w:hAnsi="Microsoft YaHei" w:eastAsia="Microsoft YaHei"/>
-                <w:b/>
-                <w:color w:val="FFFFFF"/>
-                <w:sz w:val="22"/>
+                <w:rFonts w:ascii="Calibri" w:hAnsi="Calibri" w:eastAsia="Calibri"/>
+                <w:b w:val="0"/>
+                <w:color w:val="1C2833"/>
+                <w:sz w:val="16"/>
               </w:rPr>
-              <w:t>指标</w:t>
+              <w:t>{{ r.target.operating_system }}</w:t>
             </w:r>
           </w:p>
         </w:tc>
         <w:tc>
           <w:tcPr>
-            <w:tcW w:type="dxa" w:w="1246"/>
-            <w:shd w:val="clear" w:color="auto" w:fill="1F4E79"/>
+            <w:tcW w:type="dxa" w:w="1538"/>
           </w:tcPr>
           <w:p>
             <w:pPr>
@@ -2132,19 +862,18 @@
             <w:r/>
             <w:r>
               <w:rPr>
-                <w:rFonts w:ascii="Microsoft YaHei" w:hAnsi="Microsoft YaHei" w:eastAsia="Microsoft YaHei"/>
-                <w:b/>
-                <w:color w:val="FFFFFF"/>
-                <w:sz w:val="22"/>
+                <w:rFonts w:ascii="Calibri" w:hAnsi="Calibri" w:eastAsia="Calibri"/>
+                <w:b w:val="0"/>
+                <w:color w:val="1C2833"/>
+                <w:sz w:val="16"/>
               </w:rPr>
-              <w:t>当前值</w:t>
+              <w:t>{{ r.data.critical_count }}</w:t>
             </w:r>
           </w:p>
         </w:tc>
         <w:tc>
           <w:tcPr>
-            <w:tcW w:type="dxa" w:w="1246"/>
-            <w:shd w:val="clear" w:color="auto" w:fill="1F4E79"/>
+            <w:tcW w:type="dxa" w:w="1538"/>
           </w:tcPr>
           <w:p>
             <w:pPr>
@@ -2153,19 +882,18 @@
             <w:r/>
             <w:r>
               <w:rPr>
-                <w:rFonts w:ascii="Microsoft YaHei" w:hAnsi="Microsoft YaHei" w:eastAsia="Microsoft YaHei"/>
-                <w:b/>
-                <w:color w:val="FFFFFF"/>
-                <w:sz w:val="22"/>
+                <w:rFonts w:ascii="Calibri" w:hAnsi="Calibri" w:eastAsia="Calibri"/>
+                <w:b w:val="0"/>
+                <w:color w:val="1C2833"/>
+                <w:sz w:val="16"/>
               </w:rPr>
-              <w:t>健康状态</w:t>
+              <w:t>{{ r.data.warning_count }}</w:t>
             </w:r>
           </w:p>
         </w:tc>
         <w:tc>
           <w:tcPr>
-            <w:tcW w:type="dxa" w:w="1246"/>
-            <w:shd w:val="clear" w:color="auto" w:fill="1F4E79"/>
+            <w:tcW w:type="dxa" w:w="1538"/>
           </w:tcPr>
           <w:p>
             <w:pPr>
@@ -2174,90 +902,149 @@
             <w:r/>
             <w:r>
               <w:rPr>
-                <w:rFonts w:ascii="Microsoft YaHei" w:hAnsi="Microsoft YaHei" w:eastAsia="Microsoft YaHei"/>
-                <w:b/>
-                <w:color w:val="FFFFFF"/>
-                <w:sz w:val="22"/>
+                <w:rFonts w:ascii="Calibri" w:hAnsi="Calibri" w:eastAsia="Calibri"/>
+                <w:b w:val="0"/>
+                <w:color w:val="1C2833"/>
+                <w:sz w:val="16"/>
               </w:rPr>
-              <w:t>说明</w:t>
+              <w:t>{{ r.data.normal_count }}</w:t>
             </w:r>
           </w:p>
         </w:tc>
-      </w:tr>
-      <w:tr>
-        <w:tc>
-          <w:tcPr>
-            <w:tcW w:type="dxa" w:w="1246"/>
+        <w:tc>
+          <w:tcPr>
+            <w:tcW w:type="dxa" w:w="1538"/>
+            <w:shd w:val="clear" w:color="auto" w:fill="FDEDEC"/>
           </w:tcPr>
           <w:p>
+            <w:pPr>
+              <w:jc w:val="center"/>
+            </w:pPr>
             <w:r/>
             <w:r>
               <w:rPr>
-                <w:rFonts w:ascii="Microsoft YaHei" w:hAnsi="Microsoft YaHei" w:eastAsia="Microsoft YaHei"/>
-                <w:b w:val="0"/>
-                <w:color w:val="94A3B8"/>
-                <w:sz w:val="18"/>
+                <w:rFonts w:ascii="Calibri" w:hAnsi="Calibri" w:eastAsia="Calibri"/>
+                <w:b/>
+                <w:color w:val="C0392B"/>
+                <w:sz w:val="16"/>
               </w:rPr>
-              <w:t>{%tr for m in r.data.metrics|default([]) %}</w:t>
+              <w:t>需关注</w:t>
             </w:r>
           </w:p>
         </w:tc>
-        <w:tc>
-          <w:tcPr>
-            <w:tcW w:type="dxa" w:w="1246"/>
-          </w:tcPr>
-          <w:p/>
-        </w:tc>
-        <w:tc>
-          <w:tcPr>
-            <w:tcW w:type="dxa" w:w="1246"/>
-          </w:tcPr>
-          <w:p/>
-        </w:tc>
-        <w:tc>
-          <w:tcPr>
-            <w:tcW w:type="dxa" w:w="1246"/>
-          </w:tcPr>
-          <w:p/>
-        </w:tc>
-        <w:tc>
-          <w:tcPr>
-            <w:tcW w:type="dxa" w:w="1246"/>
-          </w:tcPr>
-          <w:p/>
-        </w:tc>
-        <w:tc>
-          <w:tcPr>
-            <w:tcW w:type="dxa" w:w="1246"/>
-          </w:tcPr>
-          <w:p/>
-        </w:tc>
-        <w:tc>
-          <w:tcPr>
-            <w:tcW w:type="dxa" w:w="1246"/>
-          </w:tcPr>
-          <w:p/>
-        </w:tc>
-        <w:tc>
-          <w:tcPr>
-            <w:tcW w:type="dxa" w:w="1246"/>
-          </w:tcPr>
-          <w:p/>
-        </w:tc>
       </w:tr>
       <w:tr>
         <w:tc>
           <w:tcPr>
-            <w:tcW w:type="dxa" w:w="1246"/>
+            <w:tcW w:type="dxa" w:w="1538"/>
           </w:tcPr>
           <w:p>
+            <w:r>
+              <w:t>{%tr endfor %}</w:t>
+            </w:r>
+          </w:p>
+        </w:tc>
+        <w:tc>
+          <w:tcPr>
+            <w:tcW w:type="dxa" w:w="1538"/>
+          </w:tcPr>
+          <w:p/>
+        </w:tc>
+        <w:tc>
+          <w:tcPr>
+            <w:tcW w:type="dxa" w:w="1538"/>
+          </w:tcPr>
+          <w:p/>
+        </w:tc>
+        <w:tc>
+          <w:tcPr>
+            <w:tcW w:type="dxa" w:w="1538"/>
+          </w:tcPr>
+          <w:p/>
+        </w:tc>
+        <w:tc>
+          <w:tcPr>
+            <w:tcW w:type="dxa" w:w="1538"/>
+          </w:tcPr>
+          <w:p/>
+        </w:tc>
+        <w:tc>
+          <w:tcPr>
+            <w:tcW w:type="dxa" w:w="1538"/>
+          </w:tcPr>
+          <w:p/>
+        </w:tc>
+        <w:tc>
+          <w:tcPr>
+            <w:tcW w:type="dxa" w:w="1538"/>
+          </w:tcPr>
+          <w:p/>
+        </w:tc>
+      </w:tr>
+      <w:tr>
+        <w:tc>
+          <w:tcPr>
+            <w:tcW w:type="dxa" w:w="1538"/>
+          </w:tcPr>
+          <w:p>
+            <w:r>
+              <w:t>{%tr for r in results if r.status == 'SUCCESS' and r.data.critical_count == 0 and r.data.warning_count &gt; 0 %}</w:t>
+            </w:r>
+          </w:p>
+        </w:tc>
+        <w:tc>
+          <w:tcPr>
+            <w:tcW w:type="dxa" w:w="1538"/>
+          </w:tcPr>
+          <w:p/>
+        </w:tc>
+        <w:tc>
+          <w:tcPr>
+            <w:tcW w:type="dxa" w:w="1538"/>
+          </w:tcPr>
+          <w:p/>
+        </w:tc>
+        <w:tc>
+          <w:tcPr>
+            <w:tcW w:type="dxa" w:w="1538"/>
+          </w:tcPr>
+          <w:p/>
+        </w:tc>
+        <w:tc>
+          <w:tcPr>
+            <w:tcW w:type="dxa" w:w="1538"/>
+          </w:tcPr>
+          <w:p/>
+        </w:tc>
+        <w:tc>
+          <w:tcPr>
+            <w:tcW w:type="dxa" w:w="1538"/>
+          </w:tcPr>
+          <w:p/>
+        </w:tc>
+        <w:tc>
+          <w:tcPr>
+            <w:tcW w:type="dxa" w:w="1538"/>
+          </w:tcPr>
+          <w:p/>
+        </w:tc>
+      </w:tr>
+      <w:tr>
+        <w:tc>
+          <w:tcPr>
+            <w:tcW w:type="dxa" w:w="1538"/>
+          </w:tcPr>
+          <w:p>
+            <w:pPr>
+              <w:jc w:val="left"/>
+            </w:pPr>
             <w:r/>
             <w:r>
               <w:rPr>
-                <w:rFonts w:ascii="Microsoft YaHei" w:hAnsi="Microsoft YaHei" w:eastAsia="Microsoft YaHei"/>
+                <w:rFonts w:ascii="Calibri" w:hAnsi="Calibri" w:eastAsia="Calibri"/>
                 <w:b w:val="0"/>
-                <w:color w:val="1E293B"/>
-                <w:sz w:val="20"/>
+                <w:color w:val="1C2833"/>
+                <w:sz w:val="16"/>
               </w:rPr>
               <w:t>{{ r.target.name }}</w:t>
             </w:r>
@@ -2265,16 +1052,19 @@
         </w:tc>
         <w:tc>
           <w:tcPr>
-            <w:tcW w:type="dxa" w:w="1246"/>
+            <w:tcW w:type="dxa" w:w="1538"/>
           </w:tcPr>
           <w:p>
+            <w:pPr>
+              <w:jc w:val="center"/>
+            </w:pPr>
             <w:r/>
             <w:r>
               <w:rPr>
-                <w:rFonts w:ascii="Microsoft YaHei" w:hAnsi="Microsoft YaHei" w:eastAsia="Microsoft YaHei"/>
+                <w:rFonts w:ascii="Calibri" w:hAnsi="Calibri" w:eastAsia="Calibri"/>
                 <w:b w:val="0"/>
-                <w:color w:val="1E293B"/>
-                <w:sz w:val="20"/>
+                <w:color w:val="1C2833"/>
+                <w:sz w:val="16"/>
               </w:rPr>
               <w:t>{{ r.target.ip }}</w:t>
             </w:r>
@@ -2282,33 +1072,679 @@
         </w:tc>
         <w:tc>
           <w:tcPr>
-            <w:tcW w:type="dxa" w:w="1246"/>
+            <w:tcW w:type="dxa" w:w="1538"/>
           </w:tcPr>
           <w:p>
+            <w:pPr>
+              <w:jc w:val="center"/>
+            </w:pPr>
             <w:r/>
             <w:r>
               <w:rPr>
-                <w:rFonts w:ascii="Microsoft YaHei" w:hAnsi="Microsoft YaHei" w:eastAsia="Microsoft YaHei"/>
+                <w:rFonts w:ascii="Calibri" w:hAnsi="Calibri" w:eastAsia="Calibri"/>
                 <w:b w:val="0"/>
-                <w:color w:val="1E293B"/>
-                <w:sz w:val="20"/>
+                <w:color w:val="1C2833"/>
+                <w:sz w:val="16"/>
               </w:rPr>
-              <w:t>{{ m.object_name }}</w:t>
+              <w:t>{{ r.target.operating_system }}</w:t>
             </w:r>
           </w:p>
         </w:tc>
         <w:tc>
           <w:tcPr>
-            <w:tcW w:type="dxa" w:w="1246"/>
+            <w:tcW w:type="dxa" w:w="1538"/>
           </w:tcPr>
           <w:p>
+            <w:pPr>
+              <w:jc w:val="center"/>
+            </w:pPr>
             <w:r/>
             <w:r>
               <w:rPr>
-                <w:rFonts w:ascii="Microsoft YaHei" w:hAnsi="Microsoft YaHei" w:eastAsia="Microsoft YaHei"/>
+                <w:rFonts w:ascii="Calibri" w:hAnsi="Calibri" w:eastAsia="Calibri"/>
                 <w:b w:val="0"/>
-                <w:color w:val="1E293B"/>
-                <w:sz w:val="20"/>
+                <w:color w:val="1C2833"/>
+                <w:sz w:val="16"/>
+              </w:rPr>
+              <w:t>{{ r.data.critical_count }}</w:t>
+            </w:r>
+          </w:p>
+        </w:tc>
+        <w:tc>
+          <w:tcPr>
+            <w:tcW w:type="dxa" w:w="1538"/>
+          </w:tcPr>
+          <w:p>
+            <w:pPr>
+              <w:jc w:val="center"/>
+            </w:pPr>
+            <w:r/>
+            <w:r>
+              <w:rPr>
+                <w:rFonts w:ascii="Calibri" w:hAnsi="Calibri" w:eastAsia="Calibri"/>
+                <w:b w:val="0"/>
+                <w:color w:val="1C2833"/>
+                <w:sz w:val="16"/>
+              </w:rPr>
+              <w:t>{{ r.data.warning_count }}</w:t>
+            </w:r>
+          </w:p>
+        </w:tc>
+        <w:tc>
+          <w:tcPr>
+            <w:tcW w:type="dxa" w:w="1538"/>
+          </w:tcPr>
+          <w:p>
+            <w:pPr>
+              <w:jc w:val="center"/>
+            </w:pPr>
+            <w:r/>
+            <w:r>
+              <w:rPr>
+                <w:rFonts w:ascii="Calibri" w:hAnsi="Calibri" w:eastAsia="Calibri"/>
+                <w:b w:val="0"/>
+                <w:color w:val="1C2833"/>
+                <w:sz w:val="16"/>
+              </w:rPr>
+              <w:t>{{ r.data.normal_count }}</w:t>
+            </w:r>
+          </w:p>
+        </w:tc>
+        <w:tc>
+          <w:tcPr>
+            <w:tcW w:type="dxa" w:w="1538"/>
+            <w:shd w:val="clear" w:color="auto" w:fill="FEF5E7"/>
+          </w:tcPr>
+          <w:p>
+            <w:pPr>
+              <w:jc w:val="center"/>
+            </w:pPr>
+            <w:r/>
+            <w:r>
+              <w:rPr>
+                <w:rFonts w:ascii="Calibri" w:hAnsi="Calibri" w:eastAsia="Calibri"/>
+                <w:b/>
+                <w:color w:val="B9770E"/>
+                <w:sz w:val="16"/>
+              </w:rPr>
+              <w:t>需关注</w:t>
+            </w:r>
+          </w:p>
+        </w:tc>
+      </w:tr>
+      <w:tr>
+        <w:tc>
+          <w:tcPr>
+            <w:tcW w:type="dxa" w:w="1538"/>
+          </w:tcPr>
+          <w:p>
+            <w:r>
+              <w:t>{%tr endfor %}</w:t>
+            </w:r>
+          </w:p>
+        </w:tc>
+        <w:tc>
+          <w:tcPr>
+            <w:tcW w:type="dxa" w:w="1538"/>
+          </w:tcPr>
+          <w:p/>
+        </w:tc>
+        <w:tc>
+          <w:tcPr>
+            <w:tcW w:type="dxa" w:w="1538"/>
+          </w:tcPr>
+          <w:p/>
+        </w:tc>
+        <w:tc>
+          <w:tcPr>
+            <w:tcW w:type="dxa" w:w="1538"/>
+          </w:tcPr>
+          <w:p/>
+        </w:tc>
+        <w:tc>
+          <w:tcPr>
+            <w:tcW w:type="dxa" w:w="1538"/>
+          </w:tcPr>
+          <w:p/>
+        </w:tc>
+        <w:tc>
+          <w:tcPr>
+            <w:tcW w:type="dxa" w:w="1538"/>
+          </w:tcPr>
+          <w:p/>
+        </w:tc>
+        <w:tc>
+          <w:tcPr>
+            <w:tcW w:type="dxa" w:w="1538"/>
+          </w:tcPr>
+          <w:p/>
+        </w:tc>
+      </w:tr>
+      <w:tr>
+        <w:tc>
+          <w:tcPr>
+            <w:tcW w:type="dxa" w:w="1538"/>
+          </w:tcPr>
+          <w:p>
+            <w:r>
+              <w:t>{%tr for r in results if r.status == 'SUCCESS' and r.data.critical_count == 0 and r.data.warning_count == 0 %}</w:t>
+            </w:r>
+          </w:p>
+        </w:tc>
+        <w:tc>
+          <w:tcPr>
+            <w:tcW w:type="dxa" w:w="1538"/>
+          </w:tcPr>
+          <w:p/>
+        </w:tc>
+        <w:tc>
+          <w:tcPr>
+            <w:tcW w:type="dxa" w:w="1538"/>
+          </w:tcPr>
+          <w:p/>
+        </w:tc>
+        <w:tc>
+          <w:tcPr>
+            <w:tcW w:type="dxa" w:w="1538"/>
+          </w:tcPr>
+          <w:p/>
+        </w:tc>
+        <w:tc>
+          <w:tcPr>
+            <w:tcW w:type="dxa" w:w="1538"/>
+          </w:tcPr>
+          <w:p/>
+        </w:tc>
+        <w:tc>
+          <w:tcPr>
+            <w:tcW w:type="dxa" w:w="1538"/>
+          </w:tcPr>
+          <w:p/>
+        </w:tc>
+        <w:tc>
+          <w:tcPr>
+            <w:tcW w:type="dxa" w:w="1538"/>
+          </w:tcPr>
+          <w:p/>
+        </w:tc>
+      </w:tr>
+      <w:tr>
+        <w:tc>
+          <w:tcPr>
+            <w:tcW w:type="dxa" w:w="1538"/>
+          </w:tcPr>
+          <w:p>
+            <w:pPr>
+              <w:jc w:val="left"/>
+            </w:pPr>
+            <w:r/>
+            <w:r>
+              <w:rPr>
+                <w:rFonts w:ascii="Calibri" w:hAnsi="Calibri" w:eastAsia="Calibri"/>
+                <w:b w:val="0"/>
+                <w:color w:val="1C2833"/>
+                <w:sz w:val="16"/>
+              </w:rPr>
+              <w:t>{{ r.target.name }}</w:t>
+            </w:r>
+          </w:p>
+        </w:tc>
+        <w:tc>
+          <w:tcPr>
+            <w:tcW w:type="dxa" w:w="1538"/>
+          </w:tcPr>
+          <w:p>
+            <w:pPr>
+              <w:jc w:val="center"/>
+            </w:pPr>
+            <w:r/>
+            <w:r>
+              <w:rPr>
+                <w:rFonts w:ascii="Calibri" w:hAnsi="Calibri" w:eastAsia="Calibri"/>
+                <w:b w:val="0"/>
+                <w:color w:val="1C2833"/>
+                <w:sz w:val="16"/>
+              </w:rPr>
+              <w:t>{{ r.target.ip }}</w:t>
+            </w:r>
+          </w:p>
+        </w:tc>
+        <w:tc>
+          <w:tcPr>
+            <w:tcW w:type="dxa" w:w="1538"/>
+          </w:tcPr>
+          <w:p>
+            <w:pPr>
+              <w:jc w:val="center"/>
+            </w:pPr>
+            <w:r/>
+            <w:r>
+              <w:rPr>
+                <w:rFonts w:ascii="Calibri" w:hAnsi="Calibri" w:eastAsia="Calibri"/>
+                <w:b w:val="0"/>
+                <w:color w:val="1C2833"/>
+                <w:sz w:val="16"/>
+              </w:rPr>
+              <w:t>{{ r.target.operating_system }}</w:t>
+            </w:r>
+          </w:p>
+        </w:tc>
+        <w:tc>
+          <w:tcPr>
+            <w:tcW w:type="dxa" w:w="1538"/>
+          </w:tcPr>
+          <w:p>
+            <w:pPr>
+              <w:jc w:val="center"/>
+            </w:pPr>
+            <w:r/>
+            <w:r>
+              <w:rPr>
+                <w:rFonts w:ascii="Calibri" w:hAnsi="Calibri" w:eastAsia="Calibri"/>
+                <w:b w:val="0"/>
+                <w:color w:val="1C2833"/>
+                <w:sz w:val="16"/>
+              </w:rPr>
+              <w:t>{{ r.data.critical_count }}</w:t>
+            </w:r>
+          </w:p>
+        </w:tc>
+        <w:tc>
+          <w:tcPr>
+            <w:tcW w:type="dxa" w:w="1538"/>
+          </w:tcPr>
+          <w:p>
+            <w:pPr>
+              <w:jc w:val="center"/>
+            </w:pPr>
+            <w:r/>
+            <w:r>
+              <w:rPr>
+                <w:rFonts w:ascii="Calibri" w:hAnsi="Calibri" w:eastAsia="Calibri"/>
+                <w:b w:val="0"/>
+                <w:color w:val="1C2833"/>
+                <w:sz w:val="16"/>
+              </w:rPr>
+              <w:t>{{ r.data.warning_count }}</w:t>
+            </w:r>
+          </w:p>
+        </w:tc>
+        <w:tc>
+          <w:tcPr>
+            <w:tcW w:type="dxa" w:w="1538"/>
+          </w:tcPr>
+          <w:p>
+            <w:pPr>
+              <w:jc w:val="center"/>
+            </w:pPr>
+            <w:r/>
+            <w:r>
+              <w:rPr>
+                <w:rFonts w:ascii="Calibri" w:hAnsi="Calibri" w:eastAsia="Calibri"/>
+                <w:b w:val="0"/>
+                <w:color w:val="1C2833"/>
+                <w:sz w:val="16"/>
+              </w:rPr>
+              <w:t>{{ r.data.normal_count }}</w:t>
+            </w:r>
+          </w:p>
+        </w:tc>
+        <w:tc>
+          <w:tcPr>
+            <w:tcW w:type="dxa" w:w="1538"/>
+            <w:shd w:val="clear" w:color="auto" w:fill="E8F8F5"/>
+          </w:tcPr>
+          <w:p>
+            <w:pPr>
+              <w:jc w:val="center"/>
+            </w:pPr>
+            <w:r/>
+            <w:r>
+              <w:rPr>
+                <w:rFonts w:ascii="Calibri" w:hAnsi="Calibri" w:eastAsia="Calibri"/>
+                <w:b/>
+                <w:color w:val="196F3D"/>
+                <w:sz w:val="16"/>
+              </w:rPr>
+              <w:t>健康</w:t>
+            </w:r>
+          </w:p>
+        </w:tc>
+      </w:tr>
+      <w:tr>
+        <w:tc>
+          <w:tcPr>
+            <w:tcW w:type="dxa" w:w="1538"/>
+          </w:tcPr>
+          <w:p>
+            <w:r>
+              <w:t>{%tr endfor %}</w:t>
+            </w:r>
+          </w:p>
+        </w:tc>
+        <w:tc>
+          <w:tcPr>
+            <w:tcW w:type="dxa" w:w="1538"/>
+          </w:tcPr>
+          <w:p/>
+        </w:tc>
+        <w:tc>
+          <w:tcPr>
+            <w:tcW w:type="dxa" w:w="1538"/>
+          </w:tcPr>
+          <w:p/>
+        </w:tc>
+        <w:tc>
+          <w:tcPr>
+            <w:tcW w:type="dxa" w:w="1538"/>
+          </w:tcPr>
+          <w:p/>
+        </w:tc>
+        <w:tc>
+          <w:tcPr>
+            <w:tcW w:type="dxa" w:w="1538"/>
+          </w:tcPr>
+          <w:p/>
+        </w:tc>
+        <w:tc>
+          <w:tcPr>
+            <w:tcW w:type="dxa" w:w="1538"/>
+          </w:tcPr>
+          <w:p/>
+        </w:tc>
+        <w:tc>
+          <w:tcPr>
+            <w:tcW w:type="dxa" w:w="1538"/>
+          </w:tcPr>
+          <w:p/>
+        </w:tc>
+      </w:tr>
+    </w:tbl>
+    <w:p>
+      <w:pPr>
+        <w:spacing w:before="280" w:after="40"/>
+      </w:pPr>
+      <w:r>
+        <w:rPr>
+          <w:rFonts w:ascii="Calibri" w:hAnsi="Calibri" w:eastAsia="Calibri"/>
+          <w:b/>
+          <w:color w:val="1F4E79"/>
+          <w:sz w:val="28"/>
+        </w:rPr>
+        <w:t>指标项一览</w:t>
+      </w:r>
+    </w:p>
+    <w:p>
+      <w:pPr>
+        <w:spacing w:before="0" w:after="40"/>
+      </w:pPr>
+      <w:r>
+        <w:rPr>
+          <w:rFonts w:ascii="Calibri" w:hAnsi="Calibri" w:eastAsia="Calibri"/>
+          <w:b w:val="0"/>
+          <w:color w:val="5D6D7E"/>
+          <w:sz w:val="20"/>
+        </w:rPr>
+        <w:t>一种指标一行。严重、告警、正常是该指标出现的次数。告警阈值和严重阈值是两条线。要看是哪台机器，看后面的严重问题和告警问题。</w:t>
+      </w:r>
+    </w:p>
+    <w:tbl>
+      <w:tblPr>
+        <w:tblStyle w:val="TableGrid"/>
+        <w:tblW w:type="auto" w:w="0"/>
+        <w:tblLayout w:type="autofit"/>
+        <w:tblLook w:firstColumn="1" w:firstRow="1" w:lastColumn="0" w:lastRow="0" w:noHBand="0" w:noVBand="1" w:val="04A0"/>
+      </w:tblPr>
+      <w:tblGrid>
+        <w:gridCol w:w="1346"/>
+        <w:gridCol w:w="1346"/>
+        <w:gridCol w:w="1346"/>
+        <w:gridCol w:w="1346"/>
+        <w:gridCol w:w="1346"/>
+        <w:gridCol w:w="1346"/>
+        <w:gridCol w:w="1346"/>
+        <w:gridCol w:w="1346"/>
+      </w:tblGrid>
+      <w:tr>
+        <w:tc>
+          <w:tcPr>
+            <w:tcW w:type="dxa" w:w="1346"/>
+            <w:shd w:val="clear" w:color="auto" w:fill="1F4E79"/>
+          </w:tcPr>
+          <w:p>
+            <w:pPr>
+              <w:jc w:val="center"/>
+            </w:pPr>
+            <w:r/>
+            <w:r>
+              <w:rPr>
+                <w:rFonts w:ascii="Calibri" w:hAnsi="Calibri" w:eastAsia="Calibri"/>
+                <w:b/>
+                <w:color w:val="FFFFFF"/>
+                <w:sz w:val="18"/>
+              </w:rPr>
+              <w:t>分类</w:t>
+            </w:r>
+          </w:p>
+        </w:tc>
+        <w:tc>
+          <w:tcPr>
+            <w:tcW w:type="dxa" w:w="1346"/>
+            <w:shd w:val="clear" w:color="auto" w:fill="1F4E79"/>
+          </w:tcPr>
+          <w:p>
+            <w:pPr>
+              <w:jc w:val="center"/>
+            </w:pPr>
+            <w:r/>
+            <w:r>
+              <w:rPr>
+                <w:rFonts w:ascii="Calibri" w:hAnsi="Calibri" w:eastAsia="Calibri"/>
+                <w:b/>
+                <w:color w:val="FFFFFF"/>
+                <w:sz w:val="18"/>
+              </w:rPr>
+              <w:t>指标</w:t>
+            </w:r>
+          </w:p>
+        </w:tc>
+        <w:tc>
+          <w:tcPr>
+            <w:tcW w:type="dxa" w:w="1346"/>
+            <w:shd w:val="clear" w:color="auto" w:fill="1F4E79"/>
+          </w:tcPr>
+          <w:p>
+            <w:pPr>
+              <w:jc w:val="center"/>
+            </w:pPr>
+            <w:r/>
+            <w:r>
+              <w:rPr>
+                <w:rFonts w:ascii="Calibri" w:hAnsi="Calibri" w:eastAsia="Calibri"/>
+                <w:b/>
+                <w:color w:val="FFFFFF"/>
+                <w:sz w:val="18"/>
+              </w:rPr>
+              <w:t>告警阈值</w:t>
+            </w:r>
+          </w:p>
+        </w:tc>
+        <w:tc>
+          <w:tcPr>
+            <w:tcW w:type="dxa" w:w="1346"/>
+            <w:shd w:val="clear" w:color="auto" w:fill="1F4E79"/>
+          </w:tcPr>
+          <w:p>
+            <w:pPr>
+              <w:jc w:val="center"/>
+            </w:pPr>
+            <w:r/>
+            <w:r>
+              <w:rPr>
+                <w:rFonts w:ascii="Calibri" w:hAnsi="Calibri" w:eastAsia="Calibri"/>
+                <w:b/>
+                <w:color w:val="FFFFFF"/>
+                <w:sz w:val="18"/>
+              </w:rPr>
+              <w:t>严重阈值</w:t>
+            </w:r>
+          </w:p>
+        </w:tc>
+        <w:tc>
+          <w:tcPr>
+            <w:tcW w:type="dxa" w:w="1346"/>
+            <w:shd w:val="clear" w:color="auto" w:fill="1F4E79"/>
+          </w:tcPr>
+          <w:p>
+            <w:pPr>
+              <w:jc w:val="center"/>
+            </w:pPr>
+            <w:r/>
+            <w:r>
+              <w:rPr>
+                <w:rFonts w:ascii="Calibri" w:hAnsi="Calibri" w:eastAsia="Calibri"/>
+                <w:b/>
+                <w:color w:val="FFFFFF"/>
+                <w:sz w:val="18"/>
+              </w:rPr>
+              <w:t>严重</w:t>
+            </w:r>
+          </w:p>
+        </w:tc>
+        <w:tc>
+          <w:tcPr>
+            <w:tcW w:type="dxa" w:w="1346"/>
+            <w:shd w:val="clear" w:color="auto" w:fill="1F4E79"/>
+          </w:tcPr>
+          <w:p>
+            <w:pPr>
+              <w:jc w:val="center"/>
+            </w:pPr>
+            <w:r/>
+            <w:r>
+              <w:rPr>
+                <w:rFonts w:ascii="Calibri" w:hAnsi="Calibri" w:eastAsia="Calibri"/>
+                <w:b/>
+                <w:color w:val="FFFFFF"/>
+                <w:sz w:val="18"/>
+              </w:rPr>
+              <w:t>告警</w:t>
+            </w:r>
+          </w:p>
+        </w:tc>
+        <w:tc>
+          <w:tcPr>
+            <w:tcW w:type="dxa" w:w="1346"/>
+            <w:shd w:val="clear" w:color="auto" w:fill="1F4E79"/>
+          </w:tcPr>
+          <w:p>
+            <w:pPr>
+              <w:jc w:val="center"/>
+            </w:pPr>
+            <w:r/>
+            <w:r>
+              <w:rPr>
+                <w:rFonts w:ascii="Calibri" w:hAnsi="Calibri" w:eastAsia="Calibri"/>
+                <w:b/>
+                <w:color w:val="FFFFFF"/>
+                <w:sz w:val="18"/>
+              </w:rPr>
+              <w:t>正常</w:t>
+            </w:r>
+          </w:p>
+        </w:tc>
+        <w:tc>
+          <w:tcPr>
+            <w:tcW w:type="dxa" w:w="1346"/>
+            <w:shd w:val="clear" w:color="auto" w:fill="1F4E79"/>
+          </w:tcPr>
+          <w:p>
+            <w:pPr>
+              <w:jc w:val="center"/>
+            </w:pPr>
+            <w:r/>
+            <w:r>
+              <w:rPr>
+                <w:rFonts w:ascii="Calibri" w:hAnsi="Calibri" w:eastAsia="Calibri"/>
+                <w:b/>
+                <w:color w:val="FFFFFF"/>
+                <w:sz w:val="18"/>
+              </w:rPr>
+              <w:t>结论</w:t>
+            </w:r>
+          </w:p>
+        </w:tc>
+      </w:tr>
+      <w:tr>
+        <w:tc>
+          <w:tcPr>
+            <w:tcW w:type="dxa" w:w="1346"/>
+          </w:tcPr>
+          <w:p>
+            <w:r>
+              <w:t>{%tr for m in metric_summary|default([]) if m.critical_count &gt; 0 %}</w:t>
+            </w:r>
+          </w:p>
+        </w:tc>
+        <w:tc>
+          <w:tcPr>
+            <w:tcW w:type="dxa" w:w="1346"/>
+          </w:tcPr>
+          <w:p/>
+        </w:tc>
+        <w:tc>
+          <w:tcPr>
+            <w:tcW w:type="dxa" w:w="1346"/>
+          </w:tcPr>
+          <w:p/>
+        </w:tc>
+        <w:tc>
+          <w:tcPr>
+            <w:tcW w:type="dxa" w:w="1346"/>
+          </w:tcPr>
+          <w:p/>
+        </w:tc>
+        <w:tc>
+          <w:tcPr>
+            <w:tcW w:type="dxa" w:w="1346"/>
+          </w:tcPr>
+          <w:p/>
+        </w:tc>
+        <w:tc>
+          <w:tcPr>
+            <w:tcW w:type="dxa" w:w="1346"/>
+          </w:tcPr>
+          <w:p/>
+        </w:tc>
+        <w:tc>
+          <w:tcPr>
+            <w:tcW w:type="dxa" w:w="1346"/>
+          </w:tcPr>
+          <w:p/>
+        </w:tc>
+        <w:tc>
+          <w:tcPr>
+            <w:tcW w:type="dxa" w:w="1346"/>
+          </w:tcPr>
+          <w:p/>
+        </w:tc>
+      </w:tr>
+      <w:tr>
+        <w:tc>
+          <w:tcPr>
+            <w:tcW w:type="dxa" w:w="1346"/>
+          </w:tcPr>
+          <w:p>
+            <w:pPr>
+              <w:jc w:val="left"/>
+            </w:pPr>
+            <w:r/>
+            <w:r>
+              <w:rPr>
+                <w:rFonts w:ascii="Calibri" w:hAnsi="Calibri" w:eastAsia="Calibri"/>
+                <w:b w:val="0"/>
+                <w:color w:val="1C2833"/>
+                <w:sz w:val="16"/>
               </w:rPr>
               <w:t>{{ m.category }}</w:t>
             </w:r>
@@ -2316,16 +1752,1020 @@
         </w:tc>
         <w:tc>
           <w:tcPr>
-            <w:tcW w:type="dxa" w:w="1246"/>
+            <w:tcW w:type="dxa" w:w="1346"/>
           </w:tcPr>
           <w:p>
+            <w:pPr>
+              <w:jc w:val="center"/>
+            </w:pPr>
             <w:r/>
             <w:r>
               <w:rPr>
-                <w:rFonts w:ascii="Microsoft YaHei" w:hAnsi="Microsoft YaHei" w:eastAsia="Microsoft YaHei"/>
+                <w:rFonts w:ascii="Calibri" w:hAnsi="Calibri" w:eastAsia="Calibri"/>
                 <w:b w:val="0"/>
-                <w:color w:val="1E293B"/>
-                <w:sz w:val="20"/>
+                <w:color w:val="1C2833"/>
+                <w:sz w:val="16"/>
+              </w:rPr>
+              <w:t>{{ m.name }}</w:t>
+            </w:r>
+          </w:p>
+        </w:tc>
+        <w:tc>
+          <w:tcPr>
+            <w:tcW w:type="dxa" w:w="1346"/>
+          </w:tcPr>
+          <w:p>
+            <w:pPr>
+              <w:jc w:val="center"/>
+            </w:pPr>
+            <w:r/>
+            <w:r>
+              <w:rPr>
+                <w:rFonts w:ascii="Calibri" w:hAnsi="Calibri" w:eastAsia="Calibri"/>
+                <w:b w:val="0"/>
+                <w:color w:val="1C2833"/>
+                <w:sz w:val="16"/>
+              </w:rPr>
+              <w:t>{{ m.warning_line }}</w:t>
+            </w:r>
+          </w:p>
+        </w:tc>
+        <w:tc>
+          <w:tcPr>
+            <w:tcW w:type="dxa" w:w="1346"/>
+          </w:tcPr>
+          <w:p>
+            <w:pPr>
+              <w:jc w:val="center"/>
+            </w:pPr>
+            <w:r/>
+            <w:r>
+              <w:rPr>
+                <w:rFonts w:ascii="Calibri" w:hAnsi="Calibri" w:eastAsia="Calibri"/>
+                <w:b w:val="0"/>
+                <w:color w:val="1C2833"/>
+                <w:sz w:val="16"/>
+              </w:rPr>
+              <w:t>{{ m.critical_line }}</w:t>
+            </w:r>
+          </w:p>
+        </w:tc>
+        <w:tc>
+          <w:tcPr>
+            <w:tcW w:type="dxa" w:w="1346"/>
+          </w:tcPr>
+          <w:p>
+            <w:pPr>
+              <w:jc w:val="center"/>
+            </w:pPr>
+            <w:r/>
+            <w:r>
+              <w:rPr>
+                <w:rFonts w:ascii="Calibri" w:hAnsi="Calibri" w:eastAsia="Calibri"/>
+                <w:b w:val="0"/>
+                <w:color w:val="1C2833"/>
+                <w:sz w:val="16"/>
+              </w:rPr>
+              <w:t>{{ m.critical_count }}</w:t>
+            </w:r>
+          </w:p>
+        </w:tc>
+        <w:tc>
+          <w:tcPr>
+            <w:tcW w:type="dxa" w:w="1346"/>
+          </w:tcPr>
+          <w:p>
+            <w:pPr>
+              <w:jc w:val="center"/>
+            </w:pPr>
+            <w:r/>
+            <w:r>
+              <w:rPr>
+                <w:rFonts w:ascii="Calibri" w:hAnsi="Calibri" w:eastAsia="Calibri"/>
+                <w:b w:val="0"/>
+                <w:color w:val="1C2833"/>
+                <w:sz w:val="16"/>
+              </w:rPr>
+              <w:t>{{ m.warning_count }}</w:t>
+            </w:r>
+          </w:p>
+        </w:tc>
+        <w:tc>
+          <w:tcPr>
+            <w:tcW w:type="dxa" w:w="1346"/>
+          </w:tcPr>
+          <w:p>
+            <w:pPr>
+              <w:jc w:val="center"/>
+            </w:pPr>
+            <w:r/>
+            <w:r>
+              <w:rPr>
+                <w:rFonts w:ascii="Calibri" w:hAnsi="Calibri" w:eastAsia="Calibri"/>
+                <w:b w:val="0"/>
+                <w:color w:val="1C2833"/>
+                <w:sz w:val="16"/>
+              </w:rPr>
+              <w:t>{{ m.normal_count }}</w:t>
+            </w:r>
+          </w:p>
+        </w:tc>
+        <w:tc>
+          <w:tcPr>
+            <w:tcW w:type="dxa" w:w="1346"/>
+            <w:shd w:val="clear" w:color="auto" w:fill="FDEDEC"/>
+          </w:tcPr>
+          <w:p>
+            <w:pPr>
+              <w:jc w:val="center"/>
+            </w:pPr>
+            <w:r/>
+            <w:r>
+              <w:rPr>
+                <w:rFonts w:ascii="Calibri" w:hAnsi="Calibri" w:eastAsia="Calibri"/>
+                <w:b/>
+                <w:color w:val="C0392B"/>
+                <w:sz w:val="16"/>
+              </w:rPr>
+              <w:t>需关注</w:t>
+            </w:r>
+          </w:p>
+        </w:tc>
+      </w:tr>
+      <w:tr>
+        <w:tc>
+          <w:tcPr>
+            <w:tcW w:type="dxa" w:w="1346"/>
+          </w:tcPr>
+          <w:p>
+            <w:r>
+              <w:t>{%tr endfor %}</w:t>
+            </w:r>
+          </w:p>
+        </w:tc>
+        <w:tc>
+          <w:tcPr>
+            <w:tcW w:type="dxa" w:w="1346"/>
+          </w:tcPr>
+          <w:p/>
+        </w:tc>
+        <w:tc>
+          <w:tcPr>
+            <w:tcW w:type="dxa" w:w="1346"/>
+          </w:tcPr>
+          <w:p/>
+        </w:tc>
+        <w:tc>
+          <w:tcPr>
+            <w:tcW w:type="dxa" w:w="1346"/>
+          </w:tcPr>
+          <w:p/>
+        </w:tc>
+        <w:tc>
+          <w:tcPr>
+            <w:tcW w:type="dxa" w:w="1346"/>
+          </w:tcPr>
+          <w:p/>
+        </w:tc>
+        <w:tc>
+          <w:tcPr>
+            <w:tcW w:type="dxa" w:w="1346"/>
+          </w:tcPr>
+          <w:p/>
+        </w:tc>
+        <w:tc>
+          <w:tcPr>
+            <w:tcW w:type="dxa" w:w="1346"/>
+          </w:tcPr>
+          <w:p/>
+        </w:tc>
+        <w:tc>
+          <w:tcPr>
+            <w:tcW w:type="dxa" w:w="1346"/>
+          </w:tcPr>
+          <w:p/>
+        </w:tc>
+      </w:tr>
+      <w:tr>
+        <w:tc>
+          <w:tcPr>
+            <w:tcW w:type="dxa" w:w="1346"/>
+          </w:tcPr>
+          <w:p>
+            <w:r>
+              <w:t>{%tr for m in metric_summary|default([]) if m.critical_count == 0 and m.warning_count &gt; 0 %}</w:t>
+            </w:r>
+          </w:p>
+        </w:tc>
+        <w:tc>
+          <w:tcPr>
+            <w:tcW w:type="dxa" w:w="1346"/>
+          </w:tcPr>
+          <w:p/>
+        </w:tc>
+        <w:tc>
+          <w:tcPr>
+            <w:tcW w:type="dxa" w:w="1346"/>
+          </w:tcPr>
+          <w:p/>
+        </w:tc>
+        <w:tc>
+          <w:tcPr>
+            <w:tcW w:type="dxa" w:w="1346"/>
+          </w:tcPr>
+          <w:p/>
+        </w:tc>
+        <w:tc>
+          <w:tcPr>
+            <w:tcW w:type="dxa" w:w="1346"/>
+          </w:tcPr>
+          <w:p/>
+        </w:tc>
+        <w:tc>
+          <w:tcPr>
+            <w:tcW w:type="dxa" w:w="1346"/>
+          </w:tcPr>
+          <w:p/>
+        </w:tc>
+        <w:tc>
+          <w:tcPr>
+            <w:tcW w:type="dxa" w:w="1346"/>
+          </w:tcPr>
+          <w:p/>
+        </w:tc>
+        <w:tc>
+          <w:tcPr>
+            <w:tcW w:type="dxa" w:w="1346"/>
+          </w:tcPr>
+          <w:p/>
+        </w:tc>
+      </w:tr>
+      <w:tr>
+        <w:tc>
+          <w:tcPr>
+            <w:tcW w:type="dxa" w:w="1346"/>
+          </w:tcPr>
+          <w:p>
+            <w:pPr>
+              <w:jc w:val="left"/>
+            </w:pPr>
+            <w:r/>
+            <w:r>
+              <w:rPr>
+                <w:rFonts w:ascii="Calibri" w:hAnsi="Calibri" w:eastAsia="Calibri"/>
+                <w:b w:val="0"/>
+                <w:color w:val="1C2833"/>
+                <w:sz w:val="16"/>
+              </w:rPr>
+              <w:t>{{ m.category }}</w:t>
+            </w:r>
+          </w:p>
+        </w:tc>
+        <w:tc>
+          <w:tcPr>
+            <w:tcW w:type="dxa" w:w="1346"/>
+          </w:tcPr>
+          <w:p>
+            <w:pPr>
+              <w:jc w:val="center"/>
+            </w:pPr>
+            <w:r/>
+            <w:r>
+              <w:rPr>
+                <w:rFonts w:ascii="Calibri" w:hAnsi="Calibri" w:eastAsia="Calibri"/>
+                <w:b w:val="0"/>
+                <w:color w:val="1C2833"/>
+                <w:sz w:val="16"/>
+              </w:rPr>
+              <w:t>{{ m.name }}</w:t>
+            </w:r>
+          </w:p>
+        </w:tc>
+        <w:tc>
+          <w:tcPr>
+            <w:tcW w:type="dxa" w:w="1346"/>
+          </w:tcPr>
+          <w:p>
+            <w:pPr>
+              <w:jc w:val="center"/>
+            </w:pPr>
+            <w:r/>
+            <w:r>
+              <w:rPr>
+                <w:rFonts w:ascii="Calibri" w:hAnsi="Calibri" w:eastAsia="Calibri"/>
+                <w:b w:val="0"/>
+                <w:color w:val="1C2833"/>
+                <w:sz w:val="16"/>
+              </w:rPr>
+              <w:t>{{ m.warning_line }}</w:t>
+            </w:r>
+          </w:p>
+        </w:tc>
+        <w:tc>
+          <w:tcPr>
+            <w:tcW w:type="dxa" w:w="1346"/>
+          </w:tcPr>
+          <w:p>
+            <w:pPr>
+              <w:jc w:val="center"/>
+            </w:pPr>
+            <w:r/>
+            <w:r>
+              <w:rPr>
+                <w:rFonts w:ascii="Calibri" w:hAnsi="Calibri" w:eastAsia="Calibri"/>
+                <w:b w:val="0"/>
+                <w:color w:val="1C2833"/>
+                <w:sz w:val="16"/>
+              </w:rPr>
+              <w:t>{{ m.critical_line }}</w:t>
+            </w:r>
+          </w:p>
+        </w:tc>
+        <w:tc>
+          <w:tcPr>
+            <w:tcW w:type="dxa" w:w="1346"/>
+          </w:tcPr>
+          <w:p>
+            <w:pPr>
+              <w:jc w:val="center"/>
+            </w:pPr>
+            <w:r/>
+            <w:r>
+              <w:rPr>
+                <w:rFonts w:ascii="Calibri" w:hAnsi="Calibri" w:eastAsia="Calibri"/>
+                <w:b w:val="0"/>
+                <w:color w:val="1C2833"/>
+                <w:sz w:val="16"/>
+              </w:rPr>
+              <w:t>{{ m.critical_count }}</w:t>
+            </w:r>
+          </w:p>
+        </w:tc>
+        <w:tc>
+          <w:tcPr>
+            <w:tcW w:type="dxa" w:w="1346"/>
+          </w:tcPr>
+          <w:p>
+            <w:pPr>
+              <w:jc w:val="center"/>
+            </w:pPr>
+            <w:r/>
+            <w:r>
+              <w:rPr>
+                <w:rFonts w:ascii="Calibri" w:hAnsi="Calibri" w:eastAsia="Calibri"/>
+                <w:b w:val="0"/>
+                <w:color w:val="1C2833"/>
+                <w:sz w:val="16"/>
+              </w:rPr>
+              <w:t>{{ m.warning_count }}</w:t>
+            </w:r>
+          </w:p>
+        </w:tc>
+        <w:tc>
+          <w:tcPr>
+            <w:tcW w:type="dxa" w:w="1346"/>
+          </w:tcPr>
+          <w:p>
+            <w:pPr>
+              <w:jc w:val="center"/>
+            </w:pPr>
+            <w:r/>
+            <w:r>
+              <w:rPr>
+                <w:rFonts w:ascii="Calibri" w:hAnsi="Calibri" w:eastAsia="Calibri"/>
+                <w:b w:val="0"/>
+                <w:color w:val="1C2833"/>
+                <w:sz w:val="16"/>
+              </w:rPr>
+              <w:t>{{ m.normal_count }}</w:t>
+            </w:r>
+          </w:p>
+        </w:tc>
+        <w:tc>
+          <w:tcPr>
+            <w:tcW w:type="dxa" w:w="1346"/>
+            <w:shd w:val="clear" w:color="auto" w:fill="FEF5E7"/>
+          </w:tcPr>
+          <w:p>
+            <w:pPr>
+              <w:jc w:val="center"/>
+            </w:pPr>
+            <w:r/>
+            <w:r>
+              <w:rPr>
+                <w:rFonts w:ascii="Calibri" w:hAnsi="Calibri" w:eastAsia="Calibri"/>
+                <w:b/>
+                <w:color w:val="B9770E"/>
+                <w:sz w:val="16"/>
+              </w:rPr>
+              <w:t>需关注</w:t>
+            </w:r>
+          </w:p>
+        </w:tc>
+      </w:tr>
+      <w:tr>
+        <w:tc>
+          <w:tcPr>
+            <w:tcW w:type="dxa" w:w="1346"/>
+          </w:tcPr>
+          <w:p>
+            <w:r>
+              <w:t>{%tr endfor %}</w:t>
+            </w:r>
+          </w:p>
+        </w:tc>
+        <w:tc>
+          <w:tcPr>
+            <w:tcW w:type="dxa" w:w="1346"/>
+          </w:tcPr>
+          <w:p/>
+        </w:tc>
+        <w:tc>
+          <w:tcPr>
+            <w:tcW w:type="dxa" w:w="1346"/>
+          </w:tcPr>
+          <w:p/>
+        </w:tc>
+        <w:tc>
+          <w:tcPr>
+            <w:tcW w:type="dxa" w:w="1346"/>
+          </w:tcPr>
+          <w:p/>
+        </w:tc>
+        <w:tc>
+          <w:tcPr>
+            <w:tcW w:type="dxa" w:w="1346"/>
+          </w:tcPr>
+          <w:p/>
+        </w:tc>
+        <w:tc>
+          <w:tcPr>
+            <w:tcW w:type="dxa" w:w="1346"/>
+          </w:tcPr>
+          <w:p/>
+        </w:tc>
+        <w:tc>
+          <w:tcPr>
+            <w:tcW w:type="dxa" w:w="1346"/>
+          </w:tcPr>
+          <w:p/>
+        </w:tc>
+        <w:tc>
+          <w:tcPr>
+            <w:tcW w:type="dxa" w:w="1346"/>
+          </w:tcPr>
+          <w:p/>
+        </w:tc>
+      </w:tr>
+      <w:tr>
+        <w:tc>
+          <w:tcPr>
+            <w:tcW w:type="dxa" w:w="1346"/>
+          </w:tcPr>
+          <w:p>
+            <w:r>
+              <w:t>{%tr for m in metric_summary|default([]) if m.critical_count == 0 and m.warning_count == 0 %}</w:t>
+            </w:r>
+          </w:p>
+        </w:tc>
+        <w:tc>
+          <w:tcPr>
+            <w:tcW w:type="dxa" w:w="1346"/>
+          </w:tcPr>
+          <w:p/>
+        </w:tc>
+        <w:tc>
+          <w:tcPr>
+            <w:tcW w:type="dxa" w:w="1346"/>
+          </w:tcPr>
+          <w:p/>
+        </w:tc>
+        <w:tc>
+          <w:tcPr>
+            <w:tcW w:type="dxa" w:w="1346"/>
+          </w:tcPr>
+          <w:p/>
+        </w:tc>
+        <w:tc>
+          <w:tcPr>
+            <w:tcW w:type="dxa" w:w="1346"/>
+          </w:tcPr>
+          <w:p/>
+        </w:tc>
+        <w:tc>
+          <w:tcPr>
+            <w:tcW w:type="dxa" w:w="1346"/>
+          </w:tcPr>
+          <w:p/>
+        </w:tc>
+        <w:tc>
+          <w:tcPr>
+            <w:tcW w:type="dxa" w:w="1346"/>
+          </w:tcPr>
+          <w:p/>
+        </w:tc>
+        <w:tc>
+          <w:tcPr>
+            <w:tcW w:type="dxa" w:w="1346"/>
+          </w:tcPr>
+          <w:p/>
+        </w:tc>
+      </w:tr>
+      <w:tr>
+        <w:tc>
+          <w:tcPr>
+            <w:tcW w:type="dxa" w:w="1346"/>
+          </w:tcPr>
+          <w:p>
+            <w:pPr>
+              <w:jc w:val="left"/>
+            </w:pPr>
+            <w:r/>
+            <w:r>
+              <w:rPr>
+                <w:rFonts w:ascii="Calibri" w:hAnsi="Calibri" w:eastAsia="Calibri"/>
+                <w:b w:val="0"/>
+                <w:color w:val="1C2833"/>
+                <w:sz w:val="16"/>
+              </w:rPr>
+              <w:t>{{ m.category }}</w:t>
+            </w:r>
+          </w:p>
+        </w:tc>
+        <w:tc>
+          <w:tcPr>
+            <w:tcW w:type="dxa" w:w="1346"/>
+          </w:tcPr>
+          <w:p>
+            <w:pPr>
+              <w:jc w:val="center"/>
+            </w:pPr>
+            <w:r/>
+            <w:r>
+              <w:rPr>
+                <w:rFonts w:ascii="Calibri" w:hAnsi="Calibri" w:eastAsia="Calibri"/>
+                <w:b w:val="0"/>
+                <w:color w:val="1C2833"/>
+                <w:sz w:val="16"/>
+              </w:rPr>
+              <w:t>{{ m.name }}</w:t>
+            </w:r>
+          </w:p>
+        </w:tc>
+        <w:tc>
+          <w:tcPr>
+            <w:tcW w:type="dxa" w:w="1346"/>
+          </w:tcPr>
+          <w:p>
+            <w:pPr>
+              <w:jc w:val="center"/>
+            </w:pPr>
+            <w:r/>
+            <w:r>
+              <w:rPr>
+                <w:rFonts w:ascii="Calibri" w:hAnsi="Calibri" w:eastAsia="Calibri"/>
+                <w:b w:val="0"/>
+                <w:color w:val="1C2833"/>
+                <w:sz w:val="16"/>
+              </w:rPr>
+              <w:t>{{ m.warning_line }}</w:t>
+            </w:r>
+          </w:p>
+        </w:tc>
+        <w:tc>
+          <w:tcPr>
+            <w:tcW w:type="dxa" w:w="1346"/>
+          </w:tcPr>
+          <w:p>
+            <w:pPr>
+              <w:jc w:val="center"/>
+            </w:pPr>
+            <w:r/>
+            <w:r>
+              <w:rPr>
+                <w:rFonts w:ascii="Calibri" w:hAnsi="Calibri" w:eastAsia="Calibri"/>
+                <w:b w:val="0"/>
+                <w:color w:val="1C2833"/>
+                <w:sz w:val="16"/>
+              </w:rPr>
+              <w:t>{{ m.critical_line }}</w:t>
+            </w:r>
+          </w:p>
+        </w:tc>
+        <w:tc>
+          <w:tcPr>
+            <w:tcW w:type="dxa" w:w="1346"/>
+          </w:tcPr>
+          <w:p>
+            <w:pPr>
+              <w:jc w:val="center"/>
+            </w:pPr>
+            <w:r/>
+            <w:r>
+              <w:rPr>
+                <w:rFonts w:ascii="Calibri" w:hAnsi="Calibri" w:eastAsia="Calibri"/>
+                <w:b w:val="0"/>
+                <w:color w:val="1C2833"/>
+                <w:sz w:val="16"/>
+              </w:rPr>
+              <w:t>{{ m.critical_count }}</w:t>
+            </w:r>
+          </w:p>
+        </w:tc>
+        <w:tc>
+          <w:tcPr>
+            <w:tcW w:type="dxa" w:w="1346"/>
+          </w:tcPr>
+          <w:p>
+            <w:pPr>
+              <w:jc w:val="center"/>
+            </w:pPr>
+            <w:r/>
+            <w:r>
+              <w:rPr>
+                <w:rFonts w:ascii="Calibri" w:hAnsi="Calibri" w:eastAsia="Calibri"/>
+                <w:b w:val="0"/>
+                <w:color w:val="1C2833"/>
+                <w:sz w:val="16"/>
+              </w:rPr>
+              <w:t>{{ m.warning_count }}</w:t>
+            </w:r>
+          </w:p>
+        </w:tc>
+        <w:tc>
+          <w:tcPr>
+            <w:tcW w:type="dxa" w:w="1346"/>
+          </w:tcPr>
+          <w:p>
+            <w:pPr>
+              <w:jc w:val="center"/>
+            </w:pPr>
+            <w:r/>
+            <w:r>
+              <w:rPr>
+                <w:rFonts w:ascii="Calibri" w:hAnsi="Calibri" w:eastAsia="Calibri"/>
+                <w:b w:val="0"/>
+                <w:color w:val="1C2833"/>
+                <w:sz w:val="16"/>
+              </w:rPr>
+              <w:t>{{ m.normal_count }}</w:t>
+            </w:r>
+          </w:p>
+        </w:tc>
+        <w:tc>
+          <w:tcPr>
+            <w:tcW w:type="dxa" w:w="1346"/>
+            <w:shd w:val="clear" w:color="auto" w:fill="E8F8F5"/>
+          </w:tcPr>
+          <w:p>
+            <w:pPr>
+              <w:jc w:val="center"/>
+            </w:pPr>
+            <w:r/>
+            <w:r>
+              <w:rPr>
+                <w:rFonts w:ascii="Calibri" w:hAnsi="Calibri" w:eastAsia="Calibri"/>
+                <w:b/>
+                <w:color w:val="196F3D"/>
+                <w:sz w:val="16"/>
+              </w:rPr>
+              <w:t>健康</w:t>
+            </w:r>
+          </w:p>
+        </w:tc>
+      </w:tr>
+      <w:tr>
+        <w:tc>
+          <w:tcPr>
+            <w:tcW w:type="dxa" w:w="1346"/>
+          </w:tcPr>
+          <w:p>
+            <w:r>
+              <w:t>{%tr endfor %}</w:t>
+            </w:r>
+          </w:p>
+        </w:tc>
+        <w:tc>
+          <w:tcPr>
+            <w:tcW w:type="dxa" w:w="1346"/>
+          </w:tcPr>
+          <w:p/>
+        </w:tc>
+        <w:tc>
+          <w:tcPr>
+            <w:tcW w:type="dxa" w:w="1346"/>
+          </w:tcPr>
+          <w:p/>
+        </w:tc>
+        <w:tc>
+          <w:tcPr>
+            <w:tcW w:type="dxa" w:w="1346"/>
+          </w:tcPr>
+          <w:p/>
+        </w:tc>
+        <w:tc>
+          <w:tcPr>
+            <w:tcW w:type="dxa" w:w="1346"/>
+          </w:tcPr>
+          <w:p/>
+        </w:tc>
+        <w:tc>
+          <w:tcPr>
+            <w:tcW w:type="dxa" w:w="1346"/>
+          </w:tcPr>
+          <w:p/>
+        </w:tc>
+        <w:tc>
+          <w:tcPr>
+            <w:tcW w:type="dxa" w:w="1346"/>
+          </w:tcPr>
+          <w:p/>
+        </w:tc>
+        <w:tc>
+          <w:tcPr>
+            <w:tcW w:type="dxa" w:w="1346"/>
+          </w:tcPr>
+          <w:p/>
+        </w:tc>
+      </w:tr>
+    </w:tbl>
+    <w:p>
+      <w:pPr>
+        <w:spacing w:before="280" w:after="40"/>
+      </w:pPr>
+      <w:r>
+        <w:rPr>
+          <w:rFonts w:ascii="Calibri" w:hAnsi="Calibri" w:eastAsia="Calibri"/>
+          <w:b/>
+          <w:color w:val="1F4E79"/>
+          <w:sz w:val="28"/>
+        </w:rPr>
+        <w:t>严重问题</w:t>
+      </w:r>
+    </w:p>
+    <w:p>
+      <w:pPr>
+        <w:spacing w:before="0" w:after="40"/>
+      </w:pPr>
+      <w:r>
+        <w:rPr>
+          <w:rFonts w:ascii="Calibri" w:hAnsi="Calibri" w:eastAsia="Calibri"/>
+          <w:b w:val="0"/>
+          <w:color w:val="5D6D7E"/>
+          <w:sz w:val="20"/>
+        </w:rPr>
+        <w:t>这里只列出达到严重线的检查项。</w:t>
+      </w:r>
+    </w:p>
+    <w:tbl>
+      <w:tblPr>
+        <w:tblStyle w:val="TableGrid"/>
+        <w:tblW w:type="auto" w:w="0"/>
+        <w:tblLayout w:type="autofit"/>
+        <w:tblLook w:firstColumn="1" w:firstRow="1" w:lastColumn="0" w:lastRow="0" w:noHBand="0" w:noVBand="1" w:val="04A0"/>
+      </w:tblPr>
+      <w:tblGrid>
+        <w:gridCol w:w="2153"/>
+        <w:gridCol w:w="2153"/>
+        <w:gridCol w:w="2153"/>
+        <w:gridCol w:w="2153"/>
+        <w:gridCol w:w="2153"/>
+      </w:tblGrid>
+      <w:tr>
+        <w:tc>
+          <w:tcPr>
+            <w:tcW w:type="dxa" w:w="2153"/>
+            <w:shd w:val="clear" w:color="auto" w:fill="1F4E79"/>
+          </w:tcPr>
+          <w:p>
+            <w:pPr>
+              <w:jc w:val="center"/>
+            </w:pPr>
+            <w:r/>
+            <w:r>
+              <w:rPr>
+                <w:rFonts w:ascii="Calibri" w:hAnsi="Calibri" w:eastAsia="Calibri"/>
+                <w:b/>
+                <w:color w:val="FFFFFF"/>
+                <w:sz w:val="18"/>
+              </w:rPr>
+              <w:t>主机</w:t>
+            </w:r>
+          </w:p>
+        </w:tc>
+        <w:tc>
+          <w:tcPr>
+            <w:tcW w:type="dxa" w:w="2153"/>
+            <w:shd w:val="clear" w:color="auto" w:fill="1F4E79"/>
+          </w:tcPr>
+          <w:p>
+            <w:pPr>
+              <w:jc w:val="center"/>
+            </w:pPr>
+            <w:r/>
+            <w:r>
+              <w:rPr>
+                <w:rFonts w:ascii="Calibri" w:hAnsi="Calibri" w:eastAsia="Calibri"/>
+                <w:b/>
+                <w:color w:val="FFFFFF"/>
+                <w:sz w:val="18"/>
+              </w:rPr>
+              <w:t>对象</w:t>
+            </w:r>
+          </w:p>
+        </w:tc>
+        <w:tc>
+          <w:tcPr>
+            <w:tcW w:type="dxa" w:w="2153"/>
+            <w:shd w:val="clear" w:color="auto" w:fill="1F4E79"/>
+          </w:tcPr>
+          <w:p>
+            <w:pPr>
+              <w:jc w:val="center"/>
+            </w:pPr>
+            <w:r/>
+            <w:r>
+              <w:rPr>
+                <w:rFonts w:ascii="Calibri" w:hAnsi="Calibri" w:eastAsia="Calibri"/>
+                <w:b/>
+                <w:color w:val="FFFFFF"/>
+                <w:sz w:val="18"/>
+              </w:rPr>
+              <w:t>指标</w:t>
+            </w:r>
+          </w:p>
+        </w:tc>
+        <w:tc>
+          <w:tcPr>
+            <w:tcW w:type="dxa" w:w="2153"/>
+            <w:shd w:val="clear" w:color="auto" w:fill="1F4E79"/>
+          </w:tcPr>
+          <w:p>
+            <w:pPr>
+              <w:jc w:val="center"/>
+            </w:pPr>
+            <w:r/>
+            <w:r>
+              <w:rPr>
+                <w:rFonts w:ascii="Calibri" w:hAnsi="Calibri" w:eastAsia="Calibri"/>
+                <w:b/>
+                <w:color w:val="FFFFFF"/>
+                <w:sz w:val="18"/>
+              </w:rPr>
+              <w:t>阈值</w:t>
+            </w:r>
+          </w:p>
+        </w:tc>
+        <w:tc>
+          <w:tcPr>
+            <w:tcW w:type="dxa" w:w="2153"/>
+            <w:shd w:val="clear" w:color="auto" w:fill="1F4E79"/>
+          </w:tcPr>
+          <w:p>
+            <w:pPr>
+              <w:jc w:val="center"/>
+            </w:pPr>
+            <w:r/>
+            <w:r>
+              <w:rPr>
+                <w:rFonts w:ascii="Calibri" w:hAnsi="Calibri" w:eastAsia="Calibri"/>
+                <w:b/>
+                <w:color w:val="FFFFFF"/>
+                <w:sz w:val="18"/>
+              </w:rPr>
+              <w:t>当前值</w:t>
+            </w:r>
+          </w:p>
+        </w:tc>
+      </w:tr>
+      <w:tr>
+        <w:tc>
+          <w:tcPr>
+            <w:tcW w:type="dxa" w:w="2153"/>
+          </w:tcPr>
+          <w:p>
+            <w:r>
+              <w:t>{%tr for r in results %}</w:t>
+            </w:r>
+          </w:p>
+        </w:tc>
+        <w:tc>
+          <w:tcPr>
+            <w:tcW w:type="dxa" w:w="2153"/>
+          </w:tcPr>
+          <w:p/>
+        </w:tc>
+        <w:tc>
+          <w:tcPr>
+            <w:tcW w:type="dxa" w:w="2153"/>
+          </w:tcPr>
+          <w:p/>
+        </w:tc>
+        <w:tc>
+          <w:tcPr>
+            <w:tcW w:type="dxa" w:w="2153"/>
+          </w:tcPr>
+          <w:p/>
+        </w:tc>
+        <w:tc>
+          <w:tcPr>
+            <w:tcW w:type="dxa" w:w="2153"/>
+          </w:tcPr>
+          <w:p/>
+        </w:tc>
+      </w:tr>
+      <w:tr>
+        <w:tc>
+          <w:tcPr>
+            <w:tcW w:type="dxa" w:w="2153"/>
+          </w:tcPr>
+          <w:p>
+            <w:r>
+              <w:t>{%tr for m in r.data.critical|default([]) %}</w:t>
+            </w:r>
+          </w:p>
+        </w:tc>
+        <w:tc>
+          <w:tcPr>
+            <w:tcW w:type="dxa" w:w="2153"/>
+          </w:tcPr>
+          <w:p/>
+        </w:tc>
+        <w:tc>
+          <w:tcPr>
+            <w:tcW w:type="dxa" w:w="2153"/>
+          </w:tcPr>
+          <w:p/>
+        </w:tc>
+        <w:tc>
+          <w:tcPr>
+            <w:tcW w:type="dxa" w:w="2153"/>
+          </w:tcPr>
+          <w:p/>
+        </w:tc>
+        <w:tc>
+          <w:tcPr>
+            <w:tcW w:type="dxa" w:w="2153"/>
+          </w:tcPr>
+          <w:p/>
+        </w:tc>
+      </w:tr>
+      <w:tr>
+        <w:tc>
+          <w:tcPr>
+            <w:tcW w:type="dxa" w:w="2153"/>
+          </w:tcPr>
+          <w:p>
+            <w:pPr>
+              <w:jc w:val="left"/>
+            </w:pPr>
+            <w:r/>
+            <w:r>
+              <w:rPr>
+                <w:rFonts w:ascii="Calibri" w:hAnsi="Calibri" w:eastAsia="Calibri"/>
+                <w:b w:val="0"/>
+                <w:color w:val="1C2833"/>
+                <w:sz w:val="16"/>
+              </w:rPr>
+              <w:t>{{ r.target.name }}</w:t>
+            </w:r>
+          </w:p>
+        </w:tc>
+        <w:tc>
+          <w:tcPr>
+            <w:tcW w:type="dxa" w:w="2153"/>
+          </w:tcPr>
+          <w:p>
+            <w:pPr>
+              <w:jc w:val="center"/>
+            </w:pPr>
+            <w:r/>
+            <w:r>
+              <w:rPr>
+                <w:rFonts w:ascii="Calibri" w:hAnsi="Calibri" w:eastAsia="Calibri"/>
+                <w:b w:val="0"/>
+                <w:color w:val="1C2833"/>
+                <w:sz w:val="16"/>
+              </w:rPr>
+              <w:t>{{ m.category }} / {{ m.object_name }}</w:t>
+            </w:r>
+          </w:p>
+        </w:tc>
+        <w:tc>
+          <w:tcPr>
+            <w:tcW w:type="dxa" w:w="2153"/>
+          </w:tcPr>
+          <w:p>
+            <w:pPr>
+              <w:jc w:val="center"/>
+            </w:pPr>
+            <w:r/>
+            <w:r>
+              <w:rPr>
+                <w:rFonts w:ascii="Calibri" w:hAnsi="Calibri" w:eastAsia="Calibri"/>
+                <w:b w:val="0"/>
+                <w:color w:val="1C2833"/>
+                <w:sz w:val="16"/>
               </w:rPr>
               <w:t>{{ m.display_name|default(m.metric_name) }}</w:t>
             </w:r>
@@ -2333,263 +2773,1771 @@
         </w:tc>
         <w:tc>
           <w:tcPr>
-            <w:tcW w:type="dxa" w:w="1246"/>
+            <w:tcW w:type="dxa" w:w="2153"/>
           </w:tcPr>
           <w:p>
+            <w:pPr>
+              <w:jc w:val="center"/>
+            </w:pPr>
             <w:r/>
             <w:r>
               <w:rPr>
-                <w:rFonts w:ascii="Microsoft YaHei" w:hAnsi="Microsoft YaHei" w:eastAsia="Microsoft YaHei"/>
+                <w:rFonts w:ascii="Calibri" w:hAnsi="Calibri" w:eastAsia="Calibri"/>
                 <w:b w:val="0"/>
-                <w:color w:val="1E293B"/>
-                <w:sz w:val="20"/>
+                <w:color w:val="1C2833"/>
+                <w:sz w:val="16"/>
               </w:rPr>
-              <w:t>{{ m.value }} {{ m.unit }}</w:t>
+              <w:t>{{ m.critical_line }}</w:t>
             </w:r>
           </w:p>
         </w:tc>
         <w:tc>
           <w:tcPr>
-            <w:tcW w:type="dxa" w:w="1246"/>
+            <w:tcW w:type="dxa" w:w="2153"/>
           </w:tcPr>
           <w:p>
+            <w:pPr>
+              <w:jc w:val="center"/>
+            </w:pPr>
             <w:r/>
             <w:r>
               <w:rPr>
-                <w:rFonts w:ascii="Microsoft YaHei" w:hAnsi="Microsoft YaHei" w:eastAsia="Microsoft YaHei"/>
+                <w:rFonts w:ascii="Calibri" w:hAnsi="Calibri" w:eastAsia="Calibri"/>
                 <w:b w:val="0"/>
-                <w:color w:val="1E293B"/>
-                <w:sz w:val="20"/>
+                <w:color w:val="1C2833"/>
+                <w:sz w:val="16"/>
               </w:rPr>
-              <w:t>{{ m.health_status }}</w:t>
+              <w:t>{{ m.value_text }}</w:t>
             </w:r>
           </w:p>
         </w:tc>
-        <w:tc>
-          <w:tcPr>
-            <w:tcW w:type="dxa" w:w="1246"/>
-          </w:tcPr>
-          <w:p>
-            <w:r/>
-            <w:r>
-              <w:rPr>
-                <w:rFonts w:ascii="Microsoft YaHei" w:hAnsi="Microsoft YaHei" w:eastAsia="Microsoft YaHei"/>
-                <w:b w:val="0"/>
-                <w:color w:val="1E293B"/>
-                <w:sz w:val="20"/>
-              </w:rPr>
-              <w:t>{{ m.detail }}</w:t>
-            </w:r>
-          </w:p>
-        </w:tc>
       </w:tr>
       <w:tr>
         <w:tc>
           <w:tcPr>
-            <w:tcW w:type="dxa" w:w="1246"/>
+            <w:tcW w:type="dxa" w:w="2153"/>
           </w:tcPr>
           <w:p>
-            <w:r/>
             <w:r>
-              <w:rPr>
-                <w:rFonts w:ascii="Microsoft YaHei" w:hAnsi="Microsoft YaHei" w:eastAsia="Microsoft YaHei"/>
-                <w:b w:val="0"/>
-                <w:color w:val="94A3B8"/>
-                <w:sz w:val="18"/>
-              </w:rPr>
               <w:t>{%tr endfor %}</w:t>
             </w:r>
           </w:p>
         </w:tc>
         <w:tc>
           <w:tcPr>
-            <w:tcW w:type="dxa" w:w="1246"/>
+            <w:tcW w:type="dxa" w:w="2153"/>
           </w:tcPr>
           <w:p/>
         </w:tc>
         <w:tc>
           <w:tcPr>
-            <w:tcW w:type="dxa" w:w="1246"/>
+            <w:tcW w:type="dxa" w:w="2153"/>
           </w:tcPr>
           <w:p/>
         </w:tc>
         <w:tc>
           <w:tcPr>
-            <w:tcW w:type="dxa" w:w="1246"/>
+            <w:tcW w:type="dxa" w:w="2153"/>
           </w:tcPr>
           <w:p/>
         </w:tc>
         <w:tc>
           <w:tcPr>
-            <w:tcW w:type="dxa" w:w="1246"/>
+            <w:tcW w:type="dxa" w:w="2153"/>
           </w:tcPr>
           <w:p/>
         </w:tc>
-        <w:tc>
-          <w:tcPr>
-            <w:tcW w:type="dxa" w:w="1246"/>
+      </w:tr>
+      <w:tr>
+        <w:tc>
+          <w:tcPr>
+            <w:tcW w:type="dxa" w:w="2153"/>
+          </w:tcPr>
+          <w:p>
+            <w:r>
+              <w:t>{%tr endfor %}</w:t>
+            </w:r>
+          </w:p>
+        </w:tc>
+        <w:tc>
+          <w:tcPr>
+            <w:tcW w:type="dxa" w:w="2153"/>
           </w:tcPr>
           <w:p/>
         </w:tc>
         <w:tc>
           <w:tcPr>
-            <w:tcW w:type="dxa" w:w="1246"/>
+            <w:tcW w:type="dxa" w:w="2153"/>
           </w:tcPr>
           <w:p/>
         </w:tc>
         <w:tc>
           <w:tcPr>
-            <w:tcW w:type="dxa" w:w="1246"/>
+            <w:tcW w:type="dxa" w:w="2153"/>
+          </w:tcPr>
+          <w:p/>
+        </w:tc>
+        <w:tc>
+          <w:tcPr>
+            <w:tcW w:type="dxa" w:w="2153"/>
           </w:tcPr>
           <w:p/>
         </w:tc>
       </w:tr>
     </w:tbl>
-    <w:p/>
     <w:p>
       <w:pPr>
-        <w:spacing w:after="120" w:before="0"/>
+        <w:spacing w:before="280" w:after="40"/>
       </w:pPr>
       <w:r>
         <w:rPr>
-          <w:rFonts w:ascii="Microsoft YaHei" w:hAnsi="Microsoft YaHei" w:eastAsia="Microsoft YaHei"/>
+          <w:rFonts w:ascii="Calibri" w:hAnsi="Calibri" w:eastAsia="Calibri"/>
           <w:b/>
           <w:color w:val="1F4E79"/>
-          <w:sz w:val="24"/>
+          <w:sz w:val="28"/>
         </w:rPr>
-        <w:t>修复优先级建议</w:t>
+        <w:t>告警问题</w:t>
       </w:r>
     </w:p>
     <w:p>
       <w:pPr>
-        <w:spacing w:after="40" w:before="0"/>
+        <w:spacing w:before="0" w:after="40"/>
       </w:pPr>
       <w:r>
         <w:rPr>
-          <w:rFonts w:ascii="Microsoft YaHei" w:hAnsi="Microsoft YaHei" w:eastAsia="Microsoft YaHei"/>
-          <w:b/>
-          <w:color w:val="C0392B"/>
-          <w:sz w:val="22"/>
+          <w:rFonts w:ascii="Calibri" w:hAnsi="Calibri" w:eastAsia="Calibri"/>
+          <w:b w:val="0"/>
+          <w:color w:val="5D6D7E"/>
+          <w:sz w:val="20"/>
         </w:rPr>
-        <w:t>P0 — 立即处理（严重问题）</w:t>
+        <w:t>这里只列出达到告警线、尚未达到严重线的检查项。</w:t>
+      </w:r>
+    </w:p>
+    <w:tbl>
+      <w:tblPr>
+        <w:tblStyle w:val="TableGrid"/>
+        <w:tblW w:type="auto" w:w="0"/>
+        <w:tblLayout w:type="autofit"/>
+        <w:tblLook w:firstColumn="1" w:firstRow="1" w:lastColumn="0" w:lastRow="0" w:noHBand="0" w:noVBand="1" w:val="04A0"/>
+      </w:tblPr>
+      <w:tblGrid>
+        <w:gridCol w:w="2153"/>
+        <w:gridCol w:w="2153"/>
+        <w:gridCol w:w="2153"/>
+        <w:gridCol w:w="2153"/>
+        <w:gridCol w:w="2153"/>
+      </w:tblGrid>
+      <w:tr>
+        <w:tc>
+          <w:tcPr>
+            <w:tcW w:type="dxa" w:w="2153"/>
+            <w:shd w:val="clear" w:color="auto" w:fill="1F4E79"/>
+          </w:tcPr>
+          <w:p>
+            <w:pPr>
+              <w:jc w:val="center"/>
+            </w:pPr>
+            <w:r/>
+            <w:r>
+              <w:rPr>
+                <w:rFonts w:ascii="Calibri" w:hAnsi="Calibri" w:eastAsia="Calibri"/>
+                <w:b/>
+                <w:color w:val="FFFFFF"/>
+                <w:sz w:val="18"/>
+              </w:rPr>
+              <w:t>主机</w:t>
+            </w:r>
+          </w:p>
+        </w:tc>
+        <w:tc>
+          <w:tcPr>
+            <w:tcW w:type="dxa" w:w="2153"/>
+            <w:shd w:val="clear" w:color="auto" w:fill="1F4E79"/>
+          </w:tcPr>
+          <w:p>
+            <w:pPr>
+              <w:jc w:val="center"/>
+            </w:pPr>
+            <w:r/>
+            <w:r>
+              <w:rPr>
+                <w:rFonts w:ascii="Calibri" w:hAnsi="Calibri" w:eastAsia="Calibri"/>
+                <w:b/>
+                <w:color w:val="FFFFFF"/>
+                <w:sz w:val="18"/>
+              </w:rPr>
+              <w:t>对象</w:t>
+            </w:r>
+          </w:p>
+        </w:tc>
+        <w:tc>
+          <w:tcPr>
+            <w:tcW w:type="dxa" w:w="2153"/>
+            <w:shd w:val="clear" w:color="auto" w:fill="1F4E79"/>
+          </w:tcPr>
+          <w:p>
+            <w:pPr>
+              <w:jc w:val="center"/>
+            </w:pPr>
+            <w:r/>
+            <w:r>
+              <w:rPr>
+                <w:rFonts w:ascii="Calibri" w:hAnsi="Calibri" w:eastAsia="Calibri"/>
+                <w:b/>
+                <w:color w:val="FFFFFF"/>
+                <w:sz w:val="18"/>
+              </w:rPr>
+              <w:t>指标</w:t>
+            </w:r>
+          </w:p>
+        </w:tc>
+        <w:tc>
+          <w:tcPr>
+            <w:tcW w:type="dxa" w:w="2153"/>
+            <w:shd w:val="clear" w:color="auto" w:fill="1F4E79"/>
+          </w:tcPr>
+          <w:p>
+            <w:pPr>
+              <w:jc w:val="center"/>
+            </w:pPr>
+            <w:r/>
+            <w:r>
+              <w:rPr>
+                <w:rFonts w:ascii="Calibri" w:hAnsi="Calibri" w:eastAsia="Calibri"/>
+                <w:b/>
+                <w:color w:val="FFFFFF"/>
+                <w:sz w:val="18"/>
+              </w:rPr>
+              <w:t>阈值</w:t>
+            </w:r>
+          </w:p>
+        </w:tc>
+        <w:tc>
+          <w:tcPr>
+            <w:tcW w:type="dxa" w:w="2153"/>
+            <w:shd w:val="clear" w:color="auto" w:fill="1F4E79"/>
+          </w:tcPr>
+          <w:p>
+            <w:pPr>
+              <w:jc w:val="center"/>
+            </w:pPr>
+            <w:r/>
+            <w:r>
+              <w:rPr>
+                <w:rFonts w:ascii="Calibri" w:hAnsi="Calibri" w:eastAsia="Calibri"/>
+                <w:b/>
+                <w:color w:val="FFFFFF"/>
+                <w:sz w:val="18"/>
+              </w:rPr>
+              <w:t>当前值</w:t>
+            </w:r>
+          </w:p>
+        </w:tc>
+      </w:tr>
+      <w:tr>
+        <w:tc>
+          <w:tcPr>
+            <w:tcW w:type="dxa" w:w="2153"/>
+          </w:tcPr>
+          <w:p>
+            <w:r>
+              <w:t>{%tr for r in results %}</w:t>
+            </w:r>
+          </w:p>
+        </w:tc>
+        <w:tc>
+          <w:tcPr>
+            <w:tcW w:type="dxa" w:w="2153"/>
+          </w:tcPr>
+          <w:p/>
+        </w:tc>
+        <w:tc>
+          <w:tcPr>
+            <w:tcW w:type="dxa" w:w="2153"/>
+          </w:tcPr>
+          <w:p/>
+        </w:tc>
+        <w:tc>
+          <w:tcPr>
+            <w:tcW w:type="dxa" w:w="2153"/>
+          </w:tcPr>
+          <w:p/>
+        </w:tc>
+        <w:tc>
+          <w:tcPr>
+            <w:tcW w:type="dxa" w:w="2153"/>
+          </w:tcPr>
+          <w:p/>
+        </w:tc>
+      </w:tr>
+      <w:tr>
+        <w:tc>
+          <w:tcPr>
+            <w:tcW w:type="dxa" w:w="2153"/>
+          </w:tcPr>
+          <w:p>
+            <w:r>
+              <w:t>{%tr for m in r.data.warning|default([]) %}</w:t>
+            </w:r>
+          </w:p>
+        </w:tc>
+        <w:tc>
+          <w:tcPr>
+            <w:tcW w:type="dxa" w:w="2153"/>
+          </w:tcPr>
+          <w:p/>
+        </w:tc>
+        <w:tc>
+          <w:tcPr>
+            <w:tcW w:type="dxa" w:w="2153"/>
+          </w:tcPr>
+          <w:p/>
+        </w:tc>
+        <w:tc>
+          <w:tcPr>
+            <w:tcW w:type="dxa" w:w="2153"/>
+          </w:tcPr>
+          <w:p/>
+        </w:tc>
+        <w:tc>
+          <w:tcPr>
+            <w:tcW w:type="dxa" w:w="2153"/>
+          </w:tcPr>
+          <w:p/>
+        </w:tc>
+      </w:tr>
+      <w:tr>
+        <w:tc>
+          <w:tcPr>
+            <w:tcW w:type="dxa" w:w="2153"/>
+          </w:tcPr>
+          <w:p>
+            <w:pPr>
+              <w:jc w:val="left"/>
+            </w:pPr>
+            <w:r/>
+            <w:r>
+              <w:rPr>
+                <w:rFonts w:ascii="Calibri" w:hAnsi="Calibri" w:eastAsia="Calibri"/>
+                <w:b w:val="0"/>
+                <w:color w:val="1C2833"/>
+                <w:sz w:val="16"/>
+              </w:rPr>
+              <w:t>{{ r.target.name }}</w:t>
+            </w:r>
+          </w:p>
+        </w:tc>
+        <w:tc>
+          <w:tcPr>
+            <w:tcW w:type="dxa" w:w="2153"/>
+          </w:tcPr>
+          <w:p>
+            <w:pPr>
+              <w:jc w:val="center"/>
+            </w:pPr>
+            <w:r/>
+            <w:r>
+              <w:rPr>
+                <w:rFonts w:ascii="Calibri" w:hAnsi="Calibri" w:eastAsia="Calibri"/>
+                <w:b w:val="0"/>
+                <w:color w:val="1C2833"/>
+                <w:sz w:val="16"/>
+              </w:rPr>
+              <w:t>{{ m.category }} / {{ m.object_name }}</w:t>
+            </w:r>
+          </w:p>
+        </w:tc>
+        <w:tc>
+          <w:tcPr>
+            <w:tcW w:type="dxa" w:w="2153"/>
+          </w:tcPr>
+          <w:p>
+            <w:pPr>
+              <w:jc w:val="center"/>
+            </w:pPr>
+            <w:r/>
+            <w:r>
+              <w:rPr>
+                <w:rFonts w:ascii="Calibri" w:hAnsi="Calibri" w:eastAsia="Calibri"/>
+                <w:b w:val="0"/>
+                <w:color w:val="1C2833"/>
+                <w:sz w:val="16"/>
+              </w:rPr>
+              <w:t>{{ m.display_name|default(m.metric_name) }}</w:t>
+            </w:r>
+          </w:p>
+        </w:tc>
+        <w:tc>
+          <w:tcPr>
+            <w:tcW w:type="dxa" w:w="2153"/>
+          </w:tcPr>
+          <w:p>
+            <w:pPr>
+              <w:jc w:val="center"/>
+            </w:pPr>
+            <w:r/>
+            <w:r>
+              <w:rPr>
+                <w:rFonts w:ascii="Calibri" w:hAnsi="Calibri" w:eastAsia="Calibri"/>
+                <w:b w:val="0"/>
+                <w:color w:val="1C2833"/>
+                <w:sz w:val="16"/>
+              </w:rPr>
+              <w:t>{{ m.warning_line }}</w:t>
+            </w:r>
+          </w:p>
+        </w:tc>
+        <w:tc>
+          <w:tcPr>
+            <w:tcW w:type="dxa" w:w="2153"/>
+          </w:tcPr>
+          <w:p>
+            <w:pPr>
+              <w:jc w:val="center"/>
+            </w:pPr>
+            <w:r/>
+            <w:r>
+              <w:rPr>
+                <w:rFonts w:ascii="Calibri" w:hAnsi="Calibri" w:eastAsia="Calibri"/>
+                <w:b w:val="0"/>
+                <w:color w:val="1C2833"/>
+                <w:sz w:val="16"/>
+              </w:rPr>
+              <w:t>{{ m.value_text }}</w:t>
+            </w:r>
+          </w:p>
+        </w:tc>
+      </w:tr>
+      <w:tr>
+        <w:tc>
+          <w:tcPr>
+            <w:tcW w:type="dxa" w:w="2153"/>
+          </w:tcPr>
+          <w:p>
+            <w:r>
+              <w:t>{%tr endfor %}</w:t>
+            </w:r>
+          </w:p>
+        </w:tc>
+        <w:tc>
+          <w:tcPr>
+            <w:tcW w:type="dxa" w:w="2153"/>
+          </w:tcPr>
+          <w:p/>
+        </w:tc>
+        <w:tc>
+          <w:tcPr>
+            <w:tcW w:type="dxa" w:w="2153"/>
+          </w:tcPr>
+          <w:p/>
+        </w:tc>
+        <w:tc>
+          <w:tcPr>
+            <w:tcW w:type="dxa" w:w="2153"/>
+          </w:tcPr>
+          <w:p/>
+        </w:tc>
+        <w:tc>
+          <w:tcPr>
+            <w:tcW w:type="dxa" w:w="2153"/>
+          </w:tcPr>
+          <w:p/>
+        </w:tc>
+      </w:tr>
+      <w:tr>
+        <w:tc>
+          <w:tcPr>
+            <w:tcW w:type="dxa" w:w="2153"/>
+          </w:tcPr>
+          <w:p>
+            <w:r>
+              <w:t>{%tr endfor %}</w:t>
+            </w:r>
+          </w:p>
+        </w:tc>
+        <w:tc>
+          <w:tcPr>
+            <w:tcW w:type="dxa" w:w="2153"/>
+          </w:tcPr>
+          <w:p/>
+        </w:tc>
+        <w:tc>
+          <w:tcPr>
+            <w:tcW w:type="dxa" w:w="2153"/>
+          </w:tcPr>
+          <w:p/>
+        </w:tc>
+        <w:tc>
+          <w:tcPr>
+            <w:tcW w:type="dxa" w:w="2153"/>
+          </w:tcPr>
+          <w:p/>
+        </w:tc>
+        <w:tc>
+          <w:tcPr>
+            <w:tcW w:type="dxa" w:w="2153"/>
+          </w:tcPr>
+          <w:p/>
+        </w:tc>
+      </w:tr>
+    </w:tbl>
+    <w:p>
+      <w:r>
+        <w:br w:type="page"/>
       </w:r>
     </w:p>
     <w:p>
       <w:pPr>
-        <w:spacing w:after="120" w:before="0"/>
+        <w:spacing w:before="0" w:after="40"/>
       </w:pPr>
       <w:r>
         <w:rPr>
-          <w:rFonts w:ascii="Microsoft YaHei" w:hAnsi="Microsoft YaHei" w:eastAsia="Microsoft YaHei"/>
-          <w:b w:val="0"/>
-          <w:color w:val="334155"/>
-          <w:sz w:val="22"/>
+          <w:rFonts w:ascii="Calibri" w:hAnsi="Calibri" w:eastAsia="Calibri"/>
+          <w:b/>
+          <w:color w:val="1F4E79"/>
+          <w:sz w:val="28"/>
         </w:rPr>
-        <w:t>严重项 {{ r.data.critical_count }} 个。优先处理磁盘/内存/CPU 严重阈值、根只读、临时目录不可写等问题。</w:t>
+        <w:t>检查明细</w:t>
       </w:r>
     </w:p>
     <w:p>
       <w:pPr>
-        <w:spacing w:after="40" w:before="0"/>
+        <w:spacing w:before="0" w:after="40"/>
       </w:pPr>
       <w:r>
         <w:rPr>
-          <w:rFonts w:ascii="Microsoft YaHei" w:hAnsi="Microsoft YaHei" w:eastAsia="Microsoft YaHei"/>
-          <w:b/>
-          <w:color w:val="B7791F"/>
-          <w:sz w:val="22"/>
+          <w:rFonts w:ascii="Calibri" w:hAnsi="Calibri" w:eastAsia="Calibri"/>
+          <w:b w:val="0"/>
+          <w:color w:val="5D6D7E"/>
+          <w:sz w:val="20"/>
         </w:rPr>
-        <w:t>P1 — 尽快处理（告警问题）</w:t>
+        <w:t>以下是每台机器的全部检查项，包含正常项。</w:t>
       </w:r>
     </w:p>
-    <w:p>
-      <w:pPr>
-        <w:spacing w:after="120" w:before="0"/>
-      </w:pPr>
-      <w:r>
-        <w:rPr>
-          <w:rFonts w:ascii="Microsoft YaHei" w:hAnsi="Microsoft YaHei" w:eastAsia="Microsoft YaHei"/>
-          <w:b w:val="0"/>
-          <w:color w:val="334155"/>
-          <w:sz w:val="22"/>
-        </w:rPr>
-        <w:t>告警项 {{ r.data.warning_count }} 个。建议处理告警阈值、时间不同步、远程管理/防火墙未启用、补丁过旧等。</w:t>
-      </w:r>
-    </w:p>
-    <w:p>
-      <w:pPr>
-        <w:spacing w:after="40" w:before="0"/>
-      </w:pPr>
-      <w:r>
-        <w:rPr>
-          <w:rFonts w:ascii="Microsoft YaHei" w:hAnsi="Microsoft YaHei" w:eastAsia="Microsoft YaHei"/>
-          <w:b/>
-          <w:color w:val="1F7A4D"/>
-          <w:sz w:val="22"/>
-        </w:rPr>
-        <w:t>P2 — 持续观察（正常项）</w:t>
-      </w:r>
-    </w:p>
-    <w:p>
-      <w:pPr>
-        <w:spacing w:after="200" w:before="0"/>
-      </w:pPr>
-      <w:r>
-        <w:rPr>
-          <w:rFonts w:ascii="Microsoft YaHei" w:hAnsi="Microsoft YaHei" w:eastAsia="Microsoft YaHei"/>
-          <w:b w:val="0"/>
-          <w:color w:val="334155"/>
-          <w:sz w:val="22"/>
-        </w:rPr>
-        <w:t>正常项 {{ r.data.normal_count }} 个。保持现有阈值，关注进程热点，纳入下一次巡检。</w:t>
-      </w:r>
-    </w:p>
-    <w:p>
-      <w:pPr>
-        <w:spacing w:after="40" w:before="0"/>
-        <w:jc w:val="center"/>
-      </w:pPr>
-      <w:r>
-        <w:rPr>
-          <w:rFonts w:ascii="Microsoft YaHei" w:hAnsi="Microsoft YaHei" w:eastAsia="Microsoft YaHei"/>
-          <w:b w:val="0"/>
-          <w:color w:val="64748B"/>
-          <w:sz w:val="20"/>
-        </w:rPr>
-        <w:t>— 报告结束 —</w:t>
-      </w:r>
-    </w:p>
-    <w:p>
-      <w:pPr>
-        <w:spacing w:after="80" w:before="0"/>
-      </w:pPr>
-      <w:r>
-        <w:rPr>
-          <w:rFonts w:ascii="Microsoft YaHei" w:hAnsi="Microsoft YaHei" w:eastAsia="Microsoft YaHei"/>
-          <w:b w:val="0"/>
-          <w:color w:val="64748B"/>
-          <w:sz w:val="18"/>
-        </w:rPr>
-        <w:t>由 WeOpsX 自动生成 | {{ r.data.collected_at }}</w:t>
-      </w:r>
-    </w:p>
-    <w:p>
-      <w:pPr>
-        <w:spacing w:after="0" w:before="0"/>
-      </w:pPr>
-      <w:r>
-        <w:rPr>
-          <w:rFonts w:ascii="Microsoft YaHei" w:hAnsi="Microsoft YaHei" w:eastAsia="Microsoft YaHei"/>
-          <w:b w:val="0"/>
-          <w:color w:val="94A3B8"/>
-          <w:sz w:val="18"/>
-        </w:rPr>
-        <w:t>{%p endfor %}</w:t>
-      </w:r>
-    </w:p>
+    <w:tbl>
+      <w:tblPr>
+        <w:tblStyle w:val="TableGrid"/>
+        <w:tblW w:type="auto" w:w="0"/>
+        <w:tblLayout w:type="autofit"/>
+        <w:tblLook w:firstColumn="1" w:firstRow="1" w:lastColumn="0" w:lastRow="0" w:noHBand="0" w:noVBand="1" w:val="04A0"/>
+      </w:tblPr>
+      <w:tblGrid>
+        <w:gridCol w:w="1794"/>
+        <w:gridCol w:w="1794"/>
+        <w:gridCol w:w="1794"/>
+        <w:gridCol w:w="1794"/>
+        <w:gridCol w:w="1794"/>
+        <w:gridCol w:w="1794"/>
+      </w:tblGrid>
+      <w:tr>
+        <w:tc>
+          <w:tcPr>
+            <w:tcW w:type="dxa" w:w="1794"/>
+            <w:shd w:val="clear" w:color="auto" w:fill="1F4E79"/>
+          </w:tcPr>
+          <w:p>
+            <w:pPr>
+              <w:jc w:val="center"/>
+            </w:pPr>
+            <w:r/>
+            <w:r>
+              <w:rPr>
+                <w:rFonts w:ascii="Calibri" w:hAnsi="Calibri" w:eastAsia="Calibri"/>
+                <w:b/>
+                <w:color w:val="FFFFFF"/>
+                <w:sz w:val="18"/>
+              </w:rPr>
+              <w:t>主机</w:t>
+            </w:r>
+          </w:p>
+        </w:tc>
+        <w:tc>
+          <w:tcPr>
+            <w:tcW w:type="dxa" w:w="1794"/>
+            <w:shd w:val="clear" w:color="auto" w:fill="1F4E79"/>
+          </w:tcPr>
+          <w:p>
+            <w:pPr>
+              <w:jc w:val="center"/>
+            </w:pPr>
+            <w:r/>
+            <w:r>
+              <w:rPr>
+                <w:rFonts w:ascii="Calibri" w:hAnsi="Calibri" w:eastAsia="Calibri"/>
+                <w:b/>
+                <w:color w:val="FFFFFF"/>
+                <w:sz w:val="18"/>
+              </w:rPr>
+              <w:t>指标</w:t>
+            </w:r>
+          </w:p>
+        </w:tc>
+        <w:tc>
+          <w:tcPr>
+            <w:tcW w:type="dxa" w:w="1794"/>
+            <w:shd w:val="clear" w:color="auto" w:fill="1F4E79"/>
+          </w:tcPr>
+          <w:p>
+            <w:pPr>
+              <w:jc w:val="center"/>
+            </w:pPr>
+            <w:r/>
+            <w:r>
+              <w:rPr>
+                <w:rFonts w:ascii="Calibri" w:hAnsi="Calibri" w:eastAsia="Calibri"/>
+                <w:b/>
+                <w:color w:val="FFFFFF"/>
+                <w:sz w:val="18"/>
+              </w:rPr>
+              <w:t>告警阈值</w:t>
+            </w:r>
+          </w:p>
+        </w:tc>
+        <w:tc>
+          <w:tcPr>
+            <w:tcW w:type="dxa" w:w="1794"/>
+            <w:shd w:val="clear" w:color="auto" w:fill="1F4E79"/>
+          </w:tcPr>
+          <w:p>
+            <w:pPr>
+              <w:jc w:val="center"/>
+            </w:pPr>
+            <w:r/>
+            <w:r>
+              <w:rPr>
+                <w:rFonts w:ascii="Calibri" w:hAnsi="Calibri" w:eastAsia="Calibri"/>
+                <w:b/>
+                <w:color w:val="FFFFFF"/>
+                <w:sz w:val="18"/>
+              </w:rPr>
+              <w:t>严重阈值</w:t>
+            </w:r>
+          </w:p>
+        </w:tc>
+        <w:tc>
+          <w:tcPr>
+            <w:tcW w:type="dxa" w:w="1794"/>
+            <w:shd w:val="clear" w:color="auto" w:fill="1F4E79"/>
+          </w:tcPr>
+          <w:p>
+            <w:pPr>
+              <w:jc w:val="center"/>
+            </w:pPr>
+            <w:r/>
+            <w:r>
+              <w:rPr>
+                <w:rFonts w:ascii="Calibri" w:hAnsi="Calibri" w:eastAsia="Calibri"/>
+                <w:b/>
+                <w:color w:val="FFFFFF"/>
+                <w:sz w:val="18"/>
+              </w:rPr>
+              <w:t>当前值</w:t>
+            </w:r>
+          </w:p>
+        </w:tc>
+        <w:tc>
+          <w:tcPr>
+            <w:tcW w:type="dxa" w:w="1794"/>
+            <w:shd w:val="clear" w:color="auto" w:fill="1F4E79"/>
+          </w:tcPr>
+          <w:p>
+            <w:pPr>
+              <w:jc w:val="center"/>
+            </w:pPr>
+            <w:r/>
+            <w:r>
+              <w:rPr>
+                <w:rFonts w:ascii="Calibri" w:hAnsi="Calibri" w:eastAsia="Calibri"/>
+                <w:b/>
+                <w:color w:val="FFFFFF"/>
+                <w:sz w:val="18"/>
+              </w:rPr>
+              <w:t>状态</w:t>
+            </w:r>
+          </w:p>
+        </w:tc>
+      </w:tr>
+      <w:tr>
+        <w:tc>
+          <w:tcPr>
+            <w:tcW w:type="dxa" w:w="1794"/>
+          </w:tcPr>
+          <w:p>
+            <w:r>
+              <w:t>{%tr for r in results if r.status != 'SUCCESS' %}</w:t>
+            </w:r>
+          </w:p>
+        </w:tc>
+        <w:tc>
+          <w:tcPr>
+            <w:tcW w:type="dxa" w:w="1794"/>
+          </w:tcPr>
+          <w:p/>
+        </w:tc>
+        <w:tc>
+          <w:tcPr>
+            <w:tcW w:type="dxa" w:w="1794"/>
+          </w:tcPr>
+          <w:p/>
+        </w:tc>
+        <w:tc>
+          <w:tcPr>
+            <w:tcW w:type="dxa" w:w="1794"/>
+          </w:tcPr>
+          <w:p/>
+        </w:tc>
+        <w:tc>
+          <w:tcPr>
+            <w:tcW w:type="dxa" w:w="1794"/>
+          </w:tcPr>
+          <w:p/>
+        </w:tc>
+        <w:tc>
+          <w:tcPr>
+            <w:tcW w:type="dxa" w:w="1794"/>
+          </w:tcPr>
+          <w:p/>
+        </w:tc>
+      </w:tr>
+      <w:tr>
+        <w:tc>
+          <w:tcPr>
+            <w:tcW w:type="dxa" w:w="1794"/>
+          </w:tcPr>
+          <w:p>
+            <w:pPr>
+              <w:jc w:val="left"/>
+            </w:pPr>
+            <w:r/>
+            <w:r>
+              <w:rPr>
+                <w:rFonts w:ascii="Calibri" w:hAnsi="Calibri" w:eastAsia="Calibri"/>
+                <w:b w:val="0"/>
+                <w:color w:val="1C2833"/>
+                <w:sz w:val="16"/>
+              </w:rPr>
+              <w:t>{{ r.target.name }}</w:t>
+            </w:r>
+          </w:p>
+        </w:tc>
+        <w:tc>
+          <w:tcPr>
+            <w:tcW w:type="dxa" w:w="1794"/>
+          </w:tcPr>
+          <w:p>
+            <w:pPr>
+              <w:jc w:val="center"/>
+            </w:pPr>
+            <w:r/>
+            <w:r>
+              <w:rPr>
+                <w:rFonts w:ascii="Calibri" w:hAnsi="Calibri" w:eastAsia="Calibri"/>
+                <w:b w:val="0"/>
+                <w:color w:val="1C2833"/>
+                <w:sz w:val="16"/>
+              </w:rPr>
+              <w:t>—</w:t>
+            </w:r>
+          </w:p>
+        </w:tc>
+        <w:tc>
+          <w:tcPr>
+            <w:tcW w:type="dxa" w:w="1794"/>
+          </w:tcPr>
+          <w:p>
+            <w:pPr>
+              <w:jc w:val="center"/>
+            </w:pPr>
+            <w:r/>
+            <w:r>
+              <w:rPr>
+                <w:rFonts w:ascii="Calibri" w:hAnsi="Calibri" w:eastAsia="Calibri"/>
+                <w:b w:val="0"/>
+                <w:color w:val="1C2833"/>
+                <w:sz w:val="16"/>
+              </w:rPr>
+              <w:t>—</w:t>
+            </w:r>
+          </w:p>
+        </w:tc>
+        <w:tc>
+          <w:tcPr>
+            <w:tcW w:type="dxa" w:w="1794"/>
+          </w:tcPr>
+          <w:p>
+            <w:pPr>
+              <w:jc w:val="center"/>
+            </w:pPr>
+            <w:r/>
+            <w:r>
+              <w:rPr>
+                <w:rFonts w:ascii="Calibri" w:hAnsi="Calibri" w:eastAsia="Calibri"/>
+                <w:b w:val="0"/>
+                <w:color w:val="1C2833"/>
+                <w:sz w:val="16"/>
+              </w:rPr>
+              <w:t>—</w:t>
+            </w:r>
+          </w:p>
+        </w:tc>
+        <w:tc>
+          <w:tcPr>
+            <w:tcW w:type="dxa" w:w="1794"/>
+          </w:tcPr>
+          <w:p>
+            <w:pPr>
+              <w:jc w:val="center"/>
+            </w:pPr>
+            <w:r/>
+            <w:r>
+              <w:rPr>
+                <w:rFonts w:ascii="Calibri" w:hAnsi="Calibri" w:eastAsia="Calibri"/>
+                <w:b w:val="0"/>
+                <w:color w:val="1C2833"/>
+                <w:sz w:val="16"/>
+              </w:rPr>
+              <w:t>—</w:t>
+            </w:r>
+          </w:p>
+        </w:tc>
+        <w:tc>
+          <w:tcPr>
+            <w:tcW w:type="dxa" w:w="1794"/>
+            <w:shd w:val="clear" w:color="auto" w:fill="F4F6F7"/>
+          </w:tcPr>
+          <w:p>
+            <w:pPr>
+              <w:jc w:val="center"/>
+            </w:pPr>
+            <w:r/>
+            <w:r>
+              <w:rPr>
+                <w:rFonts w:ascii="Calibri" w:hAnsi="Calibri" w:eastAsia="Calibri"/>
+                <w:b/>
+                <w:color w:val="7F8C8D"/>
+                <w:sz w:val="16"/>
+              </w:rPr>
+              <w:t>未采集</w:t>
+            </w:r>
+          </w:p>
+        </w:tc>
+      </w:tr>
+      <w:tr>
+        <w:tc>
+          <w:tcPr>
+            <w:tcW w:type="dxa" w:w="1794"/>
+          </w:tcPr>
+          <w:p>
+            <w:r>
+              <w:t>{%tr endfor %}</w:t>
+            </w:r>
+          </w:p>
+        </w:tc>
+        <w:tc>
+          <w:tcPr>
+            <w:tcW w:type="dxa" w:w="1794"/>
+          </w:tcPr>
+          <w:p/>
+        </w:tc>
+        <w:tc>
+          <w:tcPr>
+            <w:tcW w:type="dxa" w:w="1794"/>
+          </w:tcPr>
+          <w:p/>
+        </w:tc>
+        <w:tc>
+          <w:tcPr>
+            <w:tcW w:type="dxa" w:w="1794"/>
+          </w:tcPr>
+          <w:p/>
+        </w:tc>
+        <w:tc>
+          <w:tcPr>
+            <w:tcW w:type="dxa" w:w="1794"/>
+          </w:tcPr>
+          <w:p/>
+        </w:tc>
+        <w:tc>
+          <w:tcPr>
+            <w:tcW w:type="dxa" w:w="1794"/>
+          </w:tcPr>
+          <w:p/>
+        </w:tc>
+      </w:tr>
+      <w:tr>
+        <w:tc>
+          <w:tcPr>
+            <w:tcW w:type="dxa" w:w="1794"/>
+          </w:tcPr>
+          <w:p>
+            <w:r>
+              <w:t>{%tr for r in results if r.status == 'SUCCESS' and r.data.critical_count &gt; 0 %}</w:t>
+            </w:r>
+          </w:p>
+        </w:tc>
+        <w:tc>
+          <w:tcPr>
+            <w:tcW w:type="dxa" w:w="1794"/>
+          </w:tcPr>
+          <w:p/>
+        </w:tc>
+        <w:tc>
+          <w:tcPr>
+            <w:tcW w:type="dxa" w:w="1794"/>
+          </w:tcPr>
+          <w:p/>
+        </w:tc>
+        <w:tc>
+          <w:tcPr>
+            <w:tcW w:type="dxa" w:w="1794"/>
+          </w:tcPr>
+          <w:p/>
+        </w:tc>
+        <w:tc>
+          <w:tcPr>
+            <w:tcW w:type="dxa" w:w="1794"/>
+          </w:tcPr>
+          <w:p/>
+        </w:tc>
+        <w:tc>
+          <w:tcPr>
+            <w:tcW w:type="dxa" w:w="1794"/>
+          </w:tcPr>
+          <w:p/>
+        </w:tc>
+      </w:tr>
+      <w:tr>
+        <w:tc>
+          <w:tcPr>
+            <w:tcW w:type="dxa" w:w="1794"/>
+          </w:tcPr>
+          <w:p>
+            <w:r>
+              <w:t>{%tr for m in r.data.metrics %}</w:t>
+            </w:r>
+          </w:p>
+        </w:tc>
+        <w:tc>
+          <w:tcPr>
+            <w:tcW w:type="dxa" w:w="1794"/>
+          </w:tcPr>
+          <w:p/>
+        </w:tc>
+        <w:tc>
+          <w:tcPr>
+            <w:tcW w:type="dxa" w:w="1794"/>
+          </w:tcPr>
+          <w:p/>
+        </w:tc>
+        <w:tc>
+          <w:tcPr>
+            <w:tcW w:type="dxa" w:w="1794"/>
+          </w:tcPr>
+          <w:p/>
+        </w:tc>
+        <w:tc>
+          <w:tcPr>
+            <w:tcW w:type="dxa" w:w="1794"/>
+          </w:tcPr>
+          <w:p/>
+        </w:tc>
+        <w:tc>
+          <w:tcPr>
+            <w:tcW w:type="dxa" w:w="1794"/>
+          </w:tcPr>
+          <w:p/>
+        </w:tc>
+      </w:tr>
+      <w:tr>
+        <w:tc>
+          <w:tcPr>
+            <w:tcW w:type="dxa" w:w="1794"/>
+          </w:tcPr>
+          <w:p>
+            <w:pPr>
+              <w:jc w:val="left"/>
+            </w:pPr>
+            <w:r/>
+            <w:r>
+              <w:rPr>
+                <w:rFonts w:ascii="Calibri" w:hAnsi="Calibri" w:eastAsia="Calibri"/>
+                <w:b w:val="0"/>
+                <w:color w:val="1C2833"/>
+                <w:sz w:val="16"/>
+              </w:rPr>
+              <w:t>{{ r.target.name }}</w:t>
+            </w:r>
+          </w:p>
+        </w:tc>
+        <w:tc>
+          <w:tcPr>
+            <w:tcW w:type="dxa" w:w="1794"/>
+          </w:tcPr>
+          <w:p>
+            <w:pPr>
+              <w:jc w:val="center"/>
+            </w:pPr>
+            <w:r/>
+            <w:r>
+              <w:rPr>
+                <w:rFonts w:ascii="Calibri" w:hAnsi="Calibri" w:eastAsia="Calibri"/>
+                <w:b w:val="0"/>
+                <w:color w:val="1C2833"/>
+                <w:sz w:val="16"/>
+              </w:rPr>
+              <w:t>{{ m.category }} / {{ m.object_name }} / {{ m.display_name|default(m.metric_name) }}</w:t>
+            </w:r>
+          </w:p>
+        </w:tc>
+        <w:tc>
+          <w:tcPr>
+            <w:tcW w:type="dxa" w:w="1794"/>
+          </w:tcPr>
+          <w:p>
+            <w:pPr>
+              <w:jc w:val="center"/>
+            </w:pPr>
+            <w:r/>
+            <w:r>
+              <w:rPr>
+                <w:rFonts w:ascii="Calibri" w:hAnsi="Calibri" w:eastAsia="Calibri"/>
+                <w:b w:val="0"/>
+                <w:color w:val="1C2833"/>
+                <w:sz w:val="16"/>
+              </w:rPr>
+              <w:t>{{ m.warning_line }}</w:t>
+            </w:r>
+          </w:p>
+        </w:tc>
+        <w:tc>
+          <w:tcPr>
+            <w:tcW w:type="dxa" w:w="1794"/>
+          </w:tcPr>
+          <w:p>
+            <w:pPr>
+              <w:jc w:val="center"/>
+            </w:pPr>
+            <w:r/>
+            <w:r>
+              <w:rPr>
+                <w:rFonts w:ascii="Calibri" w:hAnsi="Calibri" w:eastAsia="Calibri"/>
+                <w:b w:val="0"/>
+                <w:color w:val="1C2833"/>
+                <w:sz w:val="16"/>
+              </w:rPr>
+              <w:t>{{ m.critical_line }}</w:t>
+            </w:r>
+          </w:p>
+        </w:tc>
+        <w:tc>
+          <w:tcPr>
+            <w:tcW w:type="dxa" w:w="1794"/>
+          </w:tcPr>
+          <w:p>
+            <w:pPr>
+              <w:jc w:val="center"/>
+            </w:pPr>
+            <w:r/>
+            <w:r>
+              <w:rPr>
+                <w:rFonts w:ascii="Calibri" w:hAnsi="Calibri" w:eastAsia="Calibri"/>
+                <w:b w:val="0"/>
+                <w:color w:val="1C2833"/>
+                <w:sz w:val="16"/>
+              </w:rPr>
+              <w:t>{{ m.value_text }}</w:t>
+            </w:r>
+          </w:p>
+        </w:tc>
+        <w:tc>
+          <w:tcPr>
+            <w:tcW w:type="dxa" w:w="1794"/>
+          </w:tcPr>
+          <w:p>
+            <w:pPr>
+              <w:jc w:val="center"/>
+            </w:pPr>
+            <w:r/>
+            <w:r>
+              <w:rPr>
+                <w:rFonts w:ascii="Calibri" w:hAnsi="Calibri" w:eastAsia="Calibri"/>
+                <w:b w:val="0"/>
+                <w:color w:val="1C2833"/>
+                <w:sz w:val="16"/>
+              </w:rPr>
+              <w:t>{{ m.status_text }}</w:t>
+            </w:r>
+          </w:p>
+        </w:tc>
+      </w:tr>
+      <w:tr>
+        <w:tc>
+          <w:tcPr>
+            <w:tcW w:type="dxa" w:w="1794"/>
+          </w:tcPr>
+          <w:p>
+            <w:r>
+              <w:t>{%tr endfor %}</w:t>
+            </w:r>
+          </w:p>
+        </w:tc>
+        <w:tc>
+          <w:tcPr>
+            <w:tcW w:type="dxa" w:w="1794"/>
+          </w:tcPr>
+          <w:p/>
+        </w:tc>
+        <w:tc>
+          <w:tcPr>
+            <w:tcW w:type="dxa" w:w="1794"/>
+          </w:tcPr>
+          <w:p/>
+        </w:tc>
+        <w:tc>
+          <w:tcPr>
+            <w:tcW w:type="dxa" w:w="1794"/>
+          </w:tcPr>
+          <w:p/>
+        </w:tc>
+        <w:tc>
+          <w:tcPr>
+            <w:tcW w:type="dxa" w:w="1794"/>
+          </w:tcPr>
+          <w:p/>
+        </w:tc>
+        <w:tc>
+          <w:tcPr>
+            <w:tcW w:type="dxa" w:w="1794"/>
+          </w:tcPr>
+          <w:p/>
+        </w:tc>
+      </w:tr>
+      <w:tr>
+        <w:tc>
+          <w:tcPr>
+            <w:tcW w:type="dxa" w:w="1794"/>
+          </w:tcPr>
+          <w:p>
+            <w:r>
+              <w:t>{%tr endfor %}</w:t>
+            </w:r>
+          </w:p>
+        </w:tc>
+        <w:tc>
+          <w:tcPr>
+            <w:tcW w:type="dxa" w:w="1794"/>
+          </w:tcPr>
+          <w:p/>
+        </w:tc>
+        <w:tc>
+          <w:tcPr>
+            <w:tcW w:type="dxa" w:w="1794"/>
+          </w:tcPr>
+          <w:p/>
+        </w:tc>
+        <w:tc>
+          <w:tcPr>
+            <w:tcW w:type="dxa" w:w="1794"/>
+          </w:tcPr>
+          <w:p/>
+        </w:tc>
+        <w:tc>
+          <w:tcPr>
+            <w:tcW w:type="dxa" w:w="1794"/>
+          </w:tcPr>
+          <w:p/>
+        </w:tc>
+        <w:tc>
+          <w:tcPr>
+            <w:tcW w:type="dxa" w:w="1794"/>
+          </w:tcPr>
+          <w:p/>
+        </w:tc>
+      </w:tr>
+      <w:tr>
+        <w:tc>
+          <w:tcPr>
+            <w:tcW w:type="dxa" w:w="1794"/>
+          </w:tcPr>
+          <w:p>
+            <w:r>
+              <w:t>{%tr for r in results if r.status == 'SUCCESS' and r.data.critical_count == 0 and r.data.warning_count &gt; 0 %}</w:t>
+            </w:r>
+          </w:p>
+        </w:tc>
+        <w:tc>
+          <w:tcPr>
+            <w:tcW w:type="dxa" w:w="1794"/>
+          </w:tcPr>
+          <w:p/>
+        </w:tc>
+        <w:tc>
+          <w:tcPr>
+            <w:tcW w:type="dxa" w:w="1794"/>
+          </w:tcPr>
+          <w:p/>
+        </w:tc>
+        <w:tc>
+          <w:tcPr>
+            <w:tcW w:type="dxa" w:w="1794"/>
+          </w:tcPr>
+          <w:p/>
+        </w:tc>
+        <w:tc>
+          <w:tcPr>
+            <w:tcW w:type="dxa" w:w="1794"/>
+          </w:tcPr>
+          <w:p/>
+        </w:tc>
+        <w:tc>
+          <w:tcPr>
+            <w:tcW w:type="dxa" w:w="1794"/>
+          </w:tcPr>
+          <w:p/>
+        </w:tc>
+      </w:tr>
+      <w:tr>
+        <w:tc>
+          <w:tcPr>
+            <w:tcW w:type="dxa" w:w="1794"/>
+          </w:tcPr>
+          <w:p>
+            <w:r>
+              <w:t>{%tr for m in r.data.metrics %}</w:t>
+            </w:r>
+          </w:p>
+        </w:tc>
+        <w:tc>
+          <w:tcPr>
+            <w:tcW w:type="dxa" w:w="1794"/>
+          </w:tcPr>
+          <w:p/>
+        </w:tc>
+        <w:tc>
+          <w:tcPr>
+            <w:tcW w:type="dxa" w:w="1794"/>
+          </w:tcPr>
+          <w:p/>
+        </w:tc>
+        <w:tc>
+          <w:tcPr>
+            <w:tcW w:type="dxa" w:w="1794"/>
+          </w:tcPr>
+          <w:p/>
+        </w:tc>
+        <w:tc>
+          <w:tcPr>
+            <w:tcW w:type="dxa" w:w="1794"/>
+          </w:tcPr>
+          <w:p/>
+        </w:tc>
+        <w:tc>
+          <w:tcPr>
+            <w:tcW w:type="dxa" w:w="1794"/>
+          </w:tcPr>
+          <w:p/>
+        </w:tc>
+      </w:tr>
+      <w:tr>
+        <w:tc>
+          <w:tcPr>
+            <w:tcW w:type="dxa" w:w="1794"/>
+          </w:tcPr>
+          <w:p>
+            <w:pPr>
+              <w:jc w:val="left"/>
+            </w:pPr>
+            <w:r/>
+            <w:r>
+              <w:rPr>
+                <w:rFonts w:ascii="Calibri" w:hAnsi="Calibri" w:eastAsia="Calibri"/>
+                <w:b w:val="0"/>
+                <w:color w:val="1C2833"/>
+                <w:sz w:val="16"/>
+              </w:rPr>
+              <w:t>{{ r.target.name }}</w:t>
+            </w:r>
+          </w:p>
+        </w:tc>
+        <w:tc>
+          <w:tcPr>
+            <w:tcW w:type="dxa" w:w="1794"/>
+          </w:tcPr>
+          <w:p>
+            <w:pPr>
+              <w:jc w:val="center"/>
+            </w:pPr>
+            <w:r/>
+            <w:r>
+              <w:rPr>
+                <w:rFonts w:ascii="Calibri" w:hAnsi="Calibri" w:eastAsia="Calibri"/>
+                <w:b w:val="0"/>
+                <w:color w:val="1C2833"/>
+                <w:sz w:val="16"/>
+              </w:rPr>
+              <w:t>{{ m.category }} / {{ m.object_name }} / {{ m.display_name|default(m.metric_name) }}</w:t>
+            </w:r>
+          </w:p>
+        </w:tc>
+        <w:tc>
+          <w:tcPr>
+            <w:tcW w:type="dxa" w:w="1794"/>
+          </w:tcPr>
+          <w:p>
+            <w:pPr>
+              <w:jc w:val="center"/>
+            </w:pPr>
+            <w:r/>
+            <w:r>
+              <w:rPr>
+                <w:rFonts w:ascii="Calibri" w:hAnsi="Calibri" w:eastAsia="Calibri"/>
+                <w:b w:val="0"/>
+                <w:color w:val="1C2833"/>
+                <w:sz w:val="16"/>
+              </w:rPr>
+              <w:t>{{ m.warning_line }}</w:t>
+            </w:r>
+          </w:p>
+        </w:tc>
+        <w:tc>
+          <w:tcPr>
+            <w:tcW w:type="dxa" w:w="1794"/>
+          </w:tcPr>
+          <w:p>
+            <w:pPr>
+              <w:jc w:val="center"/>
+            </w:pPr>
+            <w:r/>
+            <w:r>
+              <w:rPr>
+                <w:rFonts w:ascii="Calibri" w:hAnsi="Calibri" w:eastAsia="Calibri"/>
+                <w:b w:val="0"/>
+                <w:color w:val="1C2833"/>
+                <w:sz w:val="16"/>
+              </w:rPr>
+              <w:t>{{ m.critical_line }}</w:t>
+            </w:r>
+          </w:p>
+        </w:tc>
+        <w:tc>
+          <w:tcPr>
+            <w:tcW w:type="dxa" w:w="1794"/>
+          </w:tcPr>
+          <w:p>
+            <w:pPr>
+              <w:jc w:val="center"/>
+            </w:pPr>
+            <w:r/>
+            <w:r>
+              <w:rPr>
+                <w:rFonts w:ascii="Calibri" w:hAnsi="Calibri" w:eastAsia="Calibri"/>
+                <w:b w:val="0"/>
+                <w:color w:val="1C2833"/>
+                <w:sz w:val="16"/>
+              </w:rPr>
+              <w:t>{{ m.value_text }}</w:t>
+            </w:r>
+          </w:p>
+        </w:tc>
+        <w:tc>
+          <w:tcPr>
+            <w:tcW w:type="dxa" w:w="1794"/>
+          </w:tcPr>
+          <w:p>
+            <w:pPr>
+              <w:jc w:val="center"/>
+            </w:pPr>
+            <w:r/>
+            <w:r>
+              <w:rPr>
+                <w:rFonts w:ascii="Calibri" w:hAnsi="Calibri" w:eastAsia="Calibri"/>
+                <w:b w:val="0"/>
+                <w:color w:val="1C2833"/>
+                <w:sz w:val="16"/>
+              </w:rPr>
+              <w:t>{{ m.status_text }}</w:t>
+            </w:r>
+          </w:p>
+        </w:tc>
+      </w:tr>
+      <w:tr>
+        <w:tc>
+          <w:tcPr>
+            <w:tcW w:type="dxa" w:w="1794"/>
+          </w:tcPr>
+          <w:p>
+            <w:r>
+              <w:t>{%tr endfor %}</w:t>
+            </w:r>
+          </w:p>
+        </w:tc>
+        <w:tc>
+          <w:tcPr>
+            <w:tcW w:type="dxa" w:w="1794"/>
+          </w:tcPr>
+          <w:p/>
+        </w:tc>
+        <w:tc>
+          <w:tcPr>
+            <w:tcW w:type="dxa" w:w="1794"/>
+          </w:tcPr>
+          <w:p/>
+        </w:tc>
+        <w:tc>
+          <w:tcPr>
+            <w:tcW w:type="dxa" w:w="1794"/>
+          </w:tcPr>
+          <w:p/>
+        </w:tc>
+        <w:tc>
+          <w:tcPr>
+            <w:tcW w:type="dxa" w:w="1794"/>
+          </w:tcPr>
+          <w:p/>
+        </w:tc>
+        <w:tc>
+          <w:tcPr>
+            <w:tcW w:type="dxa" w:w="1794"/>
+          </w:tcPr>
+          <w:p/>
+        </w:tc>
+      </w:tr>
+      <w:tr>
+        <w:tc>
+          <w:tcPr>
+            <w:tcW w:type="dxa" w:w="1794"/>
+          </w:tcPr>
+          <w:p>
+            <w:r>
+              <w:t>{%tr endfor %}</w:t>
+            </w:r>
+          </w:p>
+        </w:tc>
+        <w:tc>
+          <w:tcPr>
+            <w:tcW w:type="dxa" w:w="1794"/>
+          </w:tcPr>
+          <w:p/>
+        </w:tc>
+        <w:tc>
+          <w:tcPr>
+            <w:tcW w:type="dxa" w:w="1794"/>
+          </w:tcPr>
+          <w:p/>
+        </w:tc>
+        <w:tc>
+          <w:tcPr>
+            <w:tcW w:type="dxa" w:w="1794"/>
+          </w:tcPr>
+          <w:p/>
+        </w:tc>
+        <w:tc>
+          <w:tcPr>
+            <w:tcW w:type="dxa" w:w="1794"/>
+          </w:tcPr>
+          <w:p/>
+        </w:tc>
+        <w:tc>
+          <w:tcPr>
+            <w:tcW w:type="dxa" w:w="1794"/>
+          </w:tcPr>
+          <w:p/>
+        </w:tc>
+      </w:tr>
+      <w:tr>
+        <w:tc>
+          <w:tcPr>
+            <w:tcW w:type="dxa" w:w="1794"/>
+          </w:tcPr>
+          <w:p>
+            <w:r>
+              <w:t>{%tr for r in results if r.status == 'SUCCESS' and r.data.critical_count == 0 and r.data.warning_count == 0 %}</w:t>
+            </w:r>
+          </w:p>
+        </w:tc>
+        <w:tc>
+          <w:tcPr>
+            <w:tcW w:type="dxa" w:w="1794"/>
+          </w:tcPr>
+          <w:p/>
+        </w:tc>
+        <w:tc>
+          <w:tcPr>
+            <w:tcW w:type="dxa" w:w="1794"/>
+          </w:tcPr>
+          <w:p/>
+        </w:tc>
+        <w:tc>
+          <w:tcPr>
+            <w:tcW w:type="dxa" w:w="1794"/>
+          </w:tcPr>
+          <w:p/>
+        </w:tc>
+        <w:tc>
+          <w:tcPr>
+            <w:tcW w:type="dxa" w:w="1794"/>
+          </w:tcPr>
+          <w:p/>
+        </w:tc>
+        <w:tc>
+          <w:tcPr>
+            <w:tcW w:type="dxa" w:w="1794"/>
+          </w:tcPr>
+          <w:p/>
+        </w:tc>
+      </w:tr>
+      <w:tr>
+        <w:tc>
+          <w:tcPr>
+            <w:tcW w:type="dxa" w:w="1794"/>
+          </w:tcPr>
+          <w:p>
+            <w:r>
+              <w:t>{%tr for m in r.data.metrics %}</w:t>
+            </w:r>
+          </w:p>
+        </w:tc>
+        <w:tc>
+          <w:tcPr>
+            <w:tcW w:type="dxa" w:w="1794"/>
+          </w:tcPr>
+          <w:p/>
+        </w:tc>
+        <w:tc>
+          <w:tcPr>
+            <w:tcW w:type="dxa" w:w="1794"/>
+          </w:tcPr>
+          <w:p/>
+        </w:tc>
+        <w:tc>
+          <w:tcPr>
+            <w:tcW w:type="dxa" w:w="1794"/>
+          </w:tcPr>
+          <w:p/>
+        </w:tc>
+        <w:tc>
+          <w:tcPr>
+            <w:tcW w:type="dxa" w:w="1794"/>
+          </w:tcPr>
+          <w:p/>
+        </w:tc>
+        <w:tc>
+          <w:tcPr>
+            <w:tcW w:type="dxa" w:w="1794"/>
+          </w:tcPr>
+          <w:p/>
+        </w:tc>
+      </w:tr>
+      <w:tr>
+        <w:tc>
+          <w:tcPr>
+            <w:tcW w:type="dxa" w:w="1794"/>
+          </w:tcPr>
+          <w:p>
+            <w:pPr>
+              <w:jc w:val="left"/>
+            </w:pPr>
+            <w:r/>
+            <w:r>
+              <w:rPr>
+                <w:rFonts w:ascii="Calibri" w:hAnsi="Calibri" w:eastAsia="Calibri"/>
+                <w:b w:val="0"/>
+                <w:color w:val="1C2833"/>
+                <w:sz w:val="16"/>
+              </w:rPr>
+              <w:t>{{ r.target.name }}</w:t>
+            </w:r>
+          </w:p>
+        </w:tc>
+        <w:tc>
+          <w:tcPr>
+            <w:tcW w:type="dxa" w:w="1794"/>
+          </w:tcPr>
+          <w:p>
+            <w:pPr>
+              <w:jc w:val="center"/>
+            </w:pPr>
+            <w:r/>
+            <w:r>
+              <w:rPr>
+                <w:rFonts w:ascii="Calibri" w:hAnsi="Calibri" w:eastAsia="Calibri"/>
+                <w:b w:val="0"/>
+                <w:color w:val="1C2833"/>
+                <w:sz w:val="16"/>
+              </w:rPr>
+              <w:t>{{ m.category }} / {{ m.object_name }} / {{ m.display_name|default(m.metric_name) }}</w:t>
+            </w:r>
+          </w:p>
+        </w:tc>
+        <w:tc>
+          <w:tcPr>
+            <w:tcW w:type="dxa" w:w="1794"/>
+          </w:tcPr>
+          <w:p>
+            <w:pPr>
+              <w:jc w:val="center"/>
+            </w:pPr>
+            <w:r/>
+            <w:r>
+              <w:rPr>
+                <w:rFonts w:ascii="Calibri" w:hAnsi="Calibri" w:eastAsia="Calibri"/>
+                <w:b w:val="0"/>
+                <w:color w:val="1C2833"/>
+                <w:sz w:val="16"/>
+              </w:rPr>
+              <w:t>{{ m.warning_line }}</w:t>
+            </w:r>
+          </w:p>
+        </w:tc>
+        <w:tc>
+          <w:tcPr>
+            <w:tcW w:type="dxa" w:w="1794"/>
+          </w:tcPr>
+          <w:p>
+            <w:pPr>
+              <w:jc w:val="center"/>
+            </w:pPr>
+            <w:r/>
+            <w:r>
+              <w:rPr>
+                <w:rFonts w:ascii="Calibri" w:hAnsi="Calibri" w:eastAsia="Calibri"/>
+                <w:b w:val="0"/>
+                <w:color w:val="1C2833"/>
+                <w:sz w:val="16"/>
+              </w:rPr>
+              <w:t>{{ m.critical_line }}</w:t>
+            </w:r>
+          </w:p>
+        </w:tc>
+        <w:tc>
+          <w:tcPr>
+            <w:tcW w:type="dxa" w:w="1794"/>
+          </w:tcPr>
+          <w:p>
+            <w:pPr>
+              <w:jc w:val="center"/>
+            </w:pPr>
+            <w:r/>
+            <w:r>
+              <w:rPr>
+                <w:rFonts w:ascii="Calibri" w:hAnsi="Calibri" w:eastAsia="Calibri"/>
+                <w:b w:val="0"/>
+                <w:color w:val="1C2833"/>
+                <w:sz w:val="16"/>
+              </w:rPr>
+              <w:t>{{ m.value_text }}</w:t>
+            </w:r>
+          </w:p>
+        </w:tc>
+        <w:tc>
+          <w:tcPr>
+            <w:tcW w:type="dxa" w:w="1794"/>
+          </w:tcPr>
+          <w:p>
+            <w:pPr>
+              <w:jc w:val="center"/>
+            </w:pPr>
+            <w:r/>
+            <w:r>
+              <w:rPr>
+                <w:rFonts w:ascii="Calibri" w:hAnsi="Calibri" w:eastAsia="Calibri"/>
+                <w:b w:val="0"/>
+                <w:color w:val="1C2833"/>
+                <w:sz w:val="16"/>
+              </w:rPr>
+              <w:t>{{ m.status_text }}</w:t>
+            </w:r>
+          </w:p>
+        </w:tc>
+      </w:tr>
+      <w:tr>
+        <w:tc>
+          <w:tcPr>
+            <w:tcW w:type="dxa" w:w="1794"/>
+          </w:tcPr>
+          <w:p>
+            <w:r>
+              <w:t>{%tr endfor %}</w:t>
+            </w:r>
+          </w:p>
+        </w:tc>
+        <w:tc>
+          <w:tcPr>
+            <w:tcW w:type="dxa" w:w="1794"/>
+          </w:tcPr>
+          <w:p/>
+        </w:tc>
+        <w:tc>
+          <w:tcPr>
+            <w:tcW w:type="dxa" w:w="1794"/>
+          </w:tcPr>
+          <w:p/>
+        </w:tc>
+        <w:tc>
+          <w:tcPr>
+            <w:tcW w:type="dxa" w:w="1794"/>
+          </w:tcPr>
+          <w:p/>
+        </w:tc>
+        <w:tc>
+          <w:tcPr>
+            <w:tcW w:type="dxa" w:w="1794"/>
+          </w:tcPr>
+          <w:p/>
+        </w:tc>
+        <w:tc>
+          <w:tcPr>
+            <w:tcW w:type="dxa" w:w="1794"/>
+          </w:tcPr>
+          <w:p/>
+        </w:tc>
+      </w:tr>
+      <w:tr>
+        <w:tc>
+          <w:tcPr>
+            <w:tcW w:type="dxa" w:w="1794"/>
+          </w:tcPr>
+          <w:p>
+            <w:r>
+              <w:t>{%tr endfor %}</w:t>
+            </w:r>
+          </w:p>
+        </w:tc>
+        <w:tc>
+          <w:tcPr>
+            <w:tcW w:type="dxa" w:w="1794"/>
+          </w:tcPr>
+          <w:p/>
+        </w:tc>
+        <w:tc>
+          <w:tcPr>
+            <w:tcW w:type="dxa" w:w="1794"/>
+          </w:tcPr>
+          <w:p/>
+        </w:tc>
+        <w:tc>
+          <w:tcPr>
+            <w:tcW w:type="dxa" w:w="1794"/>
+          </w:tcPr>
+          <w:p/>
+        </w:tc>
+        <w:tc>
+          <w:tcPr>
+            <w:tcW w:type="dxa" w:w="1794"/>
+          </w:tcPr>
+          <w:p/>
+        </w:tc>
+        <w:tc>
+          <w:tcPr>
+            <w:tcW w:type="dxa" w:w="1794"/>
+          </w:tcPr>
+          <w:p/>
+        </w:tc>
+      </w:tr>
+    </w:tbl>
     <w:sectPr>
       <w:pgSz w:w="12240" w:h="15840"/>
-      <w:pgMar w:top="1020" w:right="1134" w:bottom="1020" w:left="1134" w:header="720" w:footer="720" w:gutter="0"/>
+      <w:pgMar w:top="794" w:right="737" w:bottom="794" w:left="737" w:header="720" w:footer="720" w:gutter="0"/>
       <w:cols w:space="720"/>
       <w:docGrid w:linePitch="360"/>
     </w:sectPr>

--- a/server/apps/workflow_orchestration/assets/templates/health-inspection-example.docx
+++ b/server/apps/workflow_orchestration/assets/templates/health-inspection-example.docx
@@ -510,7 +510,7 @@
           </w:tcPr>
           <w:p>
             <w:r>
-              <w:t>{%tr for r in results if r.status != 'SUCCESS' %}</w:t>
+              <w:t>{%tr for r in data if r.status != 'SUCCESS' %}</w:t>
             </w:r>
           </w:p>
         </w:tc>
@@ -628,7 +628,7 @@
                 <w:color w:val="1C2833"/>
                 <w:sz w:val="16"/>
               </w:rPr>
-              <w:t>{{ r.data.critical_count }}</w:t>
+              <w:t>{{ r.result.critical_count }}</w:t>
             </w:r>
           </w:p>
         </w:tc>
@@ -648,7 +648,7 @@
                 <w:color w:val="1C2833"/>
                 <w:sz w:val="16"/>
               </w:rPr>
-              <w:t>{{ r.data.warning_count }}</w:t>
+              <w:t>{{ r.result.warning_count }}</w:t>
             </w:r>
           </w:p>
         </w:tc>
@@ -668,7 +668,7 @@
                 <w:color w:val="1C2833"/>
                 <w:sz w:val="16"/>
               </w:rPr>
-              <w:t>{{ r.data.normal_count }}</w:t>
+              <w:t>{{ r.result.normal_count }}</w:t>
             </w:r>
           </w:p>
         </w:tc>
@@ -749,7 +749,7 @@
           </w:tcPr>
           <w:p>
             <w:r>
-              <w:t>{%tr for r in results if r.status == 'SUCCESS' and r.data.critical_count &gt; 0 %}</w:t>
+              <w:t>{%tr for r in data if r.status == 'SUCCESS' and r.result.critical_count &gt; 0 %}</w:t>
             </w:r>
           </w:p>
         </w:tc>
@@ -867,7 +867,7 @@
                 <w:color w:val="1C2833"/>
                 <w:sz w:val="16"/>
               </w:rPr>
-              <w:t>{{ r.data.critical_count }}</w:t>
+              <w:t>{{ r.result.critical_count }}</w:t>
             </w:r>
           </w:p>
         </w:tc>
@@ -887,7 +887,7 @@
                 <w:color w:val="1C2833"/>
                 <w:sz w:val="16"/>
               </w:rPr>
-              <w:t>{{ r.data.warning_count }}</w:t>
+              <w:t>{{ r.result.warning_count }}</w:t>
             </w:r>
           </w:p>
         </w:tc>
@@ -907,7 +907,7 @@
                 <w:color w:val="1C2833"/>
                 <w:sz w:val="16"/>
               </w:rPr>
-              <w:t>{{ r.data.normal_count }}</w:t>
+              <w:t>{{ r.result.normal_count }}</w:t>
             </w:r>
           </w:p>
         </w:tc>
@@ -988,7 +988,7 @@
           </w:tcPr>
           <w:p>
             <w:r>
-              <w:t>{%tr for r in results if r.status == 'SUCCESS' and r.data.critical_count == 0 and r.data.warning_count &gt; 0 %}</w:t>
+              <w:t>{%tr for r in data if r.status == 'SUCCESS' and r.result.critical_count == 0 and r.result.warning_count &gt; 0 %}</w:t>
             </w:r>
           </w:p>
         </w:tc>
@@ -1106,7 +1106,7 @@
                 <w:color w:val="1C2833"/>
                 <w:sz w:val="16"/>
               </w:rPr>
-              <w:t>{{ r.data.critical_count }}</w:t>
+              <w:t>{{ r.result.critical_count }}</w:t>
             </w:r>
           </w:p>
         </w:tc>
@@ -1126,7 +1126,7 @@
                 <w:color w:val="1C2833"/>
                 <w:sz w:val="16"/>
               </w:rPr>
-              <w:t>{{ r.data.warning_count }}</w:t>
+              <w:t>{{ r.result.warning_count }}</w:t>
             </w:r>
           </w:p>
         </w:tc>
@@ -1146,7 +1146,7 @@
                 <w:color w:val="1C2833"/>
                 <w:sz w:val="16"/>
               </w:rPr>
-              <w:t>{{ r.data.normal_count }}</w:t>
+              <w:t>{{ r.result.normal_count }}</w:t>
             </w:r>
           </w:p>
         </w:tc>
@@ -1227,7 +1227,7 @@
           </w:tcPr>
           <w:p>
             <w:r>
-              <w:t>{%tr for r in results if r.status == 'SUCCESS' and r.data.critical_count == 0 and r.data.warning_count == 0 %}</w:t>
+              <w:t>{%tr for r in data if r.status == 'SUCCESS' and r.result.critical_count == 0 and r.result.warning_count == 0 %}</w:t>
             </w:r>
           </w:p>
         </w:tc>
@@ -1345,7 +1345,7 @@
                 <w:color w:val="1C2833"/>
                 <w:sz w:val="16"/>
               </w:rPr>
-              <w:t>{{ r.data.critical_count }}</w:t>
+              <w:t>{{ r.result.critical_count }}</w:t>
             </w:r>
           </w:p>
         </w:tc>
@@ -1365,7 +1365,7 @@
                 <w:color w:val="1C2833"/>
                 <w:sz w:val="16"/>
               </w:rPr>
-              <w:t>{{ r.data.warning_count }}</w:t>
+              <w:t>{{ r.result.warning_count }}</w:t>
             </w:r>
           </w:p>
         </w:tc>
@@ -1385,7 +1385,7 @@
                 <w:color w:val="1C2833"/>
                 <w:sz w:val="16"/>
               </w:rPr>
-              <w:t>{{ r.data.normal_count }}</w:t>
+              <w:t>{{ r.result.normal_count }}</w:t>
             </w:r>
           </w:p>
         </w:tc>
@@ -2645,7 +2645,7 @@
           </w:tcPr>
           <w:p>
             <w:r>
-              <w:t>{%tr for r in results %}</w:t>
+              <w:t>{%tr for r in data %}</w:t>
             </w:r>
           </w:p>
         </w:tc>
@@ -2681,7 +2681,7 @@
           </w:tcPr>
           <w:p>
             <w:r>
-              <w:t>{%tr for m in r.data.critical|default([]) %}</w:t>
+              <w:t>{%tr for m in r.result.critical|default([]) %}</w:t>
             </w:r>
           </w:p>
         </w:tc>
@@ -3041,7 +3041,7 @@
           </w:tcPr>
           <w:p>
             <w:r>
-              <w:t>{%tr for r in results %}</w:t>
+              <w:t>{%tr for r in data %}</w:t>
             </w:r>
           </w:p>
         </w:tc>
@@ -3077,7 +3077,7 @@
           </w:tcPr>
           <w:p>
             <w:r>
-              <w:t>{%tr for m in r.data.warning|default([]) %}</w:t>
+              <w:t>{%tr for m in r.result.warning|default([]) %}</w:t>
             </w:r>
           </w:p>
         </w:tc>
@@ -3464,7 +3464,7 @@
           </w:tcPr>
           <w:p>
             <w:r>
-              <w:t>{%tr for r in results if r.status != 'SUCCESS' %}</w:t>
+              <w:t>{%tr for r in data if r.status != 'SUCCESS' %}</w:t>
             </w:r>
           </w:p>
         </w:tc>
@@ -3671,7 +3671,7 @@
           </w:tcPr>
           <w:p>
             <w:r>
-              <w:t>{%tr for r in results if r.status == 'SUCCESS' and r.data.critical_count &gt; 0 %}</w:t>
+              <w:t>{%tr for r in data if r.status == 'SUCCESS' and r.result.critical_count &gt; 0 %}</w:t>
             </w:r>
           </w:p>
         </w:tc>
@@ -3713,7 +3713,7 @@
           </w:tcPr>
           <w:p>
             <w:r>
-              <w:t>{%tr for m in r.data.metrics %}</w:t>
+              <w:t>{%tr for m in r.result.metrics %}</w:t>
             </w:r>
           </w:p>
         </w:tc>
@@ -3961,7 +3961,7 @@
           </w:tcPr>
           <w:p>
             <w:r>
-              <w:t>{%tr for r in results if r.status == 'SUCCESS' and r.data.critical_count == 0 and r.data.warning_count &gt; 0 %}</w:t>
+              <w:t>{%tr for r in data if r.status == 'SUCCESS' and r.result.critical_count == 0 and r.result.warning_count &gt; 0 %}</w:t>
             </w:r>
           </w:p>
         </w:tc>
@@ -4003,7 +4003,7 @@
           </w:tcPr>
           <w:p>
             <w:r>
-              <w:t>{%tr for m in r.data.metrics %}</w:t>
+              <w:t>{%tr for m in r.result.metrics %}</w:t>
             </w:r>
           </w:p>
         </w:tc>
@@ -4251,7 +4251,7 @@
           </w:tcPr>
           <w:p>
             <w:r>
-              <w:t>{%tr for r in results if r.status == 'SUCCESS' and r.data.critical_count == 0 and r.data.warning_count == 0 %}</w:t>
+              <w:t>{%tr for r in data if r.status == 'SUCCESS' and r.result.critical_count == 0 and r.result.warning_count == 0 %}</w:t>
             </w:r>
           </w:p>
         </w:tc>
@@ -4293,7 +4293,7 @@
           </w:tcPr>
           <w:p>
             <w:r>
-              <w:t>{%tr for m in r.data.metrics %}</w:t>
+              <w:t>{%tr for m in r.result.metrics %}</w:t>
             </w:r>
           </w:p>
         </w:tc>
